--- a/Pilot_phase_Abstract/Writing/Abstract_SCS_26/26_01_07_SCS_Abstract_2026 .docx
+++ b/Pilot_phase_Abstract/Writing/Abstract_SCS_26/26_01_07_SCS_Abstract_2026 .docx
@@ -645,55 +645,27 @@
         </w:rPr>
         <w:t xml:space="preserve">, </w:t>
       </w:r>
-      <w:ins w:id="0" w:author="Milo Alan Puhan" w:date="2026-01-07T15:10:00Z" w16du:dateUtc="2026-01-07T14:10:00Z">
-        <w:r>
-          <w:rPr>
-            <w:rFonts w:ascii="Arial" w:eastAsia="Times New Roman" w:hAnsi="Arial" w:cs="Arial"/>
-            <w:kern w:val="0"/>
-            <w:sz w:val="22"/>
-            <w:szCs w:val="22"/>
-            <w:lang w:eastAsia="de-DE"/>
-            <w14:ligatures w14:val="none"/>
-          </w:rPr>
-          <w:t xml:space="preserve">although </w:t>
-        </w:r>
-      </w:ins>
-      <w:r>
-        <w:rPr>
-          <w:rFonts w:ascii="Arial" w:eastAsia="Times New Roman" w:hAnsi="Arial" w:cs="Arial"/>
-          <w:kern w:val="0"/>
-          <w:sz w:val="22"/>
-          <w:szCs w:val="22"/>
-          <w:lang w:eastAsia="de-DE"/>
-          <w14:ligatures w14:val="none"/>
-        </w:rPr>
-        <w:t xml:space="preserve">considered </w:t>
-      </w:r>
-      <w:ins w:id="1" w:author="fariba abbassi" w:date="2026-01-06T12:38:00Z" w16du:dateUtc="2026-01-06T11:38:00Z">
-        <w:del w:id="2" w:author="Milo Alan Puhan" w:date="2026-01-07T15:10:00Z" w16du:dateUtc="2026-01-07T14:10:00Z">
-          <w:r>
-            <w:rPr>
-              <w:rFonts w:ascii="Arial" w:eastAsia="Times New Roman" w:hAnsi="Arial" w:cs="Arial"/>
-              <w:kern w:val="0"/>
-              <w:sz w:val="22"/>
-              <w:szCs w:val="22"/>
-              <w:lang w:eastAsia="de-DE"/>
-              <w14:ligatures w14:val="none"/>
-            </w:rPr>
-            <w:delText xml:space="preserve">as </w:delText>
-          </w:r>
-        </w:del>
-      </w:ins>
-      <w:r>
-        <w:rPr>
-          <w:rFonts w:ascii="Arial" w:eastAsia="Times New Roman" w:hAnsi="Arial" w:cs="Arial"/>
-          <w:kern w:val="0"/>
-          <w:sz w:val="22"/>
-          <w:szCs w:val="22"/>
-          <w:lang w:eastAsia="de-DE"/>
-          <w14:ligatures w14:val="none"/>
-        </w:rPr>
-        <w:t xml:space="preserve">the gold standard for generating </w:t>
+      <w:r>
+        <w:rPr>
+          <w:rFonts w:ascii="Arial" w:eastAsia="Times New Roman" w:hAnsi="Arial" w:cs="Arial"/>
+          <w:kern w:val="0"/>
+          <w:sz w:val="22"/>
+          <w:szCs w:val="22"/>
+          <w:lang w:eastAsia="de-DE"/>
+          <w14:ligatures w14:val="none"/>
+        </w:rPr>
+        <w:t xml:space="preserve">although </w:t>
+      </w:r>
+      <w:r>
+        <w:rPr>
+          <w:rFonts w:ascii="Arial" w:eastAsia="Times New Roman" w:hAnsi="Arial" w:cs="Arial"/>
+          <w:kern w:val="0"/>
+          <w:sz w:val="22"/>
+          <w:szCs w:val="22"/>
+          <w:lang w:eastAsia="de-DE"/>
+          <w14:ligatures w14:val="none"/>
+        </w:rPr>
+        <w:t xml:space="preserve">considered the gold standard for generating </w:t>
       </w:r>
       <w:r>
         <w:rPr>
@@ -728,76 +700,17 @@
         </w:rPr>
         <w:t xml:space="preserve">, </w:t>
       </w:r>
-      <w:del w:id="3" w:author="Milo Alan Puhan" w:date="2026-01-07T15:10:00Z" w16du:dateUtc="2026-01-07T14:10:00Z">
-        <w:r>
-          <w:rPr>
-            <w:rFonts w:ascii="Arial" w:eastAsia="Times New Roman" w:hAnsi="Arial" w:cs="Arial"/>
-            <w:kern w:val="0"/>
-            <w:sz w:val="22"/>
-            <w:szCs w:val="22"/>
-            <w:lang w:eastAsia="de-DE"/>
-            <w14:ligatures w14:val="none"/>
-          </w:rPr>
-          <w:delText xml:space="preserve">have </w:delText>
-        </w:r>
-        <w:r>
-          <w:rPr>
-            <w:rFonts w:ascii="Arial" w:eastAsia="Times New Roman" w:hAnsi="Arial" w:cs="Arial"/>
-            <w:kern w:val="0"/>
-            <w:sz w:val="22"/>
-            <w:szCs w:val="22"/>
-            <w:lang w:eastAsia="de-DE"/>
-            <w14:ligatures w14:val="none"/>
-          </w:rPr>
-          <w:delText xml:space="preserve">been shown </w:delText>
-        </w:r>
-        <w:r>
-          <w:rPr>
-            <w:rFonts w:ascii="Arial" w:eastAsia="Times New Roman" w:hAnsi="Arial" w:cs="Arial"/>
-            <w:kern w:val="0"/>
-            <w:sz w:val="22"/>
-            <w:szCs w:val="22"/>
-            <w:lang w:eastAsia="de-DE"/>
-            <w14:ligatures w14:val="none"/>
-          </w:rPr>
-          <w:delText>to</w:delText>
-        </w:r>
-        <w:r>
-          <w:rPr>
-            <w:rFonts w:ascii="Arial" w:eastAsia="Times New Roman" w:hAnsi="Arial" w:cs="Arial"/>
-            <w:kern w:val="0"/>
-            <w:sz w:val="22"/>
-            <w:szCs w:val="22"/>
-            <w:lang w:eastAsia="de-DE"/>
-            <w14:ligatures w14:val="none"/>
-          </w:rPr>
-          <w:delText xml:space="preserve"> </w:delText>
-        </w:r>
-        <w:r>
-          <w:rPr>
-            <w:rFonts w:ascii="Arial" w:eastAsia="Times New Roman" w:hAnsi="Arial" w:cs="Arial"/>
-            <w:kern w:val="0"/>
-            <w:sz w:val="22"/>
-            <w:szCs w:val="22"/>
-            <w:lang w:eastAsia="de-DE"/>
-            <w14:ligatures w14:val="none"/>
-          </w:rPr>
-          <w:delText>rarely place patients at the center of their research and to be</w:delText>
-        </w:r>
-      </w:del>
-      <w:ins w:id="4" w:author="Milo Alan Puhan" w:date="2026-01-07T15:10:00Z" w16du:dateUtc="2026-01-07T14:10:00Z">
-        <w:r>
-          <w:rPr>
-            <w:rFonts w:ascii="Arial" w:eastAsia="Times New Roman" w:hAnsi="Arial" w:cs="Arial"/>
-            <w:kern w:val="0"/>
-            <w:sz w:val="22"/>
-            <w:szCs w:val="22"/>
-            <w:lang w:eastAsia="de-DE"/>
-            <w14:ligatures w14:val="none"/>
-          </w:rPr>
-          <w:t>are</w:t>
-        </w:r>
-      </w:ins>
+      <w:r>
+        <w:rPr>
+          <w:rFonts w:ascii="Arial" w:eastAsia="Times New Roman" w:hAnsi="Arial" w:cs="Arial"/>
+          <w:kern w:val="0"/>
+          <w:sz w:val="22"/>
+          <w:szCs w:val="22"/>
+          <w:lang w:eastAsia="de-DE"/>
+          <w14:ligatures w14:val="none"/>
+        </w:rPr>
+        <w:t>are</w:t>
+      </w:r>
       <w:r>
         <w:rPr>
           <w:rFonts w:ascii="Arial" w:eastAsia="Times New Roman" w:hAnsi="Arial" w:cs="Arial"/>
@@ -853,173 +766,52 @@
         </w:rPr>
         <w:t xml:space="preserve">. </w:t>
       </w:r>
-      <w:ins w:id="5" w:author="Milo Alan Puhan" w:date="2026-01-07T15:11:00Z" w16du:dateUtc="2026-01-07T14:11:00Z">
-        <w:del w:id="6" w:author="fariba abbassi" w:date="2026-01-07T20:24:00Z" w16du:dateUtc="2026-01-07T19:24:00Z">
-          <w:r>
-            <w:rPr>
-              <w:rFonts w:ascii="Arial" w:eastAsia="Times New Roman" w:hAnsi="Arial" w:cs="Arial"/>
-              <w:kern w:val="0"/>
-              <w:sz w:val="22"/>
-              <w:szCs w:val="22"/>
-              <w:lang w:eastAsia="de-DE"/>
-              <w14:ligatures w14:val="none"/>
-            </w:rPr>
-            <w:delText>Our hypothesis is</w:delText>
-          </w:r>
-        </w:del>
-      </w:ins>
-      <w:ins w:id="7" w:author="fariba abbassi" w:date="2026-01-07T20:24:00Z" w16du:dateUtc="2026-01-07T19:24:00Z">
-        <w:r>
-          <w:rPr>
-            <w:rFonts w:ascii="Arial" w:eastAsia="Times New Roman" w:hAnsi="Arial" w:cs="Arial"/>
-            <w:kern w:val="0"/>
-            <w:sz w:val="22"/>
-            <w:szCs w:val="22"/>
-            <w:lang w:eastAsia="de-DE"/>
-            <w14:ligatures w14:val="none"/>
-          </w:rPr>
-          <w:t>We hypothesize</w:t>
-        </w:r>
-      </w:ins>
-      <w:ins w:id="8" w:author="Milo Alan Puhan" w:date="2026-01-07T15:11:00Z" w16du:dateUtc="2026-01-07T14:11:00Z">
-        <w:r>
-          <w:rPr>
-            <w:rFonts w:ascii="Arial" w:eastAsia="Times New Roman" w:hAnsi="Arial" w:cs="Arial"/>
-            <w:kern w:val="0"/>
-            <w:sz w:val="22"/>
-            <w:szCs w:val="22"/>
-            <w:lang w:eastAsia="de-DE"/>
-            <w14:ligatures w14:val="none"/>
-          </w:rPr>
-          <w:t xml:space="preserve"> that </w:t>
-        </w:r>
-      </w:ins>
-      <w:ins w:id="9" w:author="fariba abbassi" w:date="2026-01-06T12:31:00Z" w16du:dateUtc="2026-01-06T11:31:00Z">
-        <w:del w:id="10" w:author="Milo Alan Puhan" w:date="2026-01-07T15:11:00Z" w16du:dateUtc="2026-01-07T14:11:00Z">
-          <w:r>
-            <w:rPr>
-              <w:rFonts w:ascii="Arial" w:eastAsia="Times New Roman" w:hAnsi="Arial" w:cs="Arial"/>
-              <w:kern w:val="0"/>
-              <w:sz w:val="22"/>
-              <w:szCs w:val="22"/>
-              <w:lang w:eastAsia="de-DE"/>
-              <w14:ligatures w14:val="none"/>
-            </w:rPr>
-            <w:delText>P</w:delText>
-          </w:r>
-        </w:del>
-      </w:ins>
-      <w:ins w:id="11" w:author="Milo Alan Puhan" w:date="2026-01-07T15:11:00Z" w16du:dateUtc="2026-01-07T14:11:00Z">
-        <w:r>
-          <w:rPr>
-            <w:rFonts w:ascii="Arial" w:eastAsia="Times New Roman" w:hAnsi="Arial" w:cs="Arial"/>
-            <w:kern w:val="0"/>
-            <w:sz w:val="22"/>
-            <w:szCs w:val="22"/>
-            <w:lang w:eastAsia="de-DE"/>
-            <w14:ligatures w14:val="none"/>
-          </w:rPr>
-          <w:t>p</w:t>
-        </w:r>
-      </w:ins>
-      <w:ins w:id="12" w:author="fariba abbassi" w:date="2026-01-06T12:31:00Z" w16du:dateUtc="2026-01-06T11:31:00Z">
-        <w:r>
-          <w:rPr>
-            <w:rFonts w:ascii="Arial" w:hAnsi="Arial" w:cs="Arial"/>
-            <w:sz w:val="22"/>
-            <w:szCs w:val="22"/>
-            <w:rPrChange w:id="13" w:author="fariba abbassi" w:date="2026-01-07T20:48:00Z" w16du:dateUtc="2026-01-07T19:48:00Z">
-              <w:rPr/>
-            </w:rPrChange>
-          </w:rPr>
-          <w:t>oor reporting</w:t>
-        </w:r>
-        <w:del w:id="14" w:author="Milo Alan Puhan" w:date="2026-01-07T15:11:00Z" w16du:dateUtc="2026-01-07T14:11:00Z">
-          <w:r>
-            <w:rPr>
-              <w:rFonts w:ascii="Arial" w:hAnsi="Arial" w:cs="Arial"/>
-              <w:sz w:val="22"/>
-              <w:szCs w:val="22"/>
-              <w:rPrChange w:id="15" w:author="fariba abbassi" w:date="2026-01-07T20:48:00Z" w16du:dateUtc="2026-01-07T19:48:00Z">
-                <w:rPr/>
-              </w:rPrChange>
-            </w:rPr>
-            <w:delText>, however,</w:delText>
-          </w:r>
-        </w:del>
-        <w:r>
-          <w:rPr>
-            <w:rFonts w:ascii="Arial" w:hAnsi="Arial" w:cs="Arial"/>
-            <w:sz w:val="22"/>
-            <w:szCs w:val="22"/>
-            <w:rPrChange w:id="16" w:author="fariba abbassi" w:date="2026-01-07T20:48:00Z" w16du:dateUtc="2026-01-07T19:48:00Z">
-              <w:rPr/>
-            </w:rPrChange>
-          </w:rPr>
-          <w:t xml:space="preserve"> may </w:t>
-        </w:r>
-      </w:ins>
-      <w:ins w:id="17" w:author="Milo Alan Puhan" w:date="2026-01-07T15:18:00Z" w16du:dateUtc="2026-01-07T14:18:00Z">
-        <w:del w:id="18" w:author="fariba abbassi" w:date="2026-01-07T20:24:00Z" w16du:dateUtc="2026-01-07T19:24:00Z">
-          <w:r>
-            <w:rPr>
-              <w:rFonts w:ascii="Arial" w:hAnsi="Arial" w:cs="Arial"/>
-              <w:sz w:val="22"/>
-              <w:szCs w:val="22"/>
-            </w:rPr>
-            <w:delText xml:space="preserve">actually </w:delText>
-          </w:r>
-        </w:del>
-      </w:ins>
-      <w:ins w:id="19" w:author="fariba abbassi" w:date="2026-01-06T12:31:00Z" w16du:dateUtc="2026-01-06T11:31:00Z">
-        <w:r>
-          <w:rPr>
-            <w:rFonts w:ascii="Arial" w:hAnsi="Arial" w:cs="Arial"/>
-            <w:sz w:val="22"/>
-            <w:szCs w:val="22"/>
-            <w:rPrChange w:id="20" w:author="fariba abbassi" w:date="2026-01-07T20:48:00Z" w16du:dateUtc="2026-01-07T19:48:00Z">
-              <w:rPr/>
-            </w:rPrChange>
-          </w:rPr>
-          <w:t>reflect a more fundamental problem, namely inadequate trial planning</w:t>
-        </w:r>
-      </w:ins>
-      <w:ins w:id="21" w:author="Milo Alan Puhan" w:date="2026-01-07T15:11:00Z" w16du:dateUtc="2026-01-07T14:11:00Z">
-        <w:r>
-          <w:rPr>
-            <w:rFonts w:ascii="Arial" w:hAnsi="Arial" w:cs="Arial"/>
-            <w:sz w:val="22"/>
-            <w:szCs w:val="22"/>
-          </w:rPr>
-          <w:t xml:space="preserve"> for informing clinical practice</w:t>
-        </w:r>
-      </w:ins>
-      <w:ins w:id="22" w:author="fariba abbassi" w:date="2026-01-06T12:31:00Z" w16du:dateUtc="2026-01-06T11:31:00Z">
-        <w:r>
-          <w:rPr>
-            <w:rFonts w:ascii="Arial" w:hAnsi="Arial" w:cs="Arial"/>
-            <w:sz w:val="22"/>
-            <w:szCs w:val="22"/>
-            <w:rPrChange w:id="23" w:author="fariba abbassi" w:date="2026-01-07T20:48:00Z" w16du:dateUtc="2026-01-07T19:48:00Z">
-              <w:rPr/>
-            </w:rPrChange>
-          </w:rPr>
-          <w:t>.</w:t>
-        </w:r>
-      </w:ins>
-      <w:del w:id="24" w:author="fariba abbassi" w:date="2026-01-06T12:31:00Z" w16du:dateUtc="2026-01-06T11:31:00Z">
-        <w:r>
-          <w:rPr>
-            <w:rFonts w:ascii="Arial" w:eastAsia="Times New Roman" w:hAnsi="Arial" w:cs="Arial"/>
-            <w:kern w:val="0"/>
-            <w:sz w:val="22"/>
-            <w:szCs w:val="22"/>
-            <w:lang w:eastAsia="de-DE"/>
-            <w14:ligatures w14:val="none"/>
-          </w:rPr>
-          <w:delText>Poor reporting, however, may only be the symptom of a deeper issue, namely, inadequate trial planning.</w:delText>
-        </w:r>
-      </w:del>
+      <w:r>
+        <w:rPr>
+          <w:rFonts w:ascii="Arial" w:eastAsia="Times New Roman" w:hAnsi="Arial" w:cs="Arial"/>
+          <w:kern w:val="0"/>
+          <w:sz w:val="22"/>
+          <w:szCs w:val="22"/>
+          <w:lang w:eastAsia="de-DE"/>
+          <w14:ligatures w14:val="none"/>
+        </w:rPr>
+        <w:t>We hypothesize</w:t>
+      </w:r>
+      <w:r>
+        <w:rPr>
+          <w:rFonts w:ascii="Arial" w:eastAsia="Times New Roman" w:hAnsi="Arial" w:cs="Arial"/>
+          <w:kern w:val="0"/>
+          <w:sz w:val="22"/>
+          <w:szCs w:val="22"/>
+          <w:lang w:eastAsia="de-DE"/>
+          <w14:ligatures w14:val="none"/>
+        </w:rPr>
+        <w:t xml:space="preserve"> that p</w:t>
+      </w:r>
+      <w:r>
+        <w:rPr>
+          <w:rFonts w:ascii="Arial" w:hAnsi="Arial" w:cs="Arial"/>
+          <w:sz w:val="22"/>
+          <w:szCs w:val="22"/>
+        </w:rPr>
+        <w:t>oor reporting may reflect a more fundamental problem, namely inadequate trial planning</w:t>
+      </w:r>
+      <w:r>
+        <w:rPr>
+          <w:rFonts w:ascii="Arial" w:hAnsi="Arial" w:cs="Arial"/>
+          <w:sz w:val="22"/>
+          <w:szCs w:val="22"/>
+        </w:rPr>
+        <w:t xml:space="preserve"> for informing clinical practice</w:t>
+      </w:r>
+      <w:r>
+        <w:rPr>
+          <w:rFonts w:ascii="Arial" w:hAnsi="Arial" w:cs="Arial"/>
+          <w:sz w:val="22"/>
+          <w:szCs w:val="22"/>
+        </w:rPr>
+        <w:t>.</w:t>
+      </w:r>
     </w:p>
     <w:p>
       <w:pPr>
@@ -1059,91 +851,17 @@
         </w:rPr>
         <w:t xml:space="preserve"> </w:t>
       </w:r>
-      <w:del w:id="25" w:author="fariba abbassi" w:date="2026-01-07T20:40:00Z" w16du:dateUtc="2026-01-07T19:40:00Z">
-        <w:r>
-          <w:rPr>
-            <w:rFonts w:ascii="Arial" w:eastAsia="Times New Roman" w:hAnsi="Arial" w:cs="Arial"/>
-            <w:kern w:val="0"/>
-            <w:sz w:val="22"/>
-            <w:szCs w:val="22"/>
-            <w:lang w:eastAsia="de-DE"/>
-            <w14:ligatures w14:val="none"/>
-          </w:rPr>
-          <w:delText xml:space="preserve">This study </w:delText>
-        </w:r>
-      </w:del>
-      <w:del w:id="26" w:author="fariba abbassi" w:date="2026-01-06T12:39:00Z" w16du:dateUtc="2026-01-06T11:39:00Z">
-        <w:r>
-          <w:rPr>
-            <w:rFonts w:ascii="Arial" w:eastAsia="Times New Roman" w:hAnsi="Arial" w:cs="Arial"/>
-            <w:kern w:val="0"/>
-            <w:sz w:val="22"/>
-            <w:szCs w:val="22"/>
-            <w:lang w:eastAsia="de-DE"/>
-            <w14:ligatures w14:val="none"/>
-          </w:rPr>
-          <w:delText xml:space="preserve">aimed </w:delText>
-        </w:r>
-        <w:r>
-          <w:rPr>
-            <w:rFonts w:ascii="Arial" w:eastAsia="Times New Roman" w:hAnsi="Arial" w:cs="Arial"/>
-            <w:kern w:val="0"/>
-            <w:sz w:val="22"/>
-            <w:szCs w:val="22"/>
-            <w:lang w:eastAsia="de-DE"/>
-            <w14:ligatures w14:val="none"/>
-          </w:rPr>
-          <w:delText xml:space="preserve">to </w:delText>
-        </w:r>
-        <w:r>
-          <w:rPr>
-            <w:rFonts w:ascii="Arial" w:eastAsia="Times New Roman" w:hAnsi="Arial" w:cs="Arial"/>
-            <w:kern w:val="0"/>
-            <w:sz w:val="22"/>
-            <w:szCs w:val="22"/>
-            <w:lang w:eastAsia="de-DE"/>
-            <w14:ligatures w14:val="none"/>
-          </w:rPr>
-          <w:delText xml:space="preserve">investigate </w:delText>
-        </w:r>
-        <w:r>
-          <w:rPr>
-            <w:rFonts w:ascii="Arial" w:eastAsia="Times New Roman" w:hAnsi="Arial" w:cs="Arial"/>
-            <w:kern w:val="0"/>
-            <w:sz w:val="22"/>
-            <w:szCs w:val="22"/>
-            <w:lang w:eastAsia="de-DE"/>
-            <w14:ligatures w14:val="none"/>
-          </w:rPr>
-          <w:delText>to what extent</w:delText>
-        </w:r>
-      </w:del>
-      <w:ins w:id="27" w:author="fariba abbassi" w:date="2026-01-07T20:40:00Z" w16du:dateUtc="2026-01-07T19:40:00Z">
-        <w:r>
-          <w:rPr>
-            <w:rFonts w:ascii="Arial" w:eastAsia="Times New Roman" w:hAnsi="Arial" w:cs="Arial"/>
-            <w:kern w:val="0"/>
-            <w:sz w:val="22"/>
-            <w:szCs w:val="22"/>
-            <w:lang w:eastAsia="de-DE"/>
-            <w14:ligatures w14:val="none"/>
-          </w:rPr>
-          <w:t>To examine the</w:t>
-        </w:r>
-      </w:ins>
-      <w:ins w:id="28" w:author="fariba abbassi" w:date="2026-01-07T20:24:00Z" w16du:dateUtc="2026-01-07T19:24:00Z">
-        <w:r>
-          <w:rPr>
-            <w:rFonts w:ascii="Arial" w:eastAsia="Times New Roman" w:hAnsi="Arial" w:cs="Arial"/>
-            <w:kern w:val="0"/>
-            <w:sz w:val="22"/>
-            <w:szCs w:val="22"/>
-            <w:lang w:eastAsia="de-DE"/>
-            <w14:ligatures w14:val="none"/>
-          </w:rPr>
-          <w:t xml:space="preserve"> extent</w:t>
-        </w:r>
-      </w:ins>
+      <w:r>
+        <w:rPr>
+          <w:rFonts w:ascii="Arial" w:eastAsia="Times New Roman" w:hAnsi="Arial" w:cs="Arial"/>
+          <w:kern w:val="0"/>
+          <w:sz w:val="22"/>
+          <w:szCs w:val="22"/>
+          <w:lang w:eastAsia="de-DE"/>
+          <w14:ligatures w14:val="none"/>
+        </w:rPr>
+        <w:t>To examine the extent</w:t>
+      </w:r>
       <w:r>
         <w:rPr>
           <w:rFonts w:ascii="Arial" w:eastAsia="Times New Roman" w:hAnsi="Arial" w:cs="Arial"/>
@@ -1155,19 +873,17 @@
         </w:rPr>
         <w:t xml:space="preserve"> </w:t>
       </w:r>
-      <w:ins w:id="29" w:author="fariba abbassi" w:date="2026-01-07T20:40:00Z" w16du:dateUtc="2026-01-07T19:40:00Z">
-        <w:r>
-          <w:rPr>
-            <w:rFonts w:ascii="Arial" w:eastAsia="Times New Roman" w:hAnsi="Arial" w:cs="Arial"/>
-            <w:kern w:val="0"/>
-            <w:sz w:val="22"/>
-            <w:szCs w:val="22"/>
-            <w:lang w:eastAsia="de-DE"/>
-            <w14:ligatures w14:val="none"/>
-          </w:rPr>
-          <w:t xml:space="preserve">to which </w:t>
-        </w:r>
-      </w:ins>
+      <w:r>
+        <w:rPr>
+          <w:rFonts w:ascii="Arial" w:eastAsia="Times New Roman" w:hAnsi="Arial" w:cs="Arial"/>
+          <w:kern w:val="0"/>
+          <w:sz w:val="22"/>
+          <w:szCs w:val="22"/>
+          <w:lang w:eastAsia="de-DE"/>
+          <w14:ligatures w14:val="none"/>
+        </w:rPr>
+        <w:t xml:space="preserve">to which </w:t>
+      </w:r>
       <w:r>
         <w:rPr>
           <w:rFonts w:ascii="Arial" w:eastAsia="Times New Roman" w:hAnsi="Arial" w:cs="Arial"/>
@@ -1179,32 +895,17 @@
         </w:rPr>
         <w:t xml:space="preserve">clinical relevance </w:t>
       </w:r>
-      <w:del w:id="30" w:author="fariba abbassi" w:date="2026-01-06T12:40:00Z" w16du:dateUtc="2026-01-06T11:40:00Z">
-        <w:r>
-          <w:rPr>
-            <w:rFonts w:ascii="Arial" w:eastAsia="Times New Roman" w:hAnsi="Arial" w:cs="Arial"/>
-            <w:kern w:val="0"/>
-            <w:sz w:val="22"/>
-            <w:szCs w:val="22"/>
-            <w:lang w:eastAsia="de-DE"/>
-            <w14:ligatures w14:val="none"/>
-          </w:rPr>
-          <w:delText xml:space="preserve">was </w:delText>
-        </w:r>
-      </w:del>
-      <w:ins w:id="31" w:author="fariba abbassi" w:date="2026-01-06T12:40:00Z" w16du:dateUtc="2026-01-06T11:40:00Z">
-        <w:r>
-          <w:rPr>
-            <w:rFonts w:ascii="Arial" w:eastAsia="Times New Roman" w:hAnsi="Arial" w:cs="Arial"/>
-            <w:kern w:val="0"/>
-            <w:sz w:val="22"/>
-            <w:szCs w:val="22"/>
-            <w:lang w:eastAsia="de-DE"/>
-            <w14:ligatures w14:val="none"/>
-          </w:rPr>
-          <w:t xml:space="preserve">is </w:t>
-        </w:r>
-      </w:ins>
+      <w:r>
+        <w:rPr>
+          <w:rFonts w:ascii="Arial" w:eastAsia="Times New Roman" w:hAnsi="Arial" w:cs="Arial"/>
+          <w:kern w:val="0"/>
+          <w:sz w:val="22"/>
+          <w:szCs w:val="22"/>
+          <w:lang w:eastAsia="de-DE"/>
+          <w14:ligatures w14:val="none"/>
+        </w:rPr>
+        <w:t xml:space="preserve">is </w:t>
+      </w:r>
       <w:r>
         <w:rPr>
           <w:rFonts w:ascii="Arial" w:eastAsia="Times New Roman" w:hAnsi="Arial" w:cs="Arial"/>
@@ -1216,32 +917,28 @@
         </w:rPr>
         <w:t xml:space="preserve">considered in </w:t>
       </w:r>
-      <w:ins w:id="32" w:author="fariba abbassi" w:date="2026-01-06T12:32:00Z" w16du:dateUtc="2026-01-06T11:32:00Z">
-        <w:r>
-          <w:rPr>
-            <w:rFonts w:ascii="Arial" w:eastAsia="Times New Roman" w:hAnsi="Arial" w:cs="Arial"/>
-            <w:kern w:val="0"/>
-            <w:sz w:val="22"/>
-            <w:szCs w:val="22"/>
-            <w:lang w:eastAsia="de-DE"/>
-            <w14:ligatures w14:val="none"/>
-          </w:rPr>
-          <w:t xml:space="preserve">the </w:t>
-        </w:r>
-      </w:ins>
-      <w:ins w:id="33" w:author="Milo Alan Puhan" w:date="2026-01-07T15:12:00Z" w16du:dateUtc="2026-01-07T14:12:00Z">
-        <w:r>
-          <w:rPr>
-            <w:rFonts w:ascii="Arial" w:eastAsia="Times New Roman" w:hAnsi="Arial" w:cs="Arial"/>
-            <w:kern w:val="0"/>
-            <w:sz w:val="22"/>
-            <w:szCs w:val="22"/>
-            <w:lang w:eastAsia="de-DE"/>
-            <w14:ligatures w14:val="none"/>
-          </w:rPr>
-          <w:t xml:space="preserve">aim and </w:t>
-        </w:r>
-      </w:ins>
+      <w:r>
+        <w:rPr>
+          <w:rFonts w:ascii="Arial" w:eastAsia="Times New Roman" w:hAnsi="Arial" w:cs="Arial"/>
+          <w:kern w:val="0"/>
+          <w:sz w:val="22"/>
+          <w:szCs w:val="22"/>
+          <w:lang w:eastAsia="de-DE"/>
+          <w14:ligatures w14:val="none"/>
+        </w:rPr>
+        <w:t xml:space="preserve">the </w:t>
+      </w:r>
+      <w:r>
+        <w:rPr>
+          <w:rFonts w:ascii="Arial" w:eastAsia="Times New Roman" w:hAnsi="Arial" w:cs="Arial"/>
+          <w:kern w:val="0"/>
+          <w:sz w:val="22"/>
+          <w:szCs w:val="22"/>
+          <w:lang w:eastAsia="de-DE"/>
+          <w14:ligatures w14:val="none"/>
+        </w:rPr>
+        <w:t xml:space="preserve">aim and </w:t>
+      </w:r>
       <w:r>
         <w:rPr>
           <w:rFonts w:ascii="Arial" w:eastAsia="Times New Roman" w:hAnsi="Arial" w:cs="Arial"/>
@@ -1253,20 +950,17 @@
         </w:rPr>
         <w:t xml:space="preserve">design, </w:t>
       </w:r>
-      <w:ins w:id="34" w:author="Milo Alan Puhan" w:date="2026-01-07T15:19:00Z" w16du:dateUtc="2026-01-07T14:19:00Z">
-        <w:r>
-          <w:rPr>
-            <w:rFonts w:ascii="Arial" w:eastAsia="Times New Roman" w:hAnsi="Arial" w:cs="Arial"/>
-            <w:kern w:val="0"/>
-            <w:sz w:val="22"/>
-            <w:szCs w:val="22"/>
-            <w:lang w:eastAsia="de-DE"/>
-            <w14:ligatures w14:val="none"/>
-          </w:rPr>
-          <w:t xml:space="preserve">definition of primary and secondary </w:t>
-        </w:r>
-      </w:ins>
-      <w:commentRangeStart w:id="35"/>
+      <w:r>
+        <w:rPr>
+          <w:rFonts w:ascii="Arial" w:eastAsia="Times New Roman" w:hAnsi="Arial" w:cs="Arial"/>
+          <w:kern w:val="0"/>
+          <w:sz w:val="22"/>
+          <w:szCs w:val="22"/>
+          <w:lang w:eastAsia="de-DE"/>
+          <w14:ligatures w14:val="none"/>
+        </w:rPr>
+        <w:t xml:space="preserve">definition of primary and secondary </w:t>
+      </w:r>
       <w:r>
         <w:rPr>
           <w:rFonts w:ascii="Arial" w:eastAsia="Times New Roman" w:hAnsi="Arial" w:cs="Arial"/>
@@ -1278,121 +972,50 @@
         </w:rPr>
         <w:t>endpoint</w:t>
       </w:r>
-      <w:ins w:id="36" w:author="Milo Alan Puhan" w:date="2026-01-07T15:19:00Z" w16du:dateUtc="2026-01-07T14:19:00Z">
-        <w:r>
-          <w:rPr>
-            <w:rFonts w:ascii="Arial" w:eastAsia="Times New Roman" w:hAnsi="Arial" w:cs="Arial"/>
-            <w:kern w:val="0"/>
-            <w:sz w:val="22"/>
-            <w:szCs w:val="22"/>
-            <w:lang w:eastAsia="de-DE"/>
-            <w14:ligatures w14:val="none"/>
-          </w:rPr>
-          <w:t>s</w:t>
-        </w:r>
-        <w:commentRangeEnd w:id="35"/>
-        <w:r>
-          <w:rPr>
-            <w:rStyle w:val="Kommentarzeichen"/>
-            <w:rFonts w:ascii="Arial" w:hAnsi="Arial" w:cs="Arial"/>
-            <w:sz w:val="22"/>
-            <w:szCs w:val="22"/>
-            <w:rPrChange w:id="37" w:author="fariba abbassi" w:date="2026-01-07T20:48:00Z" w16du:dateUtc="2026-01-07T19:48:00Z">
-              <w:rPr>
-                <w:rStyle w:val="Kommentarzeichen"/>
-              </w:rPr>
-            </w:rPrChange>
-          </w:rPr>
-          <w:commentReference w:id="35"/>
-        </w:r>
-      </w:ins>
-      <w:ins w:id="38" w:author="fariba abbassi" w:date="2026-01-07T20:41:00Z" w16du:dateUtc="2026-01-07T19:41:00Z">
-        <w:r>
-          <w:rPr>
-            <w:rFonts w:ascii="Arial" w:eastAsia="Times New Roman" w:hAnsi="Arial" w:cs="Arial"/>
-            <w:kern w:val="0"/>
-            <w:sz w:val="22"/>
-            <w:szCs w:val="22"/>
-            <w:lang w:eastAsia="de-DE"/>
-            <w14:ligatures w14:val="none"/>
-          </w:rPr>
-          <w:t>,</w:t>
-        </w:r>
-      </w:ins>
-      <w:r>
-        <w:rPr>
-          <w:rFonts w:ascii="Arial" w:eastAsia="Times New Roman" w:hAnsi="Arial" w:cs="Arial"/>
-          <w:kern w:val="0"/>
-          <w:sz w:val="22"/>
-          <w:szCs w:val="22"/>
-          <w:lang w:eastAsia="de-DE"/>
-          <w14:ligatures w14:val="none"/>
-        </w:rPr>
-        <w:t xml:space="preserve"> </w:t>
-      </w:r>
-      <w:del w:id="39" w:author="Milo Alan Puhan" w:date="2026-01-07T15:19:00Z" w16du:dateUtc="2026-01-07T14:19:00Z">
-        <w:r>
-          <w:rPr>
-            <w:rFonts w:ascii="Arial" w:eastAsia="Times New Roman" w:hAnsi="Arial" w:cs="Arial"/>
-            <w:kern w:val="0"/>
-            <w:sz w:val="22"/>
-            <w:szCs w:val="22"/>
-            <w:lang w:eastAsia="de-DE"/>
-            <w14:ligatures w14:val="none"/>
-          </w:rPr>
-          <w:delText xml:space="preserve">selection </w:delText>
-        </w:r>
-      </w:del>
-      <w:r>
-        <w:rPr>
-          <w:rFonts w:ascii="Arial" w:eastAsia="Times New Roman" w:hAnsi="Arial" w:cs="Arial"/>
-          <w:kern w:val="0"/>
-          <w:sz w:val="22"/>
-          <w:szCs w:val="22"/>
-          <w:lang w:eastAsia="de-DE"/>
-          <w14:ligatures w14:val="none"/>
-        </w:rPr>
-        <w:t xml:space="preserve">and interpretation </w:t>
-      </w:r>
-      <w:del w:id="40" w:author="fariba abbassi" w:date="2026-01-07T20:41:00Z" w16du:dateUtc="2026-01-07T19:41:00Z">
-        <w:r>
-          <w:rPr>
-            <w:rFonts w:ascii="Arial" w:eastAsia="Times New Roman" w:hAnsi="Arial" w:cs="Arial"/>
-            <w:kern w:val="0"/>
-            <w:sz w:val="22"/>
-            <w:szCs w:val="22"/>
-            <w:lang w:eastAsia="de-DE"/>
-            <w14:ligatures w14:val="none"/>
-          </w:rPr>
-          <w:delText>o</w:delText>
-        </w:r>
-      </w:del>
-      <w:ins w:id="41" w:author="fariba abbassi" w:date="2026-01-07T20:25:00Z" w16du:dateUtc="2026-01-07T19:25:00Z">
-        <w:r>
-          <w:rPr>
-            <w:rFonts w:ascii="Arial" w:eastAsia="Times New Roman" w:hAnsi="Arial" w:cs="Arial"/>
-            <w:kern w:val="0"/>
-            <w:sz w:val="22"/>
-            <w:szCs w:val="22"/>
-            <w:lang w:eastAsia="de-DE"/>
-            <w14:ligatures w14:val="none"/>
-          </w:rPr>
-          <w:t>in</w:t>
-        </w:r>
-      </w:ins>
-      <w:del w:id="42" w:author="fariba abbassi" w:date="2026-01-07T20:25:00Z" w16du:dateUtc="2026-01-07T19:25:00Z">
-        <w:r>
-          <w:rPr>
-            <w:rFonts w:ascii="Arial" w:eastAsia="Times New Roman" w:hAnsi="Arial" w:cs="Arial"/>
-            <w:kern w:val="0"/>
-            <w:sz w:val="22"/>
-            <w:szCs w:val="22"/>
-            <w:lang w:eastAsia="de-DE"/>
-            <w14:ligatures w14:val="none"/>
-          </w:rPr>
-          <w:delText>f</w:delText>
-        </w:r>
-      </w:del>
+      <w:r>
+        <w:rPr>
+          <w:rFonts w:ascii="Arial" w:eastAsia="Times New Roman" w:hAnsi="Arial" w:cs="Arial"/>
+          <w:kern w:val="0"/>
+          <w:sz w:val="22"/>
+          <w:szCs w:val="22"/>
+          <w:lang w:eastAsia="de-DE"/>
+          <w14:ligatures w14:val="none"/>
+        </w:rPr>
+        <w:t>s</w:t>
+      </w:r>
+      <w:r>
+        <w:rPr>
+          <w:rFonts w:ascii="Arial" w:eastAsia="Times New Roman" w:hAnsi="Arial" w:cs="Arial"/>
+          <w:kern w:val="0"/>
+          <w:sz w:val="22"/>
+          <w:szCs w:val="22"/>
+          <w:lang w:eastAsia="de-DE"/>
+          <w14:ligatures w14:val="none"/>
+        </w:rPr>
+        <w:t>,</w:t>
+      </w:r>
+      <w:r>
+        <w:rPr>
+          <w:rFonts w:ascii="Arial" w:eastAsia="Times New Roman" w:hAnsi="Arial" w:cs="Arial"/>
+          <w:kern w:val="0"/>
+          <w:sz w:val="22"/>
+          <w:szCs w:val="22"/>
+          <w:lang w:eastAsia="de-DE"/>
+          <w14:ligatures w14:val="none"/>
+        </w:rPr>
+        <w:t xml:space="preserve"> and interpretation </w:t>
+      </w:r>
+      <w:r>
+        <w:rPr>
+          <w:rFonts w:ascii="Arial" w:eastAsia="Times New Roman" w:hAnsi="Arial" w:cs="Arial"/>
+          <w:kern w:val="0"/>
+          <w:sz w:val="22"/>
+          <w:szCs w:val="22"/>
+          <w:lang w:eastAsia="de-DE"/>
+          <w14:ligatures w14:val="none"/>
+        </w:rPr>
+        <w:t>in</w:t>
+      </w:r>
       <w:r>
         <w:rPr>
           <w:rFonts w:ascii="Arial" w:eastAsia="Times New Roman" w:hAnsi="Arial" w:cs="Arial"/>
@@ -1465,43 +1088,17 @@
         </w:rPr>
         <w:t xml:space="preserve"> </w:t>
       </w:r>
-      <w:del w:id="43" w:author="fariba abbassi" w:date="2026-01-06T12:40:00Z" w16du:dateUtc="2026-01-06T11:40:00Z">
-        <w:r>
-          <w:rPr>
-            <w:rFonts w:ascii="Arial" w:eastAsia="Times New Roman" w:hAnsi="Arial" w:cs="Arial"/>
-            <w:kern w:val="0"/>
-            <w:sz w:val="22"/>
-            <w:szCs w:val="22"/>
-            <w:lang w:eastAsia="de-DE"/>
-            <w14:ligatures w14:val="none"/>
-          </w:rPr>
-          <w:delText>performed</w:delText>
-        </w:r>
-        <w:r>
-          <w:rPr>
-            <w:rFonts w:ascii="Arial" w:eastAsia="Times New Roman" w:hAnsi="Arial" w:cs="Arial"/>
-            <w:kern w:val="0"/>
-            <w:sz w:val="22"/>
-            <w:szCs w:val="22"/>
-            <w:lang w:eastAsia="de-DE"/>
-            <w14:ligatures w14:val="none"/>
-          </w:rPr>
-          <w:delText xml:space="preserve"> </w:delText>
-        </w:r>
-      </w:del>
-      <w:ins w:id="44" w:author="fariba abbassi" w:date="2026-01-06T12:40:00Z" w16du:dateUtc="2026-01-06T11:40:00Z">
-        <w:r>
-          <w:rPr>
-            <w:rFonts w:ascii="Arial" w:eastAsia="Times New Roman" w:hAnsi="Arial" w:cs="Arial"/>
-            <w:kern w:val="0"/>
-            <w:sz w:val="22"/>
-            <w:szCs w:val="22"/>
-            <w:lang w:eastAsia="de-DE"/>
-            <w14:ligatures w14:val="none"/>
-          </w:rPr>
-          <w:t xml:space="preserve">conducted </w:t>
-        </w:r>
-      </w:ins>
+      <w:r>
+        <w:rPr>
+          <w:rFonts w:ascii="Arial" w:eastAsia="Times New Roman" w:hAnsi="Arial" w:cs="Arial"/>
+          <w:kern w:val="0"/>
+          <w:sz w:val="22"/>
+          <w:szCs w:val="22"/>
+          <w:lang w:eastAsia="de-DE"/>
+          <w14:ligatures w14:val="none"/>
+        </w:rPr>
+        <w:t xml:space="preserve">conducted </w:t>
+      </w:r>
       <w:r>
         <w:rPr>
           <w:rFonts w:ascii="Arial" w:eastAsia="Times New Roman" w:hAnsi="Arial" w:cs="Arial"/>
@@ -1519,25 +1116,7 @@
           <w:sz w:val="22"/>
           <w:szCs w:val="22"/>
         </w:rPr>
-        <w:t xml:space="preserve">literature search </w:t>
-      </w:r>
-      <w:del w:id="45" w:author="fariba abbassi" w:date="2026-01-07T20:41:00Z" w16du:dateUtc="2026-01-07T19:41:00Z">
-        <w:r>
-          <w:rPr>
-            <w:rFonts w:ascii="Arial" w:hAnsi="Arial" w:cs="Arial"/>
-            <w:sz w:val="22"/>
-            <w:szCs w:val="22"/>
-          </w:rPr>
-          <w:delText xml:space="preserve">in Scopus </w:delText>
-        </w:r>
-      </w:del>
-      <w:r>
-        <w:rPr>
-          <w:rFonts w:ascii="Arial" w:hAnsi="Arial" w:cs="Arial"/>
-          <w:sz w:val="22"/>
-          <w:szCs w:val="22"/>
-        </w:rPr>
-        <w:t xml:space="preserve">to </w:t>
+        <w:t xml:space="preserve">literature search to </w:t>
       </w:r>
       <w:r>
         <w:rPr>
@@ -1558,51 +1137,15 @@
         </w:rPr>
         <w:t>RCTs using the Comprehensive Complication Index</w:t>
       </w:r>
-      <w:ins w:id="46" w:author="fariba abbassi" w:date="2026-01-07T20:27:00Z" w16du:dateUtc="2026-01-07T19:27:00Z">
-        <w:r>
-          <w:rPr>
-            <w:rFonts w:ascii="Arial" w:hAnsi="Arial" w:cs="Arial"/>
-            <w:sz w:val="22"/>
-            <w:szCs w:val="22"/>
-            <w:vertAlign w:val="superscript"/>
-            <w:rPrChange w:id="47" w:author="fariba abbassi" w:date="2026-01-07T20:48:00Z" w16du:dateUtc="2026-01-07T19:48:00Z">
-              <w:rPr>
-                <w:rFonts w:ascii="Arial" w:hAnsi="Arial" w:cs="Arial"/>
-                <w:sz w:val="22"/>
-                <w:szCs w:val="22"/>
-              </w:rPr>
-            </w:rPrChange>
-          </w:rPr>
-          <w:t>®</w:t>
-        </w:r>
-      </w:ins>
-      <w:del w:id="48" w:author="fariba abbassi" w:date="2026-01-07T20:27:00Z" w16du:dateUtc="2026-01-07T19:27:00Z">
-        <w:r>
-          <w:rPr>
-            <w:rFonts w:ascii="Arial" w:hAnsi="Arial" w:cs="Arial"/>
-            <w:sz w:val="22"/>
-            <w:szCs w:val="22"/>
-          </w:rPr>
-          <w:delText xml:space="preserve"> (CCI</w:delText>
-        </w:r>
-        <w:r>
-          <w:rPr>
-            <w:rFonts w:ascii="Arial" w:hAnsi="Arial" w:cs="Arial"/>
-            <w:sz w:val="22"/>
-            <w:szCs w:val="22"/>
-            <w:vertAlign w:val="superscript"/>
-          </w:rPr>
-          <w:sym w:font="Symbol" w:char="F0D2"/>
-        </w:r>
-        <w:r>
-          <w:rPr>
-            <w:rFonts w:ascii="Arial" w:hAnsi="Arial" w:cs="Arial"/>
-            <w:sz w:val="22"/>
-            <w:szCs w:val="22"/>
-          </w:rPr>
-          <w:delText>)</w:delText>
-        </w:r>
-      </w:del>
+      <w:r>
+        <w:rPr>
+          <w:rFonts w:ascii="Arial" w:hAnsi="Arial" w:cs="Arial"/>
+          <w:sz w:val="22"/>
+          <w:szCs w:val="22"/>
+          <w:vertAlign w:val="superscript"/>
+        </w:rPr>
+        <w:t>®</w:t>
+      </w:r>
       <w:r>
         <w:rPr>
           <w:rFonts w:ascii="Arial" w:hAnsi="Arial" w:cs="Arial"/>
@@ -1619,78 +1162,30 @@
         </w:rPr>
         <w:t xml:space="preserve">. </w:t>
       </w:r>
-      <w:del w:id="49" w:author="fariba abbassi" w:date="2026-01-06T12:40:00Z" w16du:dateUtc="2026-01-06T11:40:00Z">
-        <w:r>
-          <w:rPr>
-            <w:rFonts w:ascii="Arial" w:hAnsi="Arial" w:cs="Arial"/>
-            <w:sz w:val="22"/>
-            <w:szCs w:val="22"/>
-          </w:rPr>
-          <w:delText>W</w:delText>
-        </w:r>
-        <w:r>
-          <w:rPr>
-            <w:rFonts w:ascii="Arial" w:hAnsi="Arial" w:cs="Arial"/>
-            <w:sz w:val="22"/>
-            <w:szCs w:val="22"/>
-          </w:rPr>
-          <w:delText>e extracted</w:delText>
-        </w:r>
-        <w:r>
-          <w:rPr>
-            <w:rFonts w:ascii="Arial" w:hAnsi="Arial" w:cs="Arial"/>
-            <w:sz w:val="22"/>
-            <w:szCs w:val="22"/>
-          </w:rPr>
-          <w:delText xml:space="preserve"> f</w:delText>
-        </w:r>
-      </w:del>
-      <w:ins w:id="50" w:author="fariba abbassi" w:date="2026-01-06T12:40:00Z" w16du:dateUtc="2026-01-06T11:40:00Z">
-        <w:r>
-          <w:rPr>
-            <w:rFonts w:ascii="Arial" w:hAnsi="Arial" w:cs="Arial"/>
-            <w:sz w:val="22"/>
-            <w:szCs w:val="22"/>
-          </w:rPr>
-          <w:t>F</w:t>
-        </w:r>
-      </w:ins>
-      <w:r>
-        <w:rPr>
-          <w:rFonts w:ascii="Arial" w:hAnsi="Arial" w:cs="Arial"/>
-          <w:sz w:val="22"/>
-          <w:szCs w:val="22"/>
-        </w:rPr>
-        <w:t xml:space="preserve">rom </w:t>
-      </w:r>
-      <w:del w:id="51" w:author="fariba abbassi" w:date="2026-01-06T12:40:00Z" w16du:dateUtc="2026-01-06T11:40:00Z">
-        <w:r>
-          <w:rPr>
-            <w:rFonts w:ascii="Arial" w:hAnsi="Arial" w:cs="Arial"/>
-            <w:sz w:val="22"/>
-            <w:szCs w:val="22"/>
-          </w:rPr>
-          <w:delText xml:space="preserve">both </w:delText>
-        </w:r>
-      </w:del>
-      <w:r>
-        <w:rPr>
-          <w:rFonts w:ascii="Arial" w:hAnsi="Arial" w:cs="Arial"/>
-          <w:sz w:val="22"/>
-          <w:szCs w:val="22"/>
-        </w:rPr>
-        <w:t>pre-trial documentation and final publication</w:t>
-      </w:r>
-      <w:ins w:id="52" w:author="fariba abbassi" w:date="2026-01-06T12:40:00Z" w16du:dateUtc="2026-01-06T11:40:00Z">
-        <w:r>
-          <w:rPr>
-            <w:rFonts w:ascii="Arial" w:hAnsi="Arial" w:cs="Arial"/>
-            <w:sz w:val="22"/>
-            <w:szCs w:val="22"/>
-          </w:rPr>
-          <w:t>s, we extracted</w:t>
-        </w:r>
-      </w:ins>
+      <w:r>
+        <w:rPr>
+          <w:rFonts w:ascii="Arial" w:hAnsi="Arial" w:cs="Arial"/>
+          <w:sz w:val="22"/>
+          <w:szCs w:val="22"/>
+        </w:rPr>
+        <w:t>F</w:t>
+      </w:r>
+      <w:r>
+        <w:rPr>
+          <w:rFonts w:ascii="Arial" w:hAnsi="Arial" w:cs="Arial"/>
+          <w:sz w:val="22"/>
+          <w:szCs w:val="22"/>
+        </w:rPr>
+        <w:t>rom pre-trial documentation and final publication</w:t>
+      </w:r>
+      <w:r>
+        <w:rPr>
+          <w:rFonts w:ascii="Arial" w:hAnsi="Arial" w:cs="Arial"/>
+          <w:sz w:val="22"/>
+          <w:szCs w:val="22"/>
+        </w:rPr>
+        <w:t>s, we extracted</w:t>
+      </w:r>
       <w:r>
         <w:rPr>
           <w:rFonts w:ascii="Arial" w:hAnsi="Arial" w:cs="Arial"/>
@@ -1699,34 +1194,14 @@
         </w:rPr>
         <w:t xml:space="preserve"> </w:t>
       </w:r>
-      <w:del w:id="53" w:author="fariba abbassi" w:date="2026-01-06T12:33:00Z" w16du:dateUtc="2026-01-06T11:33:00Z">
-        <w:r>
-          <w:rPr>
-            <w:rFonts w:ascii="Arial" w:hAnsi="Arial" w:cs="Arial"/>
-            <w:sz w:val="22"/>
-            <w:szCs w:val="22"/>
-          </w:rPr>
-          <w:delText xml:space="preserve">the </w:delText>
-        </w:r>
-        <w:r>
-          <w:rPr>
-            <w:rFonts w:ascii="Arial" w:hAnsi="Arial" w:cs="Arial"/>
-            <w:sz w:val="22"/>
-            <w:szCs w:val="22"/>
-          </w:rPr>
-          <w:delText>reported</w:delText>
-        </w:r>
-      </w:del>
-      <w:ins w:id="54" w:author="fariba abbassi" w:date="2026-01-06T12:33:00Z" w16du:dateUtc="2026-01-06T11:33:00Z">
-        <w:r>
-          <w:rPr>
-            <w:rFonts w:ascii="Arial" w:hAnsi="Arial" w:cs="Arial"/>
-            <w:sz w:val="22"/>
-            <w:szCs w:val="22"/>
-          </w:rPr>
-          <w:t>information on</w:t>
-        </w:r>
-      </w:ins>
+      <w:r>
+        <w:rPr>
+          <w:rFonts w:ascii="Arial" w:hAnsi="Arial" w:cs="Arial"/>
+          <w:sz w:val="22"/>
+          <w:szCs w:val="22"/>
+        </w:rPr>
+        <w:t>information on</w:t>
+      </w:r>
       <w:r>
         <w:rPr>
           <w:rFonts w:ascii="Arial" w:hAnsi="Arial" w:cs="Arial"/>
@@ -1735,104 +1210,39 @@
         </w:rPr>
         <w:t xml:space="preserve"> </w:t>
       </w:r>
-      <w:del w:id="55" w:author="fariba abbassi" w:date="2026-01-06T12:41:00Z" w16du:dateUtc="2026-01-06T11:41:00Z">
-        <w:r>
-          <w:rPr>
-            <w:rFonts w:ascii="Arial" w:hAnsi="Arial" w:cs="Arial"/>
-            <w:sz w:val="22"/>
-            <w:szCs w:val="22"/>
-          </w:rPr>
-          <w:delText xml:space="preserve">trial </w:delText>
-        </w:r>
-      </w:del>
-      <w:del w:id="56" w:author="fariba abbassi" w:date="2026-01-07T20:25:00Z" w16du:dateUtc="2026-01-07T19:25:00Z">
-        <w:r>
-          <w:rPr>
-            <w:rFonts w:ascii="Arial" w:hAnsi="Arial" w:cs="Arial"/>
-            <w:sz w:val="22"/>
-            <w:szCs w:val="22"/>
-          </w:rPr>
-          <w:delText>endpoints</w:delText>
-        </w:r>
-        <w:r>
-          <w:rPr>
-            <w:rFonts w:ascii="Arial" w:eastAsia="Times New Roman" w:hAnsi="Arial" w:cs="Arial"/>
-            <w:kern w:val="0"/>
-            <w:sz w:val="22"/>
-            <w:szCs w:val="22"/>
-            <w:lang w:eastAsia="de-DE"/>
-            <w14:ligatures w14:val="none"/>
-          </w:rPr>
-          <w:delText xml:space="preserve">, </w:delText>
-        </w:r>
-      </w:del>
-      <w:ins w:id="57" w:author="fariba abbassi" w:date="2026-01-06T12:33:00Z" w16du:dateUtc="2026-01-06T11:33:00Z">
-        <w:r>
-          <w:rPr>
-            <w:rFonts w:ascii="Arial" w:eastAsia="Times New Roman" w:hAnsi="Arial" w:cs="Arial"/>
-            <w:kern w:val="0"/>
-            <w:sz w:val="22"/>
-            <w:szCs w:val="22"/>
-            <w:lang w:eastAsia="de-DE"/>
-            <w14:ligatures w14:val="none"/>
-          </w:rPr>
-          <w:t xml:space="preserve">study </w:t>
-        </w:r>
-      </w:ins>
-      <w:ins w:id="58" w:author="Milo Alan Puhan" w:date="2026-01-07T15:12:00Z" w16du:dateUtc="2026-01-07T14:12:00Z">
-        <w:r>
-          <w:rPr>
-            <w:rFonts w:ascii="Arial" w:eastAsia="Times New Roman" w:hAnsi="Arial" w:cs="Arial"/>
-            <w:kern w:val="0"/>
-            <w:sz w:val="22"/>
-            <w:szCs w:val="22"/>
-            <w:lang w:eastAsia="de-DE"/>
-            <w14:ligatures w14:val="none"/>
-          </w:rPr>
-          <w:t>aims</w:t>
-        </w:r>
-      </w:ins>
-      <w:ins w:id="59" w:author="fariba abbassi" w:date="2026-01-07T20:26:00Z" w16du:dateUtc="2026-01-07T19:26:00Z">
-        <w:r>
-          <w:rPr>
-            <w:rFonts w:ascii="Arial" w:eastAsia="Times New Roman" w:hAnsi="Arial" w:cs="Arial"/>
-            <w:kern w:val="0"/>
-            <w:sz w:val="22"/>
-            <w:szCs w:val="22"/>
-            <w:lang w:eastAsia="de-DE"/>
-            <w14:ligatures w14:val="none"/>
-          </w:rPr>
-          <w:t xml:space="preserve">, </w:t>
-        </w:r>
-      </w:ins>
-      <w:ins w:id="60" w:author="Milo Alan Puhan" w:date="2026-01-07T15:12:00Z" w16du:dateUtc="2026-01-07T14:12:00Z">
-        <w:del w:id="61" w:author="fariba abbassi" w:date="2026-01-07T20:26:00Z" w16du:dateUtc="2026-01-07T19:26:00Z">
-          <w:r>
-            <w:rPr>
-              <w:rFonts w:ascii="Arial" w:eastAsia="Times New Roman" w:hAnsi="Arial" w:cs="Arial"/>
-              <w:kern w:val="0"/>
-              <w:sz w:val="22"/>
-              <w:szCs w:val="22"/>
-              <w:lang w:eastAsia="de-DE"/>
-              <w14:ligatures w14:val="none"/>
-            </w:rPr>
-            <w:delText xml:space="preserve"> </w:delText>
-          </w:r>
-        </w:del>
-        <w:del w:id="62" w:author="fariba abbassi" w:date="2026-01-07T20:25:00Z" w16du:dateUtc="2026-01-07T19:25:00Z">
-          <w:r>
-            <w:rPr>
-              <w:rFonts w:ascii="Arial" w:eastAsia="Times New Roman" w:hAnsi="Arial" w:cs="Arial"/>
-              <w:kern w:val="0"/>
-              <w:sz w:val="22"/>
-              <w:szCs w:val="22"/>
-              <w:lang w:eastAsia="de-DE"/>
-              <w14:ligatures w14:val="none"/>
-            </w:rPr>
-            <w:delText xml:space="preserve">and </w:delText>
-          </w:r>
-        </w:del>
-      </w:ins>
+      <w:r>
+        <w:rPr>
+          <w:rFonts w:ascii="Arial" w:eastAsia="Times New Roman" w:hAnsi="Arial" w:cs="Arial"/>
+          <w:kern w:val="0"/>
+          <w:sz w:val="22"/>
+          <w:szCs w:val="22"/>
+          <w:lang w:eastAsia="de-DE"/>
+          <w14:ligatures w14:val="none"/>
+        </w:rPr>
+        <w:t xml:space="preserve">study </w:t>
+      </w:r>
+      <w:r>
+        <w:rPr>
+          <w:rFonts w:ascii="Arial" w:eastAsia="Times New Roman" w:hAnsi="Arial" w:cs="Arial"/>
+          <w:kern w:val="0"/>
+          <w:sz w:val="22"/>
+          <w:szCs w:val="22"/>
+          <w:lang w:eastAsia="de-DE"/>
+          <w14:ligatures w14:val="none"/>
+        </w:rPr>
+        <w:t>aims</w:t>
+      </w:r>
+      <w:r>
+        <w:rPr>
+          <w:rFonts w:ascii="Arial" w:eastAsia="Times New Roman" w:hAnsi="Arial" w:cs="Arial"/>
+          <w:kern w:val="0"/>
+          <w:sz w:val="22"/>
+          <w:szCs w:val="22"/>
+          <w:lang w:eastAsia="de-DE"/>
+          <w14:ligatures w14:val="none"/>
+        </w:rPr>
+        <w:t xml:space="preserve">, </w:t>
+      </w:r>
       <w:r>
         <w:rPr>
           <w:rFonts w:ascii="Arial" w:eastAsia="Times New Roman" w:hAnsi="Arial" w:cs="Arial"/>
@@ -1844,45 +1254,17 @@
         </w:rPr>
         <w:t>design</w:t>
       </w:r>
-      <w:ins w:id="63" w:author="fariba abbassi" w:date="2026-01-07T20:26:00Z" w16du:dateUtc="2026-01-07T19:26:00Z">
-        <w:r>
-          <w:rPr>
-            <w:rFonts w:ascii="Arial" w:eastAsia="Times New Roman" w:hAnsi="Arial" w:cs="Arial"/>
-            <w:kern w:val="0"/>
-            <w:sz w:val="22"/>
-            <w:szCs w:val="22"/>
-            <w:lang w:eastAsia="de-DE"/>
-            <w14:ligatures w14:val="none"/>
-          </w:rPr>
-          <w:t xml:space="preserve">, </w:t>
-        </w:r>
-        <w:proofErr w:type="spellStart"/>
-        <w:r>
-          <w:rPr>
-            <w:rFonts w:ascii="Arial" w:eastAsia="Times New Roman" w:hAnsi="Arial" w:cs="Arial"/>
-            <w:kern w:val="0"/>
-            <w:sz w:val="22"/>
-            <w:szCs w:val="22"/>
-            <w:lang w:eastAsia="de-DE"/>
-            <w14:ligatures w14:val="none"/>
-          </w:rPr>
-          <w:t xml:space="preserve">endpoints, </w:t>
-        </w:r>
-      </w:ins>
-      <w:proofErr w:type="spellEnd"/>
-      <w:del w:id="64" w:author="fariba abbassi" w:date="2026-01-07T20:26:00Z" w16du:dateUtc="2026-01-07T19:26:00Z">
-        <w:r>
-          <w:rPr>
-            <w:rFonts w:ascii="Arial" w:eastAsia="Times New Roman" w:hAnsi="Arial" w:cs="Arial"/>
-            <w:kern w:val="0"/>
-            <w:sz w:val="22"/>
-            <w:szCs w:val="22"/>
-            <w:lang w:eastAsia="de-DE"/>
-            <w14:ligatures w14:val="none"/>
-          </w:rPr>
-          <w:delText xml:space="preserve"> </w:delText>
-        </w:r>
-      </w:del>
+      <w:r>
+        <w:rPr>
+          <w:rFonts w:ascii="Arial" w:eastAsia="Times New Roman" w:hAnsi="Arial" w:cs="Arial"/>
+          <w:kern w:val="0"/>
+          <w:sz w:val="22"/>
+          <w:szCs w:val="22"/>
+          <w:lang w:eastAsia="de-DE"/>
+          <w14:ligatures w14:val="none"/>
+        </w:rPr>
+        <w:t xml:space="preserve">, endpoints, </w:t>
+      </w:r>
       <w:r>
         <w:rPr>
           <w:rFonts w:ascii="Arial" w:eastAsia="Times New Roman" w:hAnsi="Arial" w:cs="Arial"/>
@@ -1894,19 +1276,17 @@
         </w:rPr>
         <w:t>and sample size calculation</w:t>
       </w:r>
-      <w:ins w:id="65" w:author="fariba abbassi" w:date="2026-01-06T12:33:00Z" w16du:dateUtc="2026-01-06T11:33:00Z">
-        <w:r>
-          <w:rPr>
-            <w:rFonts w:ascii="Arial" w:eastAsia="Times New Roman" w:hAnsi="Arial" w:cs="Arial"/>
-            <w:kern w:val="0"/>
-            <w:sz w:val="22"/>
-            <w:szCs w:val="22"/>
-            <w:lang w:eastAsia="de-DE"/>
-            <w14:ligatures w14:val="none"/>
-          </w:rPr>
-          <w:t>s</w:t>
-        </w:r>
-      </w:ins>
+      <w:r>
+        <w:rPr>
+          <w:rFonts w:ascii="Arial" w:eastAsia="Times New Roman" w:hAnsi="Arial" w:cs="Arial"/>
+          <w:kern w:val="0"/>
+          <w:sz w:val="22"/>
+          <w:szCs w:val="22"/>
+          <w:lang w:eastAsia="de-DE"/>
+          <w14:ligatures w14:val="none"/>
+        </w:rPr>
+        <w:t>s</w:t>
+      </w:r>
       <w:r>
         <w:rPr>
           <w:rFonts w:ascii="Arial" w:eastAsia="Times New Roman" w:hAnsi="Arial" w:cs="Arial"/>
@@ -1962,19 +1342,17 @@
         </w:rPr>
         <w:t>statistically significant primary endpoint</w:t>
       </w:r>
-      <w:ins w:id="66" w:author="fariba abbassi" w:date="2026-01-06T12:41:00Z" w16du:dateUtc="2026-01-06T11:41:00Z">
-        <w:r>
-          <w:rPr>
-            <w:rFonts w:ascii="Arial" w:eastAsia="Times New Roman" w:hAnsi="Arial" w:cs="Arial"/>
-            <w:kern w:val="0"/>
-            <w:sz w:val="22"/>
-            <w:szCs w:val="22"/>
-            <w:lang w:eastAsia="de-DE"/>
-            <w14:ligatures w14:val="none"/>
-          </w:rPr>
-          <w:t>s</w:t>
-        </w:r>
-      </w:ins>
+      <w:r>
+        <w:rPr>
+          <w:rFonts w:ascii="Arial" w:eastAsia="Times New Roman" w:hAnsi="Arial" w:cs="Arial"/>
+          <w:kern w:val="0"/>
+          <w:sz w:val="22"/>
+          <w:szCs w:val="22"/>
+          <w:lang w:eastAsia="de-DE"/>
+          <w14:ligatures w14:val="none"/>
+        </w:rPr>
+        <w:t>s</w:t>
+      </w:r>
       <w:r>
         <w:rPr>
           <w:rFonts w:ascii="Arial" w:eastAsia="Times New Roman" w:hAnsi="Arial" w:cs="Arial"/>
@@ -2019,32 +1397,17 @@
         </w:rPr>
         <w:t xml:space="preserve">results were interpreted </w:t>
       </w:r>
-      <w:del w:id="67" w:author="fariba abbassi" w:date="2026-01-06T12:33:00Z" w16du:dateUtc="2026-01-06T11:33:00Z">
-        <w:r>
-          <w:rPr>
-            <w:rFonts w:ascii="Arial" w:eastAsia="Times New Roman" w:hAnsi="Arial" w:cs="Arial"/>
-            <w:kern w:val="0"/>
-            <w:sz w:val="22"/>
-            <w:szCs w:val="22"/>
-            <w:lang w:eastAsia="de-DE"/>
-            <w14:ligatures w14:val="none"/>
-          </w:rPr>
-          <w:delText>as clinically meaningful</w:delText>
-        </w:r>
-      </w:del>
-      <w:ins w:id="68" w:author="fariba abbassi" w:date="2026-01-06T12:33:00Z" w16du:dateUtc="2026-01-06T11:33:00Z">
-        <w:r>
-          <w:rPr>
-            <w:rFonts w:ascii="Arial" w:eastAsia="Times New Roman" w:hAnsi="Arial" w:cs="Arial"/>
-            <w:kern w:val="0"/>
-            <w:sz w:val="22"/>
-            <w:szCs w:val="22"/>
-            <w:lang w:eastAsia="de-DE"/>
-            <w14:ligatures w14:val="none"/>
-          </w:rPr>
-          <w:t>in terms of clinical relevance</w:t>
-        </w:r>
-      </w:ins>
+      <w:r>
+        <w:rPr>
+          <w:rFonts w:ascii="Arial" w:eastAsia="Times New Roman" w:hAnsi="Arial" w:cs="Arial"/>
+          <w:kern w:val="0"/>
+          <w:sz w:val="22"/>
+          <w:szCs w:val="22"/>
+          <w:lang w:eastAsia="de-DE"/>
+          <w14:ligatures w14:val="none"/>
+        </w:rPr>
+        <w:t>in terms of clinical relevance</w:t>
+      </w:r>
       <w:r>
         <w:rPr>
           <w:rFonts w:ascii="Arial" w:eastAsia="Times New Roman" w:hAnsi="Arial" w:cs="Arial"/>
@@ -2061,7 +1424,6 @@
       <w:pPr>
         <w:spacing w:before="40" w:after="120"/>
         <w:rPr>
-          <w:ins w:id="69" w:author="fariba abbassi" w:date="2026-01-07T20:44:00Z" w16du:dateUtc="2026-01-07T19:44:00Z"/>
           <w:rFonts w:ascii="Arial" w:hAnsi="Arial" w:cs="Arial"/>
           <w:sz w:val="22"/>
           <w:szCs w:val="22"/>
@@ -2091,32 +1453,17 @@
         </w:rPr>
         <w:t xml:space="preserve">We identified </w:t>
       </w:r>
-      <w:ins w:id="70" w:author="fariba abbassi" w:date="2026-01-07T20:42:00Z" w16du:dateUtc="2026-01-07T19:42:00Z">
-        <w:r>
-          <w:rPr>
-            <w:rFonts w:ascii="Arial" w:eastAsia="Times New Roman" w:hAnsi="Arial" w:cs="Arial"/>
-            <w:kern w:val="0"/>
-            <w:sz w:val="22"/>
-            <w:szCs w:val="22"/>
-            <w:lang w:eastAsia="de-DE"/>
-            <w14:ligatures w14:val="none"/>
-          </w:rPr>
-          <w:t>87</w:t>
-        </w:r>
-      </w:ins>
-      <w:del w:id="71" w:author="fariba abbassi" w:date="2026-01-07T20:42:00Z" w16du:dateUtc="2026-01-07T19:42:00Z">
-        <w:r>
-          <w:rPr>
-            <w:rFonts w:ascii="Arial" w:eastAsia="Times New Roman" w:hAnsi="Arial" w:cs="Arial"/>
-            <w:kern w:val="0"/>
-            <w:sz w:val="22"/>
-            <w:szCs w:val="22"/>
-            <w:lang w:eastAsia="de-DE"/>
-            <w14:ligatures w14:val="none"/>
-          </w:rPr>
-          <w:delText>136</w:delText>
-        </w:r>
-      </w:del>
+      <w:r>
+        <w:rPr>
+          <w:rFonts w:ascii="Arial" w:eastAsia="Times New Roman" w:hAnsi="Arial" w:cs="Arial"/>
+          <w:kern w:val="0"/>
+          <w:sz w:val="22"/>
+          <w:szCs w:val="22"/>
+          <w:lang w:eastAsia="de-DE"/>
+          <w14:ligatures w14:val="none"/>
+        </w:rPr>
+        <w:t>87</w:t>
+      </w:r>
       <w:r>
         <w:rPr>
           <w:rFonts w:ascii="Arial" w:eastAsia="Times New Roman" w:hAnsi="Arial" w:cs="Arial"/>
@@ -2128,43 +1475,17 @@
         </w:rPr>
         <w:t xml:space="preserve"> </w:t>
       </w:r>
-      <w:del w:id="72" w:author="fariba abbassi" w:date="2026-01-07T20:44:00Z" w16du:dateUtc="2026-01-07T19:44:00Z">
-        <w:r>
-          <w:rPr>
-            <w:rFonts w:ascii="Arial" w:eastAsia="Times New Roman" w:hAnsi="Arial" w:cs="Arial"/>
-            <w:kern w:val="0"/>
-            <w:sz w:val="22"/>
-            <w:szCs w:val="22"/>
-            <w:lang w:eastAsia="de-DE"/>
-            <w14:ligatures w14:val="none"/>
-          </w:rPr>
-          <w:delText xml:space="preserve">eligible </w:delText>
-        </w:r>
-      </w:del>
-      <w:ins w:id="73" w:author="fariba abbassi" w:date="2026-01-07T20:44:00Z" w16du:dateUtc="2026-01-07T19:44:00Z">
-        <w:r>
-          <w:rPr>
-            <w:rFonts w:ascii="Arial" w:eastAsia="Times New Roman" w:hAnsi="Arial" w:cs="Arial"/>
-            <w:kern w:val="0"/>
-            <w:sz w:val="22"/>
-            <w:szCs w:val="22"/>
-            <w:lang w:eastAsia="de-DE"/>
-            <w14:ligatures w14:val="none"/>
-          </w:rPr>
-          <w:t>published</w:t>
-        </w:r>
-        <w:r>
-          <w:rPr>
-            <w:rFonts w:ascii="Arial" w:eastAsia="Times New Roman" w:hAnsi="Arial" w:cs="Arial"/>
-            <w:kern w:val="0"/>
-            <w:sz w:val="22"/>
-            <w:szCs w:val="22"/>
-            <w:lang w:eastAsia="de-DE"/>
-            <w14:ligatures w14:val="none"/>
-          </w:rPr>
-          <w:t xml:space="preserve"> </w:t>
-        </w:r>
-      </w:ins>
+      <w:r>
+        <w:rPr>
+          <w:rFonts w:ascii="Arial" w:eastAsia="Times New Roman" w:hAnsi="Arial" w:cs="Arial"/>
+          <w:kern w:val="0"/>
+          <w:sz w:val="22"/>
+          <w:szCs w:val="22"/>
+          <w:lang w:eastAsia="de-DE"/>
+          <w14:ligatures w14:val="none"/>
+        </w:rPr>
+        <w:t xml:space="preserve">published </w:t>
+      </w:r>
       <w:r>
         <w:rPr>
           <w:rFonts w:ascii="Arial" w:eastAsia="Times New Roman" w:hAnsi="Arial" w:cs="Arial"/>
@@ -2176,27 +1497,6 @@
         </w:rPr>
         <w:t>RCTs</w:t>
       </w:r>
-      <w:del w:id="74" w:author="fariba abbassi" w:date="2026-01-07T20:42:00Z" w16du:dateUtc="2026-01-07T19:42:00Z">
-        <w:r>
-          <w:rPr>
-            <w:rFonts w:ascii="Arial" w:eastAsia="Times New Roman" w:hAnsi="Arial" w:cs="Arial"/>
-            <w:kern w:val="0"/>
-            <w:sz w:val="22"/>
-            <w:szCs w:val="22"/>
-            <w:lang w:eastAsia="de-DE"/>
-            <w14:ligatures w14:val="none"/>
-          </w:rPr>
-          <w:delText xml:space="preserve"> </w:delText>
-        </w:r>
-        <w:r>
-          <w:rPr>
-            <w:rFonts w:ascii="Arial" w:hAnsi="Arial" w:cs="Arial"/>
-            <w:sz w:val="22"/>
-            <w:szCs w:val="22"/>
-          </w:rPr>
-          <w:delText>(87 published, 49 ongoing)</w:delText>
-        </w:r>
-      </w:del>
       <w:r>
         <w:rPr>
           <w:rFonts w:ascii="Arial" w:hAnsi="Arial" w:cs="Arial"/>
@@ -2205,36 +1505,14 @@
         </w:rPr>
         <w:t>. Pre-trial documents were available for 84</w:t>
       </w:r>
-      <w:del w:id="75" w:author="fariba abbassi" w:date="2026-01-07T20:45:00Z" w16du:dateUtc="2026-01-07T19:45:00Z">
-        <w:r>
-          <w:rPr>
-            <w:rFonts w:ascii="Arial" w:hAnsi="Arial" w:cs="Arial"/>
-            <w:sz w:val="22"/>
-            <w:szCs w:val="22"/>
-          </w:rPr>
-          <w:delText xml:space="preserve"> </w:delText>
-        </w:r>
-      </w:del>
-      <w:del w:id="76" w:author="fariba abbassi" w:date="2026-01-07T20:43:00Z" w16du:dateUtc="2026-01-07T19:43:00Z">
-        <w:r>
-          <w:rPr>
-            <w:rFonts w:ascii="Arial" w:hAnsi="Arial" w:cs="Arial"/>
-            <w:sz w:val="22"/>
-            <w:szCs w:val="22"/>
-          </w:rPr>
-          <w:delText xml:space="preserve">published </w:delText>
-        </w:r>
-      </w:del>
-      <w:ins w:id="77" w:author="fariba abbassi" w:date="2026-01-07T20:43:00Z" w16du:dateUtc="2026-01-07T19:43:00Z">
-        <w:r>
-          <w:rPr>
-            <w:rFonts w:ascii="Arial" w:hAnsi="Arial" w:cs="Arial"/>
-            <w:sz w:val="22"/>
-            <w:szCs w:val="22"/>
-          </w:rPr>
-          <w:t xml:space="preserve">(98%) </w:t>
-        </w:r>
-      </w:ins>
+      <w:r>
+        <w:rPr>
+          <w:rFonts w:ascii="Arial" w:hAnsi="Arial" w:cs="Arial"/>
+          <w:sz w:val="22"/>
+          <w:szCs w:val="22"/>
+        </w:rPr>
+        <w:t xml:space="preserve">(98%) </w:t>
+      </w:r>
       <w:r>
         <w:rPr>
           <w:rFonts w:ascii="Arial" w:hAnsi="Arial" w:cs="Arial"/>
@@ -2243,140 +1521,14 @@
         </w:rPr>
         <w:t>trial</w:t>
       </w:r>
-      <w:ins w:id="78" w:author="fariba abbassi" w:date="2026-01-07T20:43:00Z" w16du:dateUtc="2026-01-07T19:43:00Z">
-        <w:r>
-          <w:rPr>
-            <w:rFonts w:ascii="Arial" w:hAnsi="Arial" w:cs="Arial"/>
-            <w:sz w:val="22"/>
-            <w:szCs w:val="22"/>
-          </w:rPr>
-          <w:t xml:space="preserve">s; </w:t>
-        </w:r>
-      </w:ins>
-      <w:del w:id="79" w:author="fariba abbassi" w:date="2026-01-07T20:43:00Z" w16du:dateUtc="2026-01-07T19:43:00Z">
-        <w:r>
-          <w:rPr>
-            <w:rFonts w:ascii="Arial" w:hAnsi="Arial" w:cs="Arial"/>
-            <w:sz w:val="22"/>
-            <w:szCs w:val="22"/>
-          </w:rPr>
-          <w:delText>s</w:delText>
-        </w:r>
-      </w:del>
-      <w:del w:id="80" w:author="fariba abbassi" w:date="2026-01-07T20:27:00Z" w16du:dateUtc="2026-01-07T19:27:00Z">
-        <w:r>
-          <w:rPr>
-            <w:rFonts w:ascii="Arial" w:hAnsi="Arial" w:cs="Arial"/>
-            <w:sz w:val="22"/>
-            <w:szCs w:val="22"/>
-          </w:rPr>
-          <w:delText xml:space="preserve"> </w:delText>
-        </w:r>
-      </w:del>
-      <w:del w:id="81" w:author="fariba abbassi" w:date="2026-01-07T20:43:00Z" w16du:dateUtc="2026-01-07T19:43:00Z">
-        <w:r>
-          <w:rPr>
-            <w:rFonts w:ascii="Arial" w:hAnsi="Arial" w:cs="Arial"/>
-            <w:sz w:val="22"/>
-            <w:szCs w:val="22"/>
-          </w:rPr>
-          <w:delText>(98%)</w:delText>
-        </w:r>
-        <w:r>
-          <w:rPr>
-            <w:rFonts w:ascii="Arial" w:hAnsi="Arial" w:cs="Arial"/>
-            <w:sz w:val="22"/>
-            <w:szCs w:val="22"/>
-          </w:rPr>
-          <w:delText>,</w:delText>
-        </w:r>
-      </w:del>
-      <w:del w:id="82" w:author="fariba abbassi" w:date="2026-01-07T20:44:00Z" w16du:dateUtc="2026-01-07T19:44:00Z">
-        <w:r>
-          <w:rPr>
-            <w:rFonts w:ascii="Arial" w:hAnsi="Arial" w:cs="Arial"/>
-            <w:sz w:val="22"/>
-            <w:szCs w:val="22"/>
-          </w:rPr>
-          <w:delText xml:space="preserve"> </w:delText>
-        </w:r>
-      </w:del>
-      <w:del w:id="83" w:author="fariba abbassi" w:date="2026-01-07T20:26:00Z" w16du:dateUtc="2026-01-07T19:26:00Z">
-        <w:r>
-          <w:rPr>
-            <w:rFonts w:ascii="Arial" w:hAnsi="Arial" w:cs="Arial"/>
-            <w:sz w:val="22"/>
-            <w:szCs w:val="22"/>
-          </w:rPr>
-          <w:delText>with p</w:delText>
-        </w:r>
-        <w:r>
-          <w:rPr>
-            <w:rFonts w:ascii="Arial" w:hAnsi="Arial" w:cs="Arial"/>
-            <w:sz w:val="22"/>
-            <w:szCs w:val="22"/>
-          </w:rPr>
-          <w:delText>rimary endpoints defined in all (100%)</w:delText>
-        </w:r>
-      </w:del>
-      <w:ins w:id="84" w:author="fariba abbassi" w:date="2026-01-07T20:26:00Z" w16du:dateUtc="2026-01-07T19:26:00Z">
-        <w:r>
-          <w:rPr>
-            <w:rFonts w:ascii="Arial" w:hAnsi="Arial" w:cs="Arial"/>
-            <w:sz w:val="22"/>
-            <w:szCs w:val="22"/>
-          </w:rPr>
-          <w:t xml:space="preserve">all </w:t>
-        </w:r>
-      </w:ins>
-      <w:ins w:id="85" w:author="fariba abbassi" w:date="2026-01-07T20:27:00Z" w16du:dateUtc="2026-01-07T19:27:00Z">
-        <w:r>
-          <w:rPr>
-            <w:rFonts w:ascii="Arial" w:hAnsi="Arial" w:cs="Arial"/>
-            <w:sz w:val="22"/>
-            <w:szCs w:val="22"/>
-          </w:rPr>
-          <w:t>defined a primary endpoint</w:t>
-        </w:r>
-      </w:ins>
-      <w:ins w:id="86" w:author="fariba abbassi" w:date="2026-01-07T20:44:00Z" w16du:dateUtc="2026-01-07T19:44:00Z">
-        <w:r>
-          <w:rPr>
-            <w:rFonts w:ascii="Arial" w:hAnsi="Arial" w:cs="Arial"/>
-            <w:sz w:val="22"/>
-            <w:szCs w:val="22"/>
-          </w:rPr>
-          <w:t>, but only 23(27%)</w:t>
-        </w:r>
-      </w:ins>
-      <w:del w:id="87" w:author="fariba abbassi" w:date="2026-01-06T12:34:00Z" w16du:dateUtc="2026-01-06T11:34:00Z">
-        <w:r>
-          <w:rPr>
-            <w:rFonts w:ascii="Arial" w:hAnsi="Arial" w:cs="Arial"/>
-            <w:sz w:val="22"/>
-            <w:szCs w:val="22"/>
-          </w:rPr>
-          <w:delText xml:space="preserve">, but </w:delText>
-        </w:r>
-      </w:del>
-      <w:del w:id="88" w:author="fariba abbassi" w:date="2026-01-07T20:44:00Z" w16du:dateUtc="2026-01-07T19:44:00Z">
-        <w:r>
-          <w:rPr>
-            <w:rFonts w:ascii="Arial" w:hAnsi="Arial" w:cs="Arial"/>
-            <w:sz w:val="22"/>
-            <w:szCs w:val="22"/>
-          </w:rPr>
-          <w:delText>study design</w:delText>
-        </w:r>
-        <w:r>
-          <w:rPr>
-            <w:rFonts w:ascii="Arial" w:hAnsi="Arial" w:cs="Arial"/>
-            <w:sz w:val="22"/>
-            <w:szCs w:val="22"/>
-          </w:rPr>
-          <w:delText xml:space="preserve"> was</w:delText>
-        </w:r>
-      </w:del>
+      <w:r>
+        <w:rPr>
+          <w:rFonts w:ascii="Arial" w:hAnsi="Arial" w:cs="Arial"/>
+          <w:sz w:val="22"/>
+          <w:szCs w:val="22"/>
+        </w:rPr>
+        <w:t>s; all defined a primary endpoint, but only 23(27%)</w:t>
+      </w:r>
       <w:r>
         <w:rPr>
           <w:rFonts w:ascii="Arial" w:hAnsi="Arial" w:cs="Arial"/>
@@ -2385,72 +1537,14 @@
         </w:rPr>
         <w:t xml:space="preserve"> reported </w:t>
       </w:r>
-      <w:del w:id="89" w:author="fariba abbassi" w:date="2026-01-07T20:44:00Z" w16du:dateUtc="2026-01-07T19:44:00Z">
-        <w:r>
-          <w:rPr>
-            <w:rFonts w:ascii="Arial" w:hAnsi="Arial" w:cs="Arial"/>
-            <w:sz w:val="22"/>
-            <w:szCs w:val="22"/>
-          </w:rPr>
-          <w:delText>in</w:delText>
-        </w:r>
-        <w:r>
-          <w:rPr>
-            <w:rFonts w:ascii="Arial" w:hAnsi="Arial" w:cs="Arial"/>
-            <w:sz w:val="22"/>
-            <w:szCs w:val="22"/>
-          </w:rPr>
-          <w:delText xml:space="preserve"> only 23 </w:delText>
-        </w:r>
-        <w:r>
-          <w:rPr>
-            <w:rFonts w:ascii="Arial" w:hAnsi="Arial" w:cs="Arial"/>
-            <w:sz w:val="22"/>
-            <w:szCs w:val="22"/>
-          </w:rPr>
-          <w:delText>trials</w:delText>
-        </w:r>
-      </w:del>
-      <w:del w:id="90" w:author="fariba abbassi" w:date="2026-01-07T20:27:00Z" w16du:dateUtc="2026-01-07T19:27:00Z">
-        <w:r>
-          <w:rPr>
-            <w:rFonts w:ascii="Arial" w:hAnsi="Arial" w:cs="Arial"/>
-            <w:sz w:val="22"/>
-            <w:szCs w:val="22"/>
-          </w:rPr>
-          <w:delText xml:space="preserve"> </w:delText>
-        </w:r>
-      </w:del>
-      <w:del w:id="91" w:author="fariba abbassi" w:date="2026-01-07T20:44:00Z" w16du:dateUtc="2026-01-07T19:44:00Z">
-        <w:r>
-          <w:rPr>
-            <w:rFonts w:ascii="Arial" w:hAnsi="Arial" w:cs="Arial"/>
-            <w:sz w:val="22"/>
-            <w:szCs w:val="22"/>
-          </w:rPr>
-          <w:delText>(27%).</w:delText>
-        </w:r>
-      </w:del>
-      <w:ins w:id="92" w:author="fariba abbassi" w:date="2026-01-07T20:44:00Z" w16du:dateUtc="2026-01-07T19:44:00Z">
-        <w:r>
-          <w:rPr>
-            <w:rFonts w:ascii="Arial" w:hAnsi="Arial" w:cs="Arial"/>
-            <w:sz w:val="22"/>
-            <w:szCs w:val="22"/>
-          </w:rPr>
-          <w:t>the study design.</w:t>
-        </w:r>
-      </w:ins>
-      <w:del w:id="93" w:author="fariba abbassi" w:date="2026-01-07T20:44:00Z" w16du:dateUtc="2026-01-07T19:44:00Z">
-        <w:r>
-          <w:rPr>
-            <w:rFonts w:ascii="Arial" w:hAnsi="Arial" w:cs="Arial"/>
-            <w:sz w:val="22"/>
-            <w:szCs w:val="22"/>
-          </w:rPr>
-          <w:delText xml:space="preserve"> </w:delText>
-        </w:r>
-      </w:del>
+      <w:r>
+        <w:rPr>
+          <w:rFonts w:ascii="Arial" w:hAnsi="Arial" w:cs="Arial"/>
+          <w:sz w:val="22"/>
+          <w:szCs w:val="22"/>
+        </w:rPr>
+        <w:t>the study design.</w:t>
+      </w:r>
     </w:p>
     <w:p>
       <w:pPr>
@@ -2494,36 +1588,16 @@
           <w:sz w:val="22"/>
           <w:szCs w:val="22"/>
         </w:rPr>
-        <w:t>20</w:t>
-      </w:r>
-      <w:del w:id="94" w:author="fariba abbassi" w:date="2026-01-07T20:28:00Z" w16du:dateUtc="2026-01-07T19:28:00Z">
-        <w:r>
-          <w:rPr>
-            <w:rFonts w:ascii="Arial" w:hAnsi="Arial" w:cs="Arial"/>
-            <w:sz w:val="22"/>
-            <w:szCs w:val="22"/>
-          </w:rPr>
-          <w:delText xml:space="preserve"> </w:delText>
-        </w:r>
-      </w:del>
-      <w:r>
-        <w:rPr>
-          <w:rFonts w:ascii="Arial" w:hAnsi="Arial" w:cs="Arial"/>
-          <w:sz w:val="22"/>
-          <w:szCs w:val="22"/>
-        </w:rPr>
-        <w:t xml:space="preserve">(23%) </w:t>
-      </w:r>
-      <w:ins w:id="95" w:author="fariba abbassi" w:date="2026-01-06T12:42:00Z" w16du:dateUtc="2026-01-06T11:42:00Z">
-        <w:r>
-          <w:rPr>
-            <w:rFonts w:ascii="Arial" w:hAnsi="Arial" w:cs="Arial"/>
-            <w:sz w:val="22"/>
-            <w:szCs w:val="22"/>
-          </w:rPr>
-          <w:t xml:space="preserve">trials </w:t>
-        </w:r>
-      </w:ins>
+        <w:t xml:space="preserve">20(23%) </w:t>
+      </w:r>
+      <w:r>
+        <w:rPr>
+          <w:rFonts w:ascii="Arial" w:hAnsi="Arial" w:cs="Arial"/>
+          <w:sz w:val="22"/>
+          <w:szCs w:val="22"/>
+        </w:rPr>
+        <w:t xml:space="preserve">trials </w:t>
+      </w:r>
       <w:r>
         <w:rPr>
           <w:rFonts w:ascii="Arial" w:hAnsi="Arial" w:cs="Arial"/>
@@ -2532,36 +1606,22 @@
         </w:rPr>
         <w:t xml:space="preserve">specified </w:t>
       </w:r>
-      <w:ins w:id="96" w:author="Milo Alan Puhan" w:date="2026-01-07T15:20:00Z" w16du:dateUtc="2026-01-07T14:20:00Z">
-        <w:r>
-          <w:rPr>
-            <w:rFonts w:ascii="Arial" w:hAnsi="Arial" w:cs="Arial"/>
-            <w:sz w:val="22"/>
-            <w:szCs w:val="22"/>
-          </w:rPr>
-          <w:t>an</w:t>
-        </w:r>
-      </w:ins>
-      <w:ins w:id="97" w:author="Milo Alan Puhan" w:date="2026-01-07T15:13:00Z" w16du:dateUtc="2026-01-07T14:13:00Z">
-        <w:r>
-          <w:rPr>
-            <w:rFonts w:ascii="Arial" w:hAnsi="Arial" w:cs="Arial"/>
-            <w:sz w:val="22"/>
-            <w:szCs w:val="22"/>
-          </w:rPr>
-          <w:t xml:space="preserve"> aim to show</w:t>
-        </w:r>
-      </w:ins>
-      <w:del w:id="98" w:author="Milo Alan Puhan" w:date="2026-01-07T15:13:00Z" w16du:dateUtc="2026-01-07T14:13:00Z">
-        <w:r>
-          <w:rPr>
-            <w:rFonts w:ascii="Arial" w:hAnsi="Arial" w:cs="Arial"/>
-            <w:sz w:val="22"/>
-            <w:szCs w:val="22"/>
-          </w:rPr>
-          <w:delText>a</w:delText>
-        </w:r>
-      </w:del>
+      <w:r>
+        <w:rPr>
+          <w:rFonts w:ascii="Arial" w:hAnsi="Arial" w:cs="Arial"/>
+          <w:sz w:val="22"/>
+          <w:szCs w:val="22"/>
+        </w:rPr>
+        <w:t>an</w:t>
+      </w:r>
+      <w:r>
+        <w:rPr>
+          <w:rFonts w:ascii="Arial" w:hAnsi="Arial" w:cs="Arial"/>
+          <w:sz w:val="22"/>
+          <w:szCs w:val="22"/>
+        </w:rPr>
+        <w:t xml:space="preserve"> aim to show</w:t>
+      </w:r>
       <w:r>
         <w:rPr>
           <w:rFonts w:ascii="Arial" w:hAnsi="Arial" w:cs="Arial"/>
@@ -2570,46 +1630,30 @@
         </w:rPr>
         <w:t xml:space="preserve"> superiority</w:t>
       </w:r>
-      <w:ins w:id="99" w:author="Milo Alan Puhan" w:date="2026-01-07T15:13:00Z" w16du:dateUtc="2026-01-07T14:13:00Z">
-        <w:r>
-          <w:rPr>
-            <w:rFonts w:ascii="Arial" w:hAnsi="Arial" w:cs="Arial"/>
-            <w:sz w:val="22"/>
-            <w:szCs w:val="22"/>
-          </w:rPr>
-          <w:t xml:space="preserve"> </w:t>
-        </w:r>
-        <w:del w:id="100" w:author="fariba abbassi" w:date="2026-01-07T20:28:00Z" w16du:dateUtc="2026-01-07T19:28:00Z">
-          <w:r>
-            <w:rPr>
-              <w:rFonts w:ascii="Arial" w:hAnsi="Arial" w:cs="Arial"/>
-              <w:sz w:val="22"/>
-              <w:szCs w:val="22"/>
-            </w:rPr>
-            <w:delText>and</w:delText>
-          </w:r>
-        </w:del>
-      </w:ins>
-      <w:ins w:id="101" w:author="fariba abbassi" w:date="2026-01-07T20:28:00Z" w16du:dateUtc="2026-01-07T19:28:00Z">
-        <w:r>
-          <w:rPr>
-            <w:rFonts w:ascii="Arial" w:hAnsi="Arial" w:cs="Arial"/>
-            <w:sz w:val="22"/>
-            <w:szCs w:val="22"/>
-          </w:rPr>
-          <w:t>with</w:t>
-        </w:r>
-      </w:ins>
-      <w:ins w:id="102" w:author="Milo Alan Puhan" w:date="2026-01-07T15:13:00Z" w16du:dateUtc="2026-01-07T14:13:00Z">
-        <w:r>
-          <w:rPr>
-            <w:rFonts w:ascii="Arial" w:hAnsi="Arial" w:cs="Arial"/>
-            <w:sz w:val="22"/>
-            <w:szCs w:val="22"/>
-          </w:rPr>
-          <w:t xml:space="preserve"> a corresponding study</w:t>
-        </w:r>
-      </w:ins>
+      <w:r>
+        <w:rPr>
+          <w:rFonts w:ascii="Arial" w:hAnsi="Arial" w:cs="Arial"/>
+          <w:sz w:val="22"/>
+          <w:szCs w:val="22"/>
+        </w:rPr>
+        <w:t xml:space="preserve"> </w:t>
+      </w:r>
+      <w:r>
+        <w:rPr>
+          <w:rFonts w:ascii="Arial" w:hAnsi="Arial" w:cs="Arial"/>
+          <w:sz w:val="22"/>
+          <w:szCs w:val="22"/>
+        </w:rPr>
+        <w:t>with</w:t>
+      </w:r>
+      <w:r>
+        <w:rPr>
+          <w:rFonts w:ascii="Arial" w:hAnsi="Arial" w:cs="Arial"/>
+          <w:sz w:val="22"/>
+          <w:szCs w:val="22"/>
+        </w:rPr>
+        <w:t xml:space="preserve"> a corresponding study</w:t>
+      </w:r>
       <w:r>
         <w:rPr>
           <w:rFonts w:ascii="Arial" w:hAnsi="Arial" w:cs="Arial"/>
@@ -2618,62 +1662,30 @@
         </w:rPr>
         <w:t xml:space="preserve"> design</w:t>
       </w:r>
-      <w:ins w:id="103" w:author="fariba abbassi" w:date="2026-01-06T12:42:00Z" w16du:dateUtc="2026-01-06T11:42:00Z">
-        <w:r>
-          <w:rPr>
-            <w:rFonts w:ascii="Arial" w:hAnsi="Arial" w:cs="Arial"/>
-            <w:sz w:val="22"/>
-            <w:szCs w:val="22"/>
-          </w:rPr>
-          <w:t xml:space="preserve"> and</w:t>
-        </w:r>
-      </w:ins>
-      <w:del w:id="104" w:author="fariba abbassi" w:date="2026-01-06T12:42:00Z" w16du:dateUtc="2026-01-06T11:42:00Z">
-        <w:r>
-          <w:rPr>
-            <w:rFonts w:ascii="Arial" w:hAnsi="Arial" w:cs="Arial"/>
-            <w:sz w:val="22"/>
-            <w:szCs w:val="22"/>
-          </w:rPr>
-          <w:delText>,</w:delText>
-        </w:r>
-      </w:del>
-      <w:r>
-        <w:rPr>
-          <w:rFonts w:ascii="Arial" w:hAnsi="Arial" w:cs="Arial"/>
-          <w:sz w:val="22"/>
-          <w:szCs w:val="22"/>
-        </w:rPr>
-        <w:t xml:space="preserve"> 12</w:t>
-      </w:r>
-      <w:del w:id="105" w:author="fariba abbassi" w:date="2026-01-07T20:28:00Z" w16du:dateUtc="2026-01-07T19:28:00Z">
-        <w:r>
-          <w:rPr>
-            <w:rFonts w:ascii="Arial" w:hAnsi="Arial" w:cs="Arial"/>
-            <w:sz w:val="22"/>
-            <w:szCs w:val="22"/>
-          </w:rPr>
-          <w:delText xml:space="preserve"> </w:delText>
-        </w:r>
-      </w:del>
-      <w:r>
-        <w:rPr>
-          <w:rFonts w:ascii="Arial" w:hAnsi="Arial" w:cs="Arial"/>
-          <w:sz w:val="22"/>
-          <w:szCs w:val="22"/>
-        </w:rPr>
-        <w:t xml:space="preserve">(14%) a non-inferiority </w:t>
-      </w:r>
-      <w:ins w:id="106" w:author="Milo Alan Puhan" w:date="2026-01-07T15:13:00Z" w16du:dateUtc="2026-01-07T14:13:00Z">
-        <w:r>
-          <w:rPr>
-            <w:rFonts w:ascii="Arial" w:hAnsi="Arial" w:cs="Arial"/>
-            <w:sz w:val="22"/>
-            <w:szCs w:val="22"/>
-          </w:rPr>
-          <w:t xml:space="preserve">aim and </w:t>
-        </w:r>
-      </w:ins>
+      <w:r>
+        <w:rPr>
+          <w:rFonts w:ascii="Arial" w:hAnsi="Arial" w:cs="Arial"/>
+          <w:sz w:val="22"/>
+          <w:szCs w:val="22"/>
+        </w:rPr>
+        <w:t xml:space="preserve"> and</w:t>
+      </w:r>
+      <w:r>
+        <w:rPr>
+          <w:rFonts w:ascii="Arial" w:hAnsi="Arial" w:cs="Arial"/>
+          <w:sz w:val="22"/>
+          <w:szCs w:val="22"/>
+        </w:rPr>
+        <w:t xml:space="preserve"> 12(14%) a non-inferiority </w:t>
+      </w:r>
+      <w:r>
+        <w:rPr>
+          <w:rFonts w:ascii="Arial" w:hAnsi="Arial" w:cs="Arial"/>
+          <w:sz w:val="22"/>
+          <w:szCs w:val="22"/>
+        </w:rPr>
+        <w:t xml:space="preserve">aim and </w:t>
+      </w:r>
       <w:r>
         <w:rPr>
           <w:rFonts w:ascii="Arial" w:hAnsi="Arial" w:cs="Arial"/>
@@ -2682,16 +1694,14 @@
         </w:rPr>
         <w:t>design</w:t>
       </w:r>
-      <w:ins w:id="107" w:author="Milo Alan Puhan" w:date="2026-01-07T15:20:00Z" w16du:dateUtc="2026-01-07T14:20:00Z">
-        <w:r>
-          <w:rPr>
-            <w:rFonts w:ascii="Arial" w:hAnsi="Arial" w:cs="Arial"/>
-            <w:sz w:val="22"/>
-            <w:szCs w:val="22"/>
-          </w:rPr>
-          <w:t>, respectively</w:t>
-        </w:r>
-      </w:ins>
+      <w:r>
+        <w:rPr>
+          <w:rFonts w:ascii="Arial" w:hAnsi="Arial" w:cs="Arial"/>
+          <w:sz w:val="22"/>
+          <w:szCs w:val="22"/>
+        </w:rPr>
+        <w:t>, respectively</w:t>
+      </w:r>
       <w:r>
         <w:rPr>
           <w:rFonts w:ascii="Arial" w:hAnsi="Arial" w:cs="Arial"/>
@@ -2708,16 +1718,14 @@
         </w:rPr>
         <w:t xml:space="preserve">he </w:t>
       </w:r>
-      <w:ins w:id="108" w:author="fariba abbassi" w:date="2026-01-06T12:34:00Z" w16du:dateUtc="2026-01-06T11:34:00Z">
-        <w:r>
-          <w:rPr>
-            <w:rFonts w:ascii="Arial" w:hAnsi="Arial" w:cs="Arial"/>
-            <w:sz w:val="22"/>
-            <w:szCs w:val="22"/>
-          </w:rPr>
-          <w:t xml:space="preserve">remaining </w:t>
-        </w:r>
-      </w:ins>
+      <w:r>
+        <w:rPr>
+          <w:rFonts w:ascii="Arial" w:hAnsi="Arial" w:cs="Arial"/>
+          <w:sz w:val="22"/>
+          <w:szCs w:val="22"/>
+        </w:rPr>
+        <w:t xml:space="preserve">remaining </w:t>
+      </w:r>
       <w:r>
         <w:rPr>
           <w:rFonts w:ascii="Arial" w:hAnsi="Arial" w:cs="Arial"/>
@@ -2726,72 +1734,30 @@
         </w:rPr>
         <w:t xml:space="preserve">55 trials </w:t>
       </w:r>
-      <w:del w:id="109" w:author="fariba abbassi" w:date="2026-01-06T12:35:00Z" w16du:dateUtc="2026-01-06T11:35:00Z">
-        <w:r>
-          <w:rPr>
-            <w:rFonts w:ascii="Arial" w:hAnsi="Arial" w:cs="Arial"/>
-            <w:sz w:val="22"/>
-            <w:szCs w:val="22"/>
-          </w:rPr>
-          <w:delText xml:space="preserve">without </w:delText>
-        </w:r>
-      </w:del>
-      <w:ins w:id="110" w:author="fariba abbassi" w:date="2026-01-06T12:35:00Z" w16du:dateUtc="2026-01-06T11:35:00Z">
-        <w:r>
-          <w:rPr>
-            <w:rFonts w:ascii="Arial" w:hAnsi="Arial" w:cs="Arial"/>
-            <w:sz w:val="22"/>
-            <w:szCs w:val="22"/>
-          </w:rPr>
-          <w:t xml:space="preserve">did not </w:t>
-        </w:r>
-      </w:ins>
-      <w:del w:id="111" w:author="fariba abbassi" w:date="2026-01-06T12:35:00Z" w16du:dateUtc="2026-01-06T11:35:00Z">
-        <w:r>
-          <w:rPr>
-            <w:rFonts w:ascii="Arial" w:hAnsi="Arial" w:cs="Arial"/>
-            <w:sz w:val="22"/>
-            <w:szCs w:val="22"/>
-          </w:rPr>
-          <w:delText xml:space="preserve">a </w:delText>
-        </w:r>
-      </w:del>
-      <w:r>
-        <w:rPr>
-          <w:rFonts w:ascii="Arial" w:hAnsi="Arial" w:cs="Arial"/>
-          <w:sz w:val="22"/>
-          <w:szCs w:val="22"/>
-        </w:rPr>
-        <w:t>report</w:t>
-      </w:r>
-      <w:del w:id="112" w:author="fariba abbassi" w:date="2026-01-07T20:29:00Z" w16du:dateUtc="2026-01-07T19:29:00Z">
-        <w:r>
-          <w:rPr>
-            <w:rFonts w:ascii="Arial" w:hAnsi="Arial" w:cs="Arial"/>
-            <w:sz w:val="22"/>
-            <w:szCs w:val="22"/>
-          </w:rPr>
-          <w:delText>ed</w:delText>
-        </w:r>
-      </w:del>
-      <w:r>
-        <w:rPr>
-          <w:rFonts w:ascii="Arial" w:hAnsi="Arial" w:cs="Arial"/>
-          <w:sz w:val="22"/>
-          <w:szCs w:val="22"/>
-        </w:rPr>
-        <w:t xml:space="preserve"> </w:t>
-      </w:r>
-      <w:ins w:id="113" w:author="fariba abbassi" w:date="2026-01-06T12:35:00Z" w16du:dateUtc="2026-01-06T11:35:00Z">
-        <w:r>
-          <w:rPr>
-            <w:rFonts w:ascii="Arial" w:hAnsi="Arial" w:cs="Arial"/>
-            <w:sz w:val="22"/>
-            <w:szCs w:val="22"/>
-          </w:rPr>
-          <w:t xml:space="preserve">a </w:t>
-        </w:r>
-      </w:ins>
+      <w:r>
+        <w:rPr>
+          <w:rFonts w:ascii="Arial" w:hAnsi="Arial" w:cs="Arial"/>
+          <w:sz w:val="22"/>
+          <w:szCs w:val="22"/>
+        </w:rPr>
+        <w:t xml:space="preserve">did not </w:t>
+      </w:r>
+      <w:r>
+        <w:rPr>
+          <w:rFonts w:ascii="Arial" w:hAnsi="Arial" w:cs="Arial"/>
+          <w:sz w:val="22"/>
+          <w:szCs w:val="22"/>
+        </w:rPr>
+        <w:t xml:space="preserve">report </w:t>
+      </w:r>
+      <w:r>
+        <w:rPr>
+          <w:rFonts w:ascii="Arial" w:hAnsi="Arial" w:cs="Arial"/>
+          <w:sz w:val="22"/>
+          <w:szCs w:val="22"/>
+        </w:rPr>
+        <w:t xml:space="preserve">a </w:t>
+      </w:r>
       <w:r>
         <w:rPr>
           <w:rFonts w:ascii="Arial" w:hAnsi="Arial" w:cs="Arial"/>
@@ -2800,26 +1766,14 @@
         </w:rPr>
         <w:t xml:space="preserve">study </w:t>
       </w:r>
-      <w:ins w:id="114" w:author="fariba abbassi" w:date="2026-01-06T12:35:00Z" w16du:dateUtc="2026-01-06T11:35:00Z">
-        <w:r>
-          <w:rPr>
-            <w:rFonts w:ascii="Arial" w:hAnsi="Arial" w:cs="Arial"/>
-            <w:sz w:val="22"/>
-            <w:szCs w:val="22"/>
-          </w:rPr>
-          <w:t xml:space="preserve">aim but </w:t>
-        </w:r>
-      </w:ins>
-      <w:del w:id="115" w:author="fariba abbassi" w:date="2026-01-06T12:35:00Z" w16du:dateUtc="2026-01-06T11:35:00Z">
-        <w:r>
-          <w:rPr>
-            <w:rFonts w:ascii="Arial" w:hAnsi="Arial" w:cs="Arial"/>
-            <w:sz w:val="22"/>
-            <w:szCs w:val="22"/>
-          </w:rPr>
-          <w:delText xml:space="preserve">aim </w:delText>
-        </w:r>
-      </w:del>
+      <w:r>
+        <w:rPr>
+          <w:rFonts w:ascii="Arial" w:hAnsi="Arial" w:cs="Arial"/>
+          <w:sz w:val="22"/>
+          <w:szCs w:val="22"/>
+        </w:rPr>
+        <w:t xml:space="preserve">aim but </w:t>
+      </w:r>
       <w:r>
         <w:rPr>
           <w:rFonts w:ascii="Arial" w:hAnsi="Arial" w:cs="Arial"/>
@@ -2828,48 +1782,22 @@
         </w:rPr>
         <w:t xml:space="preserve">were </w:t>
       </w:r>
-      <w:del w:id="116" w:author="Milo Alan Puhan" w:date="2026-01-07T15:14:00Z" w16du:dateUtc="2026-01-07T14:14:00Z">
-        <w:r>
-          <w:rPr>
-            <w:rFonts w:ascii="Arial" w:hAnsi="Arial" w:cs="Arial"/>
-            <w:sz w:val="22"/>
-            <w:szCs w:val="22"/>
-          </w:rPr>
-          <w:delText>effectively</w:delText>
-        </w:r>
-      </w:del>
-      <w:ins w:id="117" w:author="fariba abbassi" w:date="2026-01-06T12:35:00Z" w16du:dateUtc="2026-01-06T11:35:00Z">
-        <w:del w:id="118" w:author="Milo Alan Puhan" w:date="2026-01-07T15:14:00Z" w16du:dateUtc="2026-01-07T14:14:00Z">
-          <w:r>
-            <w:rPr>
-              <w:rFonts w:ascii="Arial" w:hAnsi="Arial" w:cs="Arial"/>
-              <w:sz w:val="22"/>
-              <w:szCs w:val="22"/>
-            </w:rPr>
-            <w:delText xml:space="preserve"> </w:delText>
-          </w:r>
-        </w:del>
-      </w:ins>
-      <w:ins w:id="119" w:author="Milo Alan Puhan" w:date="2026-01-07T15:14:00Z" w16du:dateUtc="2026-01-07T14:14:00Z">
-        <w:r>
-          <w:rPr>
-            <w:rFonts w:ascii="Arial" w:hAnsi="Arial" w:cs="Arial"/>
-            <w:sz w:val="22"/>
-            <w:szCs w:val="22"/>
-          </w:rPr>
-          <w:t xml:space="preserve">basically designed and </w:t>
-        </w:r>
-      </w:ins>
-      <w:ins w:id="120" w:author="fariba abbassi" w:date="2026-01-06T12:35:00Z" w16du:dateUtc="2026-01-06T11:35:00Z">
-        <w:r>
-          <w:rPr>
-            <w:rFonts w:ascii="Arial" w:hAnsi="Arial" w:cs="Arial"/>
-            <w:sz w:val="22"/>
-            <w:szCs w:val="22"/>
-          </w:rPr>
-          <w:t>conducted as</w:t>
-        </w:r>
-      </w:ins>
+      <w:r>
+        <w:rPr>
+          <w:rFonts w:ascii="Arial" w:hAnsi="Arial" w:cs="Arial"/>
+          <w:sz w:val="22"/>
+          <w:szCs w:val="22"/>
+        </w:rPr>
+        <w:t xml:space="preserve">basically designed and </w:t>
+      </w:r>
+      <w:r>
+        <w:rPr>
+          <w:rFonts w:ascii="Arial" w:hAnsi="Arial" w:cs="Arial"/>
+          <w:sz w:val="22"/>
+          <w:szCs w:val="22"/>
+        </w:rPr>
+        <w:t>conducted as</w:t>
+      </w:r>
       <w:r>
         <w:rPr>
           <w:rFonts w:ascii="Arial" w:hAnsi="Arial" w:cs="Arial"/>
@@ -2900,186 +1828,48 @@
           <w:sz w:val="22"/>
           <w:szCs w:val="22"/>
         </w:rPr>
-        <w:t xml:space="preserve"> in 84</w:t>
-      </w:r>
-      <w:del w:id="121" w:author="fariba abbassi" w:date="2026-01-07T20:46:00Z" w16du:dateUtc="2026-01-07T19:46:00Z">
-        <w:r>
-          <w:rPr>
-            <w:rFonts w:ascii="Arial" w:hAnsi="Arial" w:cs="Arial"/>
-            <w:sz w:val="22"/>
-            <w:szCs w:val="22"/>
-          </w:rPr>
-          <w:delText xml:space="preserve"> trials</w:delText>
-        </w:r>
-        <w:r>
-          <w:rPr>
-            <w:rFonts w:ascii="Arial" w:hAnsi="Arial" w:cs="Arial"/>
-            <w:sz w:val="22"/>
-            <w:szCs w:val="22"/>
-          </w:rPr>
-          <w:delText xml:space="preserve"> </w:delText>
-        </w:r>
-      </w:del>
-      <w:r>
-        <w:rPr>
-          <w:rFonts w:ascii="Arial" w:hAnsi="Arial" w:cs="Arial"/>
-          <w:sz w:val="22"/>
-          <w:szCs w:val="22"/>
-        </w:rPr>
-        <w:t>(98%)</w:t>
-      </w:r>
-      <w:ins w:id="122" w:author="fariba abbassi" w:date="2026-01-07T20:46:00Z" w16du:dateUtc="2026-01-07T19:46:00Z">
-        <w:r>
-          <w:rPr>
-            <w:rFonts w:ascii="Arial" w:hAnsi="Arial" w:cs="Arial"/>
-            <w:sz w:val="22"/>
-            <w:szCs w:val="22"/>
-          </w:rPr>
-          <w:t xml:space="preserve"> </w:t>
-        </w:r>
-        <w:r>
-          <w:rPr>
-            <w:rFonts w:ascii="Arial" w:hAnsi="Arial" w:cs="Arial"/>
-            <w:sz w:val="22"/>
-            <w:szCs w:val="22"/>
-          </w:rPr>
-          <w:t>trials</w:t>
-        </w:r>
-      </w:ins>
-      <w:r>
-        <w:rPr>
-          <w:rFonts w:ascii="Arial" w:hAnsi="Arial" w:cs="Arial"/>
-          <w:sz w:val="22"/>
-          <w:szCs w:val="22"/>
-        </w:rPr>
-        <w:t>, and 44</w:t>
-      </w:r>
-      <w:del w:id="123" w:author="fariba abbassi" w:date="2026-01-07T20:46:00Z" w16du:dateUtc="2026-01-07T19:46:00Z">
-        <w:r>
-          <w:rPr>
-            <w:rFonts w:ascii="Arial" w:hAnsi="Arial" w:cs="Arial"/>
-            <w:sz w:val="22"/>
-            <w:szCs w:val="22"/>
-          </w:rPr>
-          <w:delText xml:space="preserve"> </w:delText>
-        </w:r>
-      </w:del>
-      <w:r>
-        <w:rPr>
-          <w:rFonts w:ascii="Arial" w:hAnsi="Arial" w:cs="Arial"/>
-          <w:sz w:val="22"/>
-          <w:szCs w:val="22"/>
-        </w:rPr>
-        <w:t>(51%) achieved statistical significance for their primary endpoint.</w:t>
-      </w:r>
-      <w:del w:id="124" w:author="fariba abbassi" w:date="2026-01-07T20:29:00Z" w16du:dateUtc="2026-01-07T19:29:00Z">
-        <w:r>
-          <w:rPr>
-            <w:rFonts w:ascii="Arial" w:hAnsi="Arial" w:cs="Arial"/>
-            <w:sz w:val="22"/>
-            <w:szCs w:val="22"/>
-          </w:rPr>
-          <w:delText xml:space="preserve"> However, only </w:delText>
-        </w:r>
-      </w:del>
-      <w:del w:id="125" w:author="fariba abbassi" w:date="2026-01-06T12:43:00Z" w16du:dateUtc="2026-01-06T11:43:00Z">
-        <w:r>
-          <w:rPr>
-            <w:rFonts w:ascii="Arial" w:hAnsi="Arial" w:cs="Arial"/>
-            <w:sz w:val="22"/>
-            <w:szCs w:val="22"/>
-          </w:rPr>
-          <w:delText xml:space="preserve">in </w:delText>
-        </w:r>
-      </w:del>
-      <w:del w:id="126" w:author="fariba abbassi" w:date="2026-01-07T20:29:00Z" w16du:dateUtc="2026-01-07T19:29:00Z">
-        <w:r>
-          <w:rPr>
-            <w:rFonts w:ascii="Arial" w:hAnsi="Arial" w:cs="Arial"/>
-            <w:sz w:val="22"/>
-            <w:szCs w:val="22"/>
-          </w:rPr>
-          <w:delText xml:space="preserve">9 (20%) </w:delText>
-        </w:r>
-      </w:del>
-      <w:del w:id="127" w:author="fariba abbassi" w:date="2026-01-06T12:43:00Z" w16du:dateUtc="2026-01-06T11:43:00Z">
-        <w:r>
-          <w:rPr>
-            <w:rFonts w:ascii="Arial" w:hAnsi="Arial" w:cs="Arial"/>
-            <w:sz w:val="22"/>
-            <w:szCs w:val="22"/>
-          </w:rPr>
-          <w:delText xml:space="preserve">publications </w:delText>
-        </w:r>
-      </w:del>
-      <w:ins w:id="128" w:author="fariba abbassi" w:date="2026-01-07T20:29:00Z" w16du:dateUtc="2026-01-07T19:29:00Z">
-        <w:r>
-          <w:rPr>
-            <w:rFonts w:ascii="Arial" w:hAnsi="Arial" w:cs="Arial"/>
-            <w:sz w:val="22"/>
-            <w:szCs w:val="22"/>
-          </w:rPr>
-          <w:t xml:space="preserve"> O</w:t>
-        </w:r>
-      </w:ins>
-      <w:ins w:id="129" w:author="fariba abbassi" w:date="2026-01-06T12:43:00Z" w16du:dateUtc="2026-01-06T11:43:00Z">
-        <w:r>
-          <w:rPr>
-            <w:rFonts w:ascii="Arial" w:hAnsi="Arial" w:cs="Arial"/>
-            <w:sz w:val="22"/>
-            <w:szCs w:val="22"/>
-          </w:rPr>
-          <w:t xml:space="preserve">f </w:t>
-        </w:r>
-      </w:ins>
-      <w:ins w:id="130" w:author="fariba abbassi" w:date="2026-01-06T12:45:00Z" w16du:dateUtc="2026-01-06T11:45:00Z">
-        <w:r>
-          <w:rPr>
-            <w:rFonts w:ascii="Arial" w:hAnsi="Arial" w:cs="Arial"/>
-            <w:sz w:val="22"/>
-            <w:szCs w:val="22"/>
-          </w:rPr>
-          <w:t>these</w:t>
-        </w:r>
-      </w:ins>
-      <w:ins w:id="131" w:author="fariba abbassi" w:date="2026-01-07T20:29:00Z" w16du:dateUtc="2026-01-07T19:29:00Z">
-        <w:r>
-          <w:rPr>
-            <w:rFonts w:ascii="Arial" w:hAnsi="Arial" w:cs="Arial"/>
-            <w:sz w:val="22"/>
-            <w:szCs w:val="22"/>
-          </w:rPr>
-          <w:t xml:space="preserve">, only 9(20%) </w:t>
-        </w:r>
-      </w:ins>
-      <w:del w:id="132" w:author="fariba abbassi" w:date="2026-01-06T12:36:00Z" w16du:dateUtc="2026-01-06T11:36:00Z">
-        <w:r>
-          <w:rPr>
-            <w:rFonts w:ascii="Arial" w:hAnsi="Arial" w:cs="Arial"/>
-            <w:sz w:val="22"/>
-            <w:szCs w:val="22"/>
-          </w:rPr>
-          <w:delText>results</w:delText>
-        </w:r>
-        <w:r>
-          <w:rPr>
-            <w:rFonts w:ascii="Arial" w:hAnsi="Arial" w:cs="Arial"/>
-            <w:sz w:val="22"/>
-            <w:szCs w:val="22"/>
-          </w:rPr>
-          <w:delText xml:space="preserve"> </w:delText>
-        </w:r>
-      </w:del>
-      <w:del w:id="133" w:author="fariba abbassi" w:date="2026-01-06T12:44:00Z" w16du:dateUtc="2026-01-06T11:44:00Z">
-        <w:r>
-          <w:rPr>
-            <w:rFonts w:ascii="Arial" w:hAnsi="Arial" w:cs="Arial"/>
-            <w:sz w:val="22"/>
-            <w:szCs w:val="22"/>
-          </w:rPr>
-          <w:delText xml:space="preserve">were </w:delText>
-        </w:r>
-      </w:del>
+        <w:t xml:space="preserve"> in 84(98%)</w:t>
+      </w:r>
+      <w:r>
+        <w:rPr>
+          <w:rFonts w:ascii="Arial" w:hAnsi="Arial" w:cs="Arial"/>
+          <w:sz w:val="22"/>
+          <w:szCs w:val="22"/>
+        </w:rPr>
+        <w:t xml:space="preserve"> trials</w:t>
+      </w:r>
+      <w:r>
+        <w:rPr>
+          <w:rFonts w:ascii="Arial" w:hAnsi="Arial" w:cs="Arial"/>
+          <w:sz w:val="22"/>
+          <w:szCs w:val="22"/>
+        </w:rPr>
+        <w:t>, and 44(51%) achieved statistical significance for their primary endpoint.</w:t>
+      </w:r>
+      <w:r>
+        <w:rPr>
+          <w:rFonts w:ascii="Arial" w:hAnsi="Arial" w:cs="Arial"/>
+          <w:sz w:val="22"/>
+          <w:szCs w:val="22"/>
+        </w:rPr>
+        <w:t xml:space="preserve"> O</w:t>
+      </w:r>
+      <w:r>
+        <w:rPr>
+          <w:rFonts w:ascii="Arial" w:hAnsi="Arial" w:cs="Arial"/>
+          <w:sz w:val="22"/>
+          <w:szCs w:val="22"/>
+        </w:rPr>
+        <w:t>f these</w:t>
+      </w:r>
+      <w:r>
+        <w:rPr>
+          <w:rFonts w:ascii="Arial" w:hAnsi="Arial" w:cs="Arial"/>
+          <w:sz w:val="22"/>
+          <w:szCs w:val="22"/>
+        </w:rPr>
+        <w:t xml:space="preserve">, only 9(20%) </w:t>
+      </w:r>
       <w:r>
         <w:rPr>
           <w:rFonts w:ascii="Arial" w:hAnsi="Arial" w:cs="Arial"/>
@@ -3088,16 +1878,14 @@
         </w:rPr>
         <w:t>interpreted</w:t>
       </w:r>
-      <w:ins w:id="134" w:author="fariba abbassi" w:date="2026-01-06T12:45:00Z" w16du:dateUtc="2026-01-06T11:45:00Z">
-        <w:r>
-          <w:rPr>
-            <w:rFonts w:ascii="Arial" w:hAnsi="Arial" w:cs="Arial"/>
-            <w:sz w:val="22"/>
-            <w:szCs w:val="22"/>
-          </w:rPr>
-          <w:t xml:space="preserve"> their results</w:t>
-        </w:r>
-      </w:ins>
+      <w:r>
+        <w:rPr>
+          <w:rFonts w:ascii="Arial" w:hAnsi="Arial" w:cs="Arial"/>
+          <w:sz w:val="22"/>
+          <w:szCs w:val="22"/>
+        </w:rPr>
+        <w:t xml:space="preserve"> their results</w:t>
+      </w:r>
       <w:r>
         <w:rPr>
           <w:rFonts w:ascii="Arial" w:hAnsi="Arial" w:cs="Arial"/>
@@ -3111,7 +1899,6 @@
       <w:pPr>
         <w:spacing w:before="40" w:after="120"/>
         <w:rPr>
-          <w:del w:id="135" w:author="fariba abbassi" w:date="2026-01-07T20:35:00Z" w16du:dateUtc="2026-01-07T19:35:00Z"/>
           <w:rFonts w:ascii="Arial" w:eastAsia="Times New Roman" w:hAnsi="Arial" w:cs="Arial"/>
           <w:kern w:val="0"/>
           <w:sz w:val="22"/>
@@ -3133,82 +1920,28 @@
         </w:rPr>
         <w:t xml:space="preserve">Conclusions: </w:t>
       </w:r>
-      <w:ins w:id="136" w:author="fariba abbassi" w:date="2026-01-06T12:36:00Z" w16du:dateUtc="2026-01-06T11:36:00Z">
-        <w:r>
-          <w:rPr>
-            <w:rFonts w:ascii="Arial" w:eastAsia="Times New Roman" w:hAnsi="Arial" w:cs="Arial"/>
-            <w:kern w:val="0"/>
-            <w:sz w:val="22"/>
-            <w:szCs w:val="22"/>
-            <w:lang w:eastAsia="de-DE"/>
-            <w14:ligatures w14:val="none"/>
-            <w:rPrChange w:id="137" w:author="fariba abbassi" w:date="2026-01-07T20:48:00Z" w16du:dateUtc="2026-01-07T19:48:00Z">
-              <w:rPr>
-                <w:rFonts w:ascii="Arial" w:eastAsia="Times New Roman" w:hAnsi="Arial" w:cs="Arial"/>
-                <w:b/>
-                <w:bCs/>
-                <w:kern w:val="0"/>
-                <w:sz w:val="22"/>
-                <w:szCs w:val="22"/>
-                <w:lang w:eastAsia="de-DE"/>
-                <w14:ligatures w14:val="none"/>
-              </w:rPr>
-            </w:rPrChange>
-          </w:rPr>
-          <w:t>Althou</w:t>
-        </w:r>
-      </w:ins>
-      <w:ins w:id="138" w:author="fariba abbassi" w:date="2026-01-06T12:37:00Z" w16du:dateUtc="2026-01-06T11:37:00Z">
-        <w:r>
-          <w:rPr>
-            <w:rFonts w:ascii="Arial" w:eastAsia="Times New Roman" w:hAnsi="Arial" w:cs="Arial"/>
-            <w:kern w:val="0"/>
-            <w:sz w:val="22"/>
-            <w:szCs w:val="22"/>
-            <w:lang w:eastAsia="de-DE"/>
-            <w14:ligatures w14:val="none"/>
-            <w:rPrChange w:id="139" w:author="fariba abbassi" w:date="2026-01-07T20:48:00Z" w16du:dateUtc="2026-01-07T19:48:00Z">
-              <w:rPr>
-                <w:rFonts w:ascii="Arial" w:eastAsia="Times New Roman" w:hAnsi="Arial" w:cs="Arial"/>
-                <w:b/>
-                <w:bCs/>
-                <w:kern w:val="0"/>
-                <w:sz w:val="22"/>
-                <w:szCs w:val="22"/>
-                <w:lang w:eastAsia="de-DE"/>
-                <w14:ligatures w14:val="none"/>
-              </w:rPr>
-            </w:rPrChange>
-          </w:rPr>
-          <w:t xml:space="preserve">gh </w:t>
-        </w:r>
-      </w:ins>
-      <w:del w:id="140" w:author="fariba abbassi" w:date="2026-01-06T12:37:00Z" w16du:dateUtc="2026-01-06T11:37:00Z">
-        <w:r>
-          <w:rPr>
-            <w:rFonts w:ascii="Arial" w:eastAsia="Times New Roman" w:hAnsi="Arial" w:cs="Arial"/>
-            <w:kern w:val="0"/>
-            <w:sz w:val="22"/>
-            <w:szCs w:val="22"/>
-            <w:lang w:eastAsia="de-DE"/>
-            <w14:ligatures w14:val="none"/>
-          </w:rPr>
-          <w:delText>E</w:delText>
-        </w:r>
-      </w:del>
-      <w:ins w:id="141" w:author="fariba abbassi" w:date="2026-01-06T12:37:00Z" w16du:dateUtc="2026-01-06T11:37:00Z">
-        <w:r>
-          <w:rPr>
-            <w:rFonts w:ascii="Arial" w:eastAsia="Times New Roman" w:hAnsi="Arial" w:cs="Arial"/>
-            <w:kern w:val="0"/>
-            <w:sz w:val="22"/>
-            <w:szCs w:val="22"/>
-            <w:lang w:eastAsia="de-DE"/>
-            <w14:ligatures w14:val="none"/>
-          </w:rPr>
-          <w:t>e</w:t>
-        </w:r>
-      </w:ins>
+      <w:r>
+        <w:rPr>
+          <w:rFonts w:ascii="Arial" w:eastAsia="Times New Roman" w:hAnsi="Arial" w:cs="Arial"/>
+          <w:kern w:val="0"/>
+          <w:sz w:val="22"/>
+          <w:szCs w:val="22"/>
+          <w:lang w:eastAsia="de-DE"/>
+          <w14:ligatures w14:val="none"/>
+        </w:rPr>
+        <w:t xml:space="preserve">Although </w:t>
+      </w:r>
+      <w:r>
+        <w:rPr>
+          <w:rFonts w:ascii="Arial" w:eastAsia="Times New Roman" w:hAnsi="Arial" w:cs="Arial"/>
+          <w:kern w:val="0"/>
+          <w:sz w:val="22"/>
+          <w:szCs w:val="22"/>
+          <w:lang w:eastAsia="de-DE"/>
+          <w14:ligatures w14:val="none"/>
+        </w:rPr>
+        <w:t>e</w:t>
+      </w:r>
       <w:r>
         <w:rPr>
           <w:rFonts w:ascii="Arial" w:eastAsia="Times New Roman" w:hAnsi="Arial" w:cs="Arial"/>
@@ -3220,32 +1953,17 @@
         </w:rPr>
         <w:t>ndpoints and sample size</w:t>
       </w:r>
-      <w:ins w:id="142" w:author="fariba abbassi" w:date="2026-01-06T12:37:00Z" w16du:dateUtc="2026-01-06T11:37:00Z">
-        <w:r>
-          <w:rPr>
-            <w:rFonts w:ascii="Arial" w:eastAsia="Times New Roman" w:hAnsi="Arial" w:cs="Arial"/>
-            <w:kern w:val="0"/>
-            <w:sz w:val="22"/>
-            <w:szCs w:val="22"/>
-            <w:lang w:eastAsia="de-DE"/>
-            <w14:ligatures w14:val="none"/>
-          </w:rPr>
-          <w:t xml:space="preserve"> calculations </w:t>
-        </w:r>
-      </w:ins>
-      <w:del w:id="143" w:author="fariba abbassi" w:date="2026-01-06T12:37:00Z" w16du:dateUtc="2026-01-06T11:37:00Z">
-        <w:r>
-          <w:rPr>
-            <w:rFonts w:ascii="Arial" w:eastAsia="Times New Roman" w:hAnsi="Arial" w:cs="Arial"/>
-            <w:kern w:val="0"/>
-            <w:sz w:val="22"/>
-            <w:szCs w:val="22"/>
-            <w:lang w:eastAsia="de-DE"/>
-            <w14:ligatures w14:val="none"/>
-          </w:rPr>
-          <w:delText xml:space="preserve">s </w:delText>
-        </w:r>
-      </w:del>
+      <w:r>
+        <w:rPr>
+          <w:rFonts w:ascii="Arial" w:eastAsia="Times New Roman" w:hAnsi="Arial" w:cs="Arial"/>
+          <w:kern w:val="0"/>
+          <w:sz w:val="22"/>
+          <w:szCs w:val="22"/>
+          <w:lang w:eastAsia="de-DE"/>
+          <w14:ligatures w14:val="none"/>
+        </w:rPr>
+        <w:t xml:space="preserve"> calculations </w:t>
+      </w:r>
       <w:r>
         <w:rPr>
           <w:rFonts w:ascii="Arial" w:eastAsia="Times New Roman" w:hAnsi="Arial" w:cs="Arial"/>
@@ -3257,60 +1975,17 @@
         </w:rPr>
         <w:t xml:space="preserve">were usually reported, </w:t>
       </w:r>
-      <w:del w:id="144" w:author="fariba abbassi" w:date="2026-01-06T12:37:00Z" w16du:dateUtc="2026-01-06T11:37:00Z">
-        <w:r>
-          <w:rPr>
-            <w:rFonts w:ascii="Arial" w:eastAsia="Times New Roman" w:hAnsi="Arial" w:cs="Arial"/>
-            <w:kern w:val="0"/>
-            <w:sz w:val="22"/>
-            <w:szCs w:val="22"/>
-            <w:lang w:eastAsia="de-DE"/>
-            <w14:ligatures w14:val="none"/>
-          </w:rPr>
-          <w:delText xml:space="preserve">but </w:delText>
-        </w:r>
-      </w:del>
-      <w:ins w:id="145" w:author="fariba abbassi" w:date="2026-01-06T12:37:00Z" w16du:dateUtc="2026-01-06T11:37:00Z">
-        <w:del w:id="146" w:author="Milo Alan Puhan" w:date="2026-01-07T15:14:00Z" w16du:dateUtc="2026-01-07T14:14:00Z">
-          <w:r>
-            <w:rPr>
-              <w:rFonts w:ascii="Arial" w:eastAsia="Times New Roman" w:hAnsi="Arial" w:cs="Arial"/>
-              <w:kern w:val="0"/>
-              <w:sz w:val="22"/>
-              <w:szCs w:val="22"/>
-              <w:lang w:eastAsia="de-DE"/>
-              <w14:ligatures w14:val="none"/>
-            </w:rPr>
-            <w:delText xml:space="preserve">both  </w:delText>
-          </w:r>
-        </w:del>
-      </w:ins>
-      <w:del w:id="147" w:author="Milo Alan Puhan" w:date="2026-01-07T15:20:00Z" w16du:dateUtc="2026-01-07T14:20:00Z">
-        <w:r>
-          <w:rPr>
-            <w:rFonts w:ascii="Arial" w:eastAsia="Times New Roman" w:hAnsi="Arial" w:cs="Arial"/>
-            <w:kern w:val="0"/>
-            <w:sz w:val="22"/>
-            <w:szCs w:val="22"/>
-            <w:lang w:eastAsia="de-DE"/>
-            <w14:ligatures w14:val="none"/>
-          </w:rPr>
-          <w:delText>study</w:delText>
-        </w:r>
-      </w:del>
-      <w:ins w:id="148" w:author="Milo Alan Puhan" w:date="2026-01-07T15:20:00Z" w16du:dateUtc="2026-01-07T14:20:00Z">
-        <w:r>
-          <w:rPr>
-            <w:rFonts w:ascii="Arial" w:eastAsia="Times New Roman" w:hAnsi="Arial" w:cs="Arial"/>
-            <w:kern w:val="0"/>
-            <w:sz w:val="22"/>
-            <w:szCs w:val="22"/>
-            <w:lang w:eastAsia="de-DE"/>
-            <w14:ligatures w14:val="none"/>
-          </w:rPr>
-          <w:t>specific study</w:t>
-        </w:r>
-      </w:ins>
+      <w:r>
+        <w:rPr>
+          <w:rFonts w:ascii="Arial" w:eastAsia="Times New Roman" w:hAnsi="Arial" w:cs="Arial"/>
+          <w:kern w:val="0"/>
+          <w:sz w:val="22"/>
+          <w:szCs w:val="22"/>
+          <w:lang w:eastAsia="de-DE"/>
+          <w14:ligatures w14:val="none"/>
+        </w:rPr>
+        <w:t>specific study</w:t>
+      </w:r>
       <w:r>
         <w:rPr>
           <w:rFonts w:ascii="Arial" w:eastAsia="Times New Roman" w:hAnsi="Arial" w:cs="Arial"/>
@@ -3322,19 +1997,17 @@
         </w:rPr>
         <w:t xml:space="preserve"> </w:t>
       </w:r>
-      <w:ins w:id="149" w:author="Milo Alan Puhan" w:date="2026-01-07T15:14:00Z" w16du:dateUtc="2026-01-07T14:14:00Z">
-        <w:r>
-          <w:rPr>
-            <w:rFonts w:ascii="Arial" w:eastAsia="Times New Roman" w:hAnsi="Arial" w:cs="Arial"/>
-            <w:kern w:val="0"/>
-            <w:sz w:val="22"/>
-            <w:szCs w:val="22"/>
-            <w:lang w:eastAsia="de-DE"/>
-            <w14:ligatures w14:val="none"/>
-          </w:rPr>
-          <w:t xml:space="preserve">aims and corresponding </w:t>
-        </w:r>
-      </w:ins>
+      <w:r>
+        <w:rPr>
+          <w:rFonts w:ascii="Arial" w:eastAsia="Times New Roman" w:hAnsi="Arial" w:cs="Arial"/>
+          <w:kern w:val="0"/>
+          <w:sz w:val="22"/>
+          <w:szCs w:val="22"/>
+          <w:lang w:eastAsia="de-DE"/>
+          <w14:ligatures w14:val="none"/>
+        </w:rPr>
+        <w:t xml:space="preserve">aims and corresponding </w:t>
+      </w:r>
       <w:r>
         <w:rPr>
           <w:rFonts w:ascii="Arial" w:eastAsia="Times New Roman" w:hAnsi="Arial" w:cs="Arial"/>
@@ -3346,32 +2019,17 @@
         </w:rPr>
         <w:t xml:space="preserve">design </w:t>
       </w:r>
-      <w:del w:id="150" w:author="Milo Alan Puhan" w:date="2026-01-07T15:14:00Z" w16du:dateUtc="2026-01-07T14:14:00Z">
-        <w:r>
-          <w:rPr>
-            <w:rFonts w:ascii="Arial" w:eastAsia="Times New Roman" w:hAnsi="Arial" w:cs="Arial"/>
-            <w:kern w:val="0"/>
-            <w:sz w:val="22"/>
-            <w:szCs w:val="22"/>
-            <w:lang w:eastAsia="de-DE"/>
-            <w14:ligatures w14:val="none"/>
-          </w:rPr>
-          <w:delText xml:space="preserve">and </w:delText>
-        </w:r>
-      </w:del>
-      <w:ins w:id="151" w:author="Milo Alan Puhan" w:date="2026-01-07T15:14:00Z" w16du:dateUtc="2026-01-07T14:14:00Z">
-        <w:r>
-          <w:rPr>
-            <w:rFonts w:ascii="Arial" w:eastAsia="Times New Roman" w:hAnsi="Arial" w:cs="Arial"/>
-            <w:kern w:val="0"/>
-            <w:sz w:val="22"/>
-            <w:szCs w:val="22"/>
-            <w:lang w:eastAsia="de-DE"/>
-            <w14:ligatures w14:val="none"/>
-          </w:rPr>
-          <w:t xml:space="preserve">as well as </w:t>
-        </w:r>
-      </w:ins>
+      <w:r>
+        <w:rPr>
+          <w:rFonts w:ascii="Arial" w:eastAsia="Times New Roman" w:hAnsi="Arial" w:cs="Arial"/>
+          <w:kern w:val="0"/>
+          <w:sz w:val="22"/>
+          <w:szCs w:val="22"/>
+          <w:lang w:eastAsia="de-DE"/>
+          <w14:ligatures w14:val="none"/>
+        </w:rPr>
+        <w:t xml:space="preserve">as well as </w:t>
+      </w:r>
       <w:r>
         <w:rPr>
           <w:rFonts w:ascii="Arial" w:eastAsia="Times New Roman" w:hAnsi="Arial" w:cs="Arial"/>
@@ -3383,19 +2041,17 @@
         </w:rPr>
         <w:t xml:space="preserve">clinical interpretation were </w:t>
       </w:r>
-      <w:ins w:id="152" w:author="fariba abbassi" w:date="2026-01-06T12:37:00Z" w16du:dateUtc="2026-01-06T11:37:00Z">
-        <w:r>
-          <w:rPr>
-            <w:rFonts w:ascii="Arial" w:eastAsia="Times New Roman" w:hAnsi="Arial" w:cs="Arial"/>
-            <w:kern w:val="0"/>
-            <w:sz w:val="22"/>
-            <w:szCs w:val="22"/>
-            <w:lang w:eastAsia="de-DE"/>
-            <w14:ligatures w14:val="none"/>
-          </w:rPr>
-          <w:t xml:space="preserve">frequently </w:t>
-        </w:r>
-      </w:ins>
+      <w:r>
+        <w:rPr>
+          <w:rFonts w:ascii="Arial" w:eastAsia="Times New Roman" w:hAnsi="Arial" w:cs="Arial"/>
+          <w:kern w:val="0"/>
+          <w:sz w:val="22"/>
+          <w:szCs w:val="22"/>
+          <w:lang w:eastAsia="de-DE"/>
+          <w14:ligatures w14:val="none"/>
+        </w:rPr>
+        <w:t xml:space="preserve">frequently </w:t>
+      </w:r>
       <w:r>
         <w:rPr>
           <w:rFonts w:ascii="Arial" w:eastAsia="Times New Roman" w:hAnsi="Arial" w:cs="Arial"/>
@@ -3418,138 +2074,61 @@
         </w:rPr>
         <w:t>More than half of trials failed to demonstrate superiority</w:t>
       </w:r>
-      <w:ins w:id="153" w:author="Milo Alan Puhan" w:date="2026-01-07T15:15:00Z" w16du:dateUtc="2026-01-07T14:15:00Z">
-        <w:r>
-          <w:rPr>
-            <w:rFonts w:ascii="Arial" w:eastAsia="Times New Roman" w:hAnsi="Arial" w:cs="Arial"/>
-            <w:kern w:val="0"/>
-            <w:sz w:val="22"/>
-            <w:szCs w:val="22"/>
-            <w:lang w:eastAsia="de-DE"/>
-            <w14:ligatures w14:val="none"/>
-          </w:rPr>
-          <w:t xml:space="preserve"> and </w:t>
-        </w:r>
-        <w:del w:id="154" w:author="fariba abbassi" w:date="2026-01-07T20:30:00Z" w16du:dateUtc="2026-01-07T19:30:00Z">
-          <w:r>
-            <w:rPr>
-              <w:rFonts w:ascii="Arial" w:eastAsia="Times New Roman" w:hAnsi="Arial" w:cs="Arial"/>
-              <w:kern w:val="0"/>
-              <w:sz w:val="22"/>
-              <w:szCs w:val="22"/>
-              <w:lang w:eastAsia="de-DE"/>
-              <w14:ligatures w14:val="none"/>
-            </w:rPr>
-            <w:delText>would</w:delText>
-          </w:r>
-        </w:del>
-      </w:ins>
-      <w:ins w:id="155" w:author="fariba abbassi" w:date="2026-01-07T20:30:00Z" w16du:dateUtc="2026-01-07T19:30:00Z">
-        <w:r>
-          <w:rPr>
-            <w:rFonts w:ascii="Arial" w:eastAsia="Times New Roman" w:hAnsi="Arial" w:cs="Arial"/>
-            <w:kern w:val="0"/>
-            <w:sz w:val="22"/>
-            <w:szCs w:val="22"/>
-            <w:lang w:eastAsia="de-DE"/>
-            <w14:ligatures w14:val="none"/>
-          </w:rPr>
-          <w:t>might</w:t>
-        </w:r>
-      </w:ins>
-      <w:ins w:id="156" w:author="Milo Alan Puhan" w:date="2026-01-07T15:15:00Z" w16du:dateUtc="2026-01-07T14:15:00Z">
-        <w:r>
-          <w:rPr>
-            <w:rFonts w:ascii="Arial" w:eastAsia="Times New Roman" w:hAnsi="Arial" w:cs="Arial"/>
-            <w:kern w:val="0"/>
-            <w:sz w:val="22"/>
-            <w:szCs w:val="22"/>
-            <w:lang w:eastAsia="de-DE"/>
-            <w14:ligatures w14:val="none"/>
-          </w:rPr>
-          <w:t xml:space="preserve"> have </w:t>
-        </w:r>
-        <w:del w:id="157" w:author="fariba abbassi" w:date="2026-01-07T20:31:00Z" w16du:dateUtc="2026-01-07T19:31:00Z">
-          <w:r>
-            <w:rPr>
-              <w:rFonts w:ascii="Arial" w:eastAsia="Times New Roman" w:hAnsi="Arial" w:cs="Arial"/>
-              <w:kern w:val="0"/>
-              <w:sz w:val="22"/>
-              <w:szCs w:val="22"/>
-              <w:lang w:eastAsia="de-DE"/>
-              <w14:ligatures w14:val="none"/>
-            </w:rPr>
-            <w:delText>provided</w:delText>
-          </w:r>
-        </w:del>
-      </w:ins>
-      <w:ins w:id="158" w:author="fariba abbassi" w:date="2026-01-07T20:31:00Z" w16du:dateUtc="2026-01-07T19:31:00Z">
-        <w:r>
-          <w:rPr>
-            <w:rFonts w:ascii="Arial" w:eastAsia="Times New Roman" w:hAnsi="Arial" w:cs="Arial"/>
-            <w:kern w:val="0"/>
-            <w:sz w:val="22"/>
-            <w:szCs w:val="22"/>
-            <w:lang w:eastAsia="de-DE"/>
-            <w14:ligatures w14:val="none"/>
-          </w:rPr>
-          <w:t>offered</w:t>
-        </w:r>
-      </w:ins>
-      <w:ins w:id="159" w:author="Milo Alan Puhan" w:date="2026-01-07T15:15:00Z" w16du:dateUtc="2026-01-07T14:15:00Z">
-        <w:r>
-          <w:rPr>
-            <w:rFonts w:ascii="Arial" w:eastAsia="Times New Roman" w:hAnsi="Arial" w:cs="Arial"/>
-            <w:kern w:val="0"/>
-            <w:sz w:val="22"/>
-            <w:szCs w:val="22"/>
-            <w:lang w:eastAsia="de-DE"/>
-            <w14:ligatures w14:val="none"/>
-          </w:rPr>
-          <w:t xml:space="preserve"> more meaningful </w:t>
-        </w:r>
-      </w:ins>
-      <w:del w:id="160" w:author="Milo Alan Puhan" w:date="2026-01-07T15:15:00Z" w16du:dateUtc="2026-01-07T14:15:00Z">
-        <w:r>
-          <w:rPr>
-            <w:rFonts w:ascii="Arial" w:eastAsia="Times New Roman" w:hAnsi="Arial" w:cs="Arial"/>
-            <w:kern w:val="0"/>
-            <w:sz w:val="22"/>
-            <w:szCs w:val="22"/>
-            <w:lang w:eastAsia="de-DE"/>
-            <w14:ligatures w14:val="none"/>
-          </w:rPr>
-          <w:delText xml:space="preserve">, </w:delText>
-        </w:r>
-      </w:del>
-      <w:ins w:id="161" w:author="fariba abbassi" w:date="2026-01-06T12:46:00Z" w16du:dateUtc="2026-01-06T11:46:00Z">
-        <w:del w:id="162" w:author="Milo Alan Puhan" w:date="2026-01-07T15:15:00Z" w16du:dateUtc="2026-01-07T14:15:00Z">
-          <w:r>
-            <w:rPr>
-              <w:rFonts w:ascii="Arial" w:eastAsia="Times New Roman" w:hAnsi="Arial" w:cs="Arial"/>
-              <w:kern w:val="0"/>
-              <w:sz w:val="22"/>
-              <w:szCs w:val="22"/>
-              <w:lang w:eastAsia="de-DE"/>
-              <w14:ligatures w14:val="none"/>
-            </w:rPr>
-            <w:delText xml:space="preserve">offering </w:delText>
-          </w:r>
-        </w:del>
-      </w:ins>
-      <w:del w:id="163" w:author="Milo Alan Puhan" w:date="2026-01-07T15:15:00Z" w16du:dateUtc="2026-01-07T14:15:00Z">
-        <w:r>
-          <w:rPr>
-            <w:rFonts w:ascii="Arial" w:eastAsia="Times New Roman" w:hAnsi="Arial" w:cs="Arial"/>
-            <w:kern w:val="0"/>
-            <w:sz w:val="22"/>
-            <w:szCs w:val="22"/>
-            <w:lang w:eastAsia="de-DE"/>
-            <w14:ligatures w14:val="none"/>
-          </w:rPr>
-          <w:delText xml:space="preserve">contributing limited </w:delText>
-        </w:r>
-      </w:del>
+      <w:r>
+        <w:rPr>
+          <w:rFonts w:ascii="Arial" w:eastAsia="Times New Roman" w:hAnsi="Arial" w:cs="Arial"/>
+          <w:kern w:val="0"/>
+          <w:sz w:val="22"/>
+          <w:szCs w:val="22"/>
+          <w:lang w:eastAsia="de-DE"/>
+          <w14:ligatures w14:val="none"/>
+        </w:rPr>
+        <w:t xml:space="preserve"> and </w:t>
+      </w:r>
+      <w:r>
+        <w:rPr>
+          <w:rFonts w:ascii="Arial" w:eastAsia="Times New Roman" w:hAnsi="Arial" w:cs="Arial"/>
+          <w:kern w:val="0"/>
+          <w:sz w:val="22"/>
+          <w:szCs w:val="22"/>
+          <w:lang w:eastAsia="de-DE"/>
+          <w14:ligatures w14:val="none"/>
+        </w:rPr>
+        <w:t>might</w:t>
+      </w:r>
+      <w:r>
+        <w:rPr>
+          <w:rFonts w:ascii="Arial" w:eastAsia="Times New Roman" w:hAnsi="Arial" w:cs="Arial"/>
+          <w:kern w:val="0"/>
+          <w:sz w:val="22"/>
+          <w:szCs w:val="22"/>
+          <w:lang w:eastAsia="de-DE"/>
+          <w14:ligatures w14:val="none"/>
+        </w:rPr>
+        <w:t xml:space="preserve"> have </w:t>
+      </w:r>
+      <w:r>
+        <w:rPr>
+          <w:rFonts w:ascii="Arial" w:eastAsia="Times New Roman" w:hAnsi="Arial" w:cs="Arial"/>
+          <w:kern w:val="0"/>
+          <w:sz w:val="22"/>
+          <w:szCs w:val="22"/>
+          <w:lang w:eastAsia="de-DE"/>
+          <w14:ligatures w14:val="none"/>
+        </w:rPr>
+        <w:t>offered</w:t>
+      </w:r>
+      <w:r>
+        <w:rPr>
+          <w:rFonts w:ascii="Arial" w:eastAsia="Times New Roman" w:hAnsi="Arial" w:cs="Arial"/>
+          <w:kern w:val="0"/>
+          <w:sz w:val="22"/>
+          <w:szCs w:val="22"/>
+          <w:lang w:eastAsia="de-DE"/>
+          <w14:ligatures w14:val="none"/>
+        </w:rPr>
+        <w:t xml:space="preserve"> more meaningful </w:t>
+      </w:r>
       <w:r>
         <w:rPr>
           <w:rFonts w:ascii="Arial" w:eastAsia="Times New Roman" w:hAnsi="Arial" w:cs="Arial"/>
@@ -3561,136 +2140,39 @@
         </w:rPr>
         <w:t>guidance to clinical practice</w:t>
       </w:r>
-      <w:del w:id="164" w:author="Milo Alan Puhan" w:date="2026-01-07T15:15:00Z" w16du:dateUtc="2026-01-07T14:15:00Z">
-        <w:r>
-          <w:rPr>
-            <w:rFonts w:ascii="Arial" w:eastAsia="Times New Roman" w:hAnsi="Arial" w:cs="Arial"/>
-            <w:kern w:val="0"/>
-            <w:sz w:val="22"/>
-            <w:szCs w:val="22"/>
-            <w:lang w:eastAsia="de-DE"/>
-            <w14:ligatures w14:val="none"/>
-          </w:rPr>
-          <w:delText>, whereas a</w:delText>
-        </w:r>
-      </w:del>
-      <w:ins w:id="165" w:author="Milo Alan Puhan" w:date="2026-01-07T15:15:00Z" w16du:dateUtc="2026-01-07T14:15:00Z">
-        <w:r>
-          <w:rPr>
-            <w:rFonts w:ascii="Arial" w:eastAsia="Times New Roman" w:hAnsi="Arial" w:cs="Arial"/>
-            <w:kern w:val="0"/>
-            <w:sz w:val="22"/>
-            <w:szCs w:val="22"/>
-            <w:lang w:eastAsia="de-DE"/>
-            <w14:ligatures w14:val="none"/>
-          </w:rPr>
-          <w:t xml:space="preserve"> </w:t>
-        </w:r>
-      </w:ins>
-      <w:ins w:id="166" w:author="Milo Alan Puhan" w:date="2026-01-07T15:16:00Z" w16du:dateUtc="2026-01-07T14:16:00Z">
-        <w:r>
-          <w:rPr>
-            <w:rFonts w:ascii="Arial" w:eastAsia="Times New Roman" w:hAnsi="Arial" w:cs="Arial"/>
-            <w:kern w:val="0"/>
-            <w:sz w:val="22"/>
-            <w:szCs w:val="22"/>
-            <w:lang w:eastAsia="de-DE"/>
-            <w14:ligatures w14:val="none"/>
-          </w:rPr>
-          <w:t xml:space="preserve">if </w:t>
-        </w:r>
-        <w:del w:id="167" w:author="fariba abbassi" w:date="2026-01-07T20:31:00Z" w16du:dateUtc="2026-01-07T19:31:00Z">
-          <w:r>
-            <w:rPr>
-              <w:rFonts w:ascii="Arial" w:eastAsia="Times New Roman" w:hAnsi="Arial" w:cs="Arial"/>
-              <w:kern w:val="0"/>
-              <w:sz w:val="22"/>
-              <w:szCs w:val="22"/>
-              <w:lang w:eastAsia="de-DE"/>
-              <w14:ligatures w14:val="none"/>
-            </w:rPr>
-            <w:delText xml:space="preserve">they had been </w:delText>
-          </w:r>
-        </w:del>
-        <w:r>
-          <w:rPr>
-            <w:rFonts w:ascii="Arial" w:eastAsia="Times New Roman" w:hAnsi="Arial" w:cs="Arial"/>
-            <w:kern w:val="0"/>
-            <w:sz w:val="22"/>
-            <w:szCs w:val="22"/>
-            <w:lang w:eastAsia="de-DE"/>
-            <w14:ligatures w14:val="none"/>
-          </w:rPr>
-          <w:t xml:space="preserve">designed as non-inferiority </w:t>
-        </w:r>
-        <w:del w:id="168" w:author="fariba abbassi" w:date="2026-01-07T20:31:00Z" w16du:dateUtc="2026-01-07T19:31:00Z">
-          <w:r>
-            <w:rPr>
-              <w:rFonts w:ascii="Arial" w:eastAsia="Times New Roman" w:hAnsi="Arial" w:cs="Arial"/>
-              <w:kern w:val="0"/>
-              <w:sz w:val="22"/>
-              <w:szCs w:val="22"/>
-              <w:lang w:eastAsia="de-DE"/>
-              <w14:ligatures w14:val="none"/>
-            </w:rPr>
-            <w:delText>RCTs</w:delText>
-          </w:r>
-        </w:del>
-      </w:ins>
-      <w:ins w:id="169" w:author="fariba abbassi" w:date="2026-01-07T20:31:00Z" w16du:dateUtc="2026-01-07T19:31:00Z">
-        <w:r>
-          <w:rPr>
-            <w:rFonts w:ascii="Arial" w:eastAsia="Times New Roman" w:hAnsi="Arial" w:cs="Arial"/>
-            <w:kern w:val="0"/>
-            <w:sz w:val="22"/>
-            <w:szCs w:val="22"/>
-            <w:lang w:eastAsia="de-DE"/>
-            <w14:ligatures w14:val="none"/>
-          </w:rPr>
-          <w:t>trials</w:t>
-        </w:r>
-      </w:ins>
-      <w:del w:id="170" w:author="Milo Alan Puhan" w:date="2026-01-07T15:15:00Z" w16du:dateUtc="2026-01-07T14:15:00Z">
-        <w:r>
-          <w:rPr>
-            <w:rFonts w:ascii="Arial" w:eastAsia="Times New Roman" w:hAnsi="Arial" w:cs="Arial"/>
-            <w:kern w:val="0"/>
-            <w:sz w:val="22"/>
-            <w:szCs w:val="22"/>
-            <w:lang w:eastAsia="de-DE"/>
-            <w14:ligatures w14:val="none"/>
-          </w:rPr>
-          <w:delText xml:space="preserve"> non-inferiority design might have yielded </w:delText>
-        </w:r>
-      </w:del>
-      <w:ins w:id="171" w:author="fariba abbassi" w:date="2026-01-06T12:38:00Z" w16du:dateUtc="2026-01-06T11:38:00Z">
-        <w:del w:id="172" w:author="Milo Alan Puhan" w:date="2026-01-07T15:15:00Z" w16du:dateUtc="2026-01-07T14:15:00Z">
-          <w:r>
-            <w:rPr>
-              <w:rFonts w:ascii="Arial" w:eastAsia="Times New Roman" w:hAnsi="Arial" w:cs="Arial"/>
-              <w:kern w:val="0"/>
-              <w:sz w:val="22"/>
-              <w:szCs w:val="22"/>
-              <w:lang w:eastAsia="de-DE"/>
-              <w14:ligatures w14:val="none"/>
-            </w:rPr>
-            <w:delText xml:space="preserve">more </w:delText>
-          </w:r>
-        </w:del>
-      </w:ins>
-      <w:del w:id="173" w:author="Milo Alan Puhan" w:date="2026-01-07T15:15:00Z" w16du:dateUtc="2026-01-07T14:15:00Z">
-        <w:r>
-          <w:rPr>
-            <w:rFonts w:ascii="Arial" w:eastAsia="Times New Roman" w:hAnsi="Arial" w:cs="Arial"/>
-            <w:kern w:val="0"/>
-            <w:sz w:val="22"/>
-            <w:szCs w:val="22"/>
-            <w:lang w:eastAsia="de-DE"/>
-            <w14:ligatures w14:val="none"/>
-          </w:rPr>
-          <w:delText>clinically meaningful results</w:delText>
-        </w:r>
-      </w:del>
+      <w:r>
+        <w:rPr>
+          <w:rFonts w:ascii="Arial" w:eastAsia="Times New Roman" w:hAnsi="Arial" w:cs="Arial"/>
+          <w:kern w:val="0"/>
+          <w:sz w:val="22"/>
+          <w:szCs w:val="22"/>
+          <w:lang w:eastAsia="de-DE"/>
+          <w14:ligatures w14:val="none"/>
+        </w:rPr>
+        <w:t xml:space="preserve"> if </w:t>
+      </w:r>
+      <w:r>
+        <w:rPr>
+          <w:rFonts w:ascii="Arial" w:eastAsia="Times New Roman" w:hAnsi="Arial" w:cs="Arial"/>
+          <w:kern w:val="0"/>
+          <w:sz w:val="22"/>
+          <w:szCs w:val="22"/>
+          <w:lang w:eastAsia="de-DE"/>
+          <w14:ligatures w14:val="none"/>
+        </w:rPr>
+        <w:t xml:space="preserve">designed as non-inferiority </w:t>
+      </w:r>
+      <w:r>
+        <w:rPr>
+          <w:rFonts w:ascii="Arial" w:eastAsia="Times New Roman" w:hAnsi="Arial" w:cs="Arial"/>
+          <w:kern w:val="0"/>
+          <w:sz w:val="22"/>
+          <w:szCs w:val="22"/>
+          <w:lang w:eastAsia="de-DE"/>
+          <w14:ligatures w14:val="none"/>
+        </w:rPr>
+        <w:t>trials</w:t>
+      </w:r>
       <w:r>
         <w:rPr>
           <w:rFonts w:ascii="Arial" w:eastAsia="Times New Roman" w:hAnsi="Arial" w:cs="Arial"/>
@@ -3702,406 +2184,14 @@
         </w:rPr>
         <w:t xml:space="preserve">. </w:t>
       </w:r>
-      <w:ins w:id="174" w:author="fariba abbassi" w:date="2026-01-07T20:35:00Z" w16du:dateUtc="2026-01-07T19:35:00Z">
-        <w:r>
-          <w:rPr>
-            <w:rFonts w:ascii="Arial" w:hAnsi="Arial" w:cs="Arial"/>
-            <w:sz w:val="22"/>
-            <w:szCs w:val="22"/>
-            <w:rPrChange w:id="175" w:author="fariba abbassi" w:date="2026-01-07T20:48:00Z" w16du:dateUtc="2026-01-07T19:48:00Z">
-              <w:rPr/>
-            </w:rPrChange>
-          </w:rPr>
-          <w:t>These findings highlight limited awareness of study planning that clearly specifies appropriate aims</w:t>
-        </w:r>
-        <w:r>
-          <w:rPr>
-            <w:rFonts w:ascii="Arial" w:hAnsi="Arial" w:cs="Arial"/>
-            <w:sz w:val="22"/>
-            <w:szCs w:val="22"/>
-            <w:rPrChange w:id="176" w:author="fariba abbassi" w:date="2026-01-07T20:48:00Z" w16du:dateUtc="2026-01-07T19:48:00Z">
-              <w:rPr/>
-            </w:rPrChange>
-          </w:rPr>
-          <w:t>-</w:t>
-        </w:r>
-        <w:r>
-          <w:rPr>
-            <w:rFonts w:ascii="Arial" w:hAnsi="Arial" w:cs="Arial"/>
-            <w:sz w:val="22"/>
-            <w:szCs w:val="22"/>
-            <w:rPrChange w:id="177" w:author="fariba abbassi" w:date="2026-01-07T20:48:00Z" w16du:dateUtc="2026-01-07T19:48:00Z">
-              <w:rPr/>
-            </w:rPrChange>
-          </w:rPr>
-          <w:t>such as superiority or non-inferiority for different outcomes</w:t>
-        </w:r>
-        <w:r>
-          <w:rPr>
-            <w:rFonts w:ascii="Arial" w:hAnsi="Arial" w:cs="Arial"/>
-            <w:sz w:val="22"/>
-            <w:szCs w:val="22"/>
-            <w:rPrChange w:id="178" w:author="fariba abbassi" w:date="2026-01-07T20:48:00Z" w16du:dateUtc="2026-01-07T19:48:00Z">
-              <w:rPr/>
-            </w:rPrChange>
-          </w:rPr>
-          <w:t>-</w:t>
-        </w:r>
-        <w:r>
-          <w:rPr>
-            <w:rFonts w:ascii="Arial" w:hAnsi="Arial" w:cs="Arial"/>
-            <w:sz w:val="22"/>
-            <w:szCs w:val="22"/>
-            <w:rPrChange w:id="179" w:author="fariba abbassi" w:date="2026-01-07T20:48:00Z" w16du:dateUtc="2026-01-07T19:48:00Z">
-              <w:rPr/>
-            </w:rPrChange>
-          </w:rPr>
-          <w:t>to adequately assess the balance between beneficial and harmful effects when comparing surgical interventions.</w:t>
-        </w:r>
-      </w:ins>
-      <w:del w:id="180" w:author="fariba abbassi" w:date="2026-01-07T20:35:00Z" w16du:dateUtc="2026-01-07T19:35:00Z">
-        <w:r>
-          <w:rPr>
-            <w:rFonts w:ascii="Arial" w:eastAsia="Times New Roman" w:hAnsi="Arial" w:cs="Arial"/>
-            <w:kern w:val="0"/>
-            <w:sz w:val="22"/>
-            <w:szCs w:val="22"/>
-            <w:lang w:eastAsia="de-DE"/>
-            <w14:ligatures w14:val="none"/>
-          </w:rPr>
-          <w:delText>These findings highlight substantial shortcomings in trial planning</w:delText>
-        </w:r>
-        <w:r>
-          <w:rPr>
-            <w:rFonts w:ascii="Arial" w:eastAsia="Times New Roman" w:hAnsi="Arial" w:cs="Arial"/>
-            <w:kern w:val="0"/>
-            <w:sz w:val="22"/>
-            <w:szCs w:val="22"/>
-            <w:lang w:eastAsia="de-DE"/>
-            <w14:ligatures w14:val="none"/>
-          </w:rPr>
-          <w:delText xml:space="preserve">, question </w:delText>
-        </w:r>
-      </w:del>
-      <w:ins w:id="181" w:author="Milo Alan Puhan" w:date="2026-01-07T15:17:00Z" w16du:dateUtc="2026-01-07T14:17:00Z">
-        <w:del w:id="182" w:author="fariba abbassi" w:date="2026-01-07T20:35:00Z" w16du:dateUtc="2026-01-07T19:35:00Z">
-          <w:r>
-            <w:rPr>
-              <w:rFonts w:ascii="Arial" w:eastAsia="Times New Roman" w:hAnsi="Arial" w:cs="Arial"/>
-              <w:kern w:val="0"/>
-              <w:sz w:val="22"/>
-              <w:szCs w:val="22"/>
-              <w:lang w:eastAsia="de-DE"/>
-              <w14:ligatures w14:val="none"/>
-            </w:rPr>
-            <w:delText>a</w:delText>
-          </w:r>
-        </w:del>
-      </w:ins>
-      <w:ins w:id="183" w:author="Milo Alan Puhan" w:date="2026-01-07T15:16:00Z" w16du:dateUtc="2026-01-07T14:16:00Z">
-        <w:del w:id="184" w:author="fariba abbassi" w:date="2026-01-07T20:35:00Z" w16du:dateUtc="2026-01-07T19:35:00Z">
-          <w:r>
-            <w:rPr>
-              <w:rFonts w:ascii="Arial" w:eastAsia="Times New Roman" w:hAnsi="Arial" w:cs="Arial"/>
-              <w:kern w:val="0"/>
-              <w:sz w:val="22"/>
-              <w:szCs w:val="22"/>
-              <w:lang w:eastAsia="de-DE"/>
-              <w14:ligatures w14:val="none"/>
-            </w:rPr>
-            <w:delText xml:space="preserve"> </w:delText>
-          </w:r>
-        </w:del>
-        <w:del w:id="185" w:author="fariba abbassi" w:date="2026-01-07T20:33:00Z" w16du:dateUtc="2026-01-07T19:33:00Z">
-          <w:r>
-            <w:rPr>
-              <w:rFonts w:ascii="Arial" w:eastAsia="Times New Roman" w:hAnsi="Arial" w:cs="Arial"/>
-              <w:kern w:val="0"/>
-              <w:sz w:val="22"/>
-              <w:szCs w:val="22"/>
-              <w:lang w:eastAsia="de-DE"/>
-              <w14:ligatures w14:val="none"/>
-            </w:rPr>
-            <w:delText>lack of</w:delText>
-          </w:r>
-        </w:del>
-        <w:del w:id="186" w:author="fariba abbassi" w:date="2026-01-07T20:35:00Z" w16du:dateUtc="2026-01-07T19:35:00Z">
-          <w:r>
-            <w:rPr>
-              <w:rFonts w:ascii="Arial" w:eastAsia="Times New Roman" w:hAnsi="Arial" w:cs="Arial"/>
-              <w:kern w:val="0"/>
-              <w:sz w:val="22"/>
-              <w:szCs w:val="22"/>
-              <w:lang w:eastAsia="de-DE"/>
-              <w14:ligatures w14:val="none"/>
-            </w:rPr>
-            <w:delText xml:space="preserve"> awareness </w:delText>
-          </w:r>
-        </w:del>
-        <w:del w:id="187" w:author="fariba abbassi" w:date="2026-01-07T20:33:00Z" w16du:dateUtc="2026-01-07T19:33:00Z">
-          <w:r>
-            <w:rPr>
-              <w:rFonts w:ascii="Arial" w:eastAsia="Times New Roman" w:hAnsi="Arial" w:cs="Arial"/>
-              <w:kern w:val="0"/>
-              <w:sz w:val="22"/>
-              <w:szCs w:val="22"/>
-              <w:lang w:eastAsia="de-DE"/>
-              <w14:ligatures w14:val="none"/>
-            </w:rPr>
-            <w:delText>for</w:delText>
-          </w:r>
-        </w:del>
-        <w:del w:id="188" w:author="fariba abbassi" w:date="2026-01-07T20:35:00Z" w16du:dateUtc="2026-01-07T19:35:00Z">
-          <w:r>
-            <w:rPr>
-              <w:rFonts w:ascii="Arial" w:eastAsia="Times New Roman" w:hAnsi="Arial" w:cs="Arial"/>
-              <w:kern w:val="0"/>
-              <w:sz w:val="22"/>
-              <w:szCs w:val="22"/>
-              <w:lang w:eastAsia="de-DE"/>
-              <w14:ligatures w14:val="none"/>
-            </w:rPr>
-            <w:delText xml:space="preserve"> study </w:delText>
-          </w:r>
-        </w:del>
-      </w:ins>
-      <w:ins w:id="189" w:author="Milo Alan Puhan" w:date="2026-01-07T15:21:00Z" w16du:dateUtc="2026-01-07T14:21:00Z">
-        <w:del w:id="190" w:author="fariba abbassi" w:date="2026-01-07T20:35:00Z" w16du:dateUtc="2026-01-07T19:35:00Z">
-          <w:r>
-            <w:rPr>
-              <w:rFonts w:ascii="Arial" w:eastAsia="Times New Roman" w:hAnsi="Arial" w:cs="Arial"/>
-              <w:kern w:val="0"/>
-              <w:sz w:val="22"/>
-              <w:szCs w:val="22"/>
-              <w:lang w:eastAsia="de-DE"/>
-              <w14:ligatures w14:val="none"/>
-            </w:rPr>
-            <w:delText>planning</w:delText>
-          </w:r>
-        </w:del>
-      </w:ins>
-      <w:ins w:id="191" w:author="Milo Alan Puhan" w:date="2026-01-07T15:17:00Z" w16du:dateUtc="2026-01-07T14:17:00Z">
-        <w:del w:id="192" w:author="fariba abbassi" w:date="2026-01-07T20:35:00Z" w16du:dateUtc="2026-01-07T19:35:00Z">
-          <w:r>
-            <w:rPr>
-              <w:rFonts w:ascii="Arial" w:eastAsia="Times New Roman" w:hAnsi="Arial" w:cs="Arial"/>
-              <w:kern w:val="0"/>
-              <w:sz w:val="22"/>
-              <w:szCs w:val="22"/>
-              <w:lang w:eastAsia="de-DE"/>
-              <w14:ligatures w14:val="none"/>
-            </w:rPr>
-            <w:delText xml:space="preserve"> that specif</w:delText>
-          </w:r>
-        </w:del>
-      </w:ins>
-      <w:ins w:id="193" w:author="Milo Alan Puhan" w:date="2026-01-07T15:21:00Z" w16du:dateUtc="2026-01-07T14:21:00Z">
-        <w:del w:id="194" w:author="fariba abbassi" w:date="2026-01-07T20:35:00Z" w16du:dateUtc="2026-01-07T19:35:00Z">
-          <w:r>
-            <w:rPr>
-              <w:rFonts w:ascii="Arial" w:eastAsia="Times New Roman" w:hAnsi="Arial" w:cs="Arial"/>
-              <w:kern w:val="0"/>
-              <w:sz w:val="22"/>
-              <w:szCs w:val="22"/>
-              <w:lang w:eastAsia="de-DE"/>
-              <w14:ligatures w14:val="none"/>
-            </w:rPr>
-            <w:delText>îes</w:delText>
-          </w:r>
-        </w:del>
-      </w:ins>
-      <w:ins w:id="195" w:author="Milo Alan Puhan" w:date="2026-01-07T15:17:00Z" w16du:dateUtc="2026-01-07T14:17:00Z">
-        <w:del w:id="196" w:author="fariba abbassi" w:date="2026-01-07T20:35:00Z" w16du:dateUtc="2026-01-07T19:35:00Z">
-          <w:r>
-            <w:rPr>
-              <w:rFonts w:ascii="Arial" w:eastAsia="Times New Roman" w:hAnsi="Arial" w:cs="Arial"/>
-              <w:kern w:val="0"/>
-              <w:sz w:val="22"/>
-              <w:szCs w:val="22"/>
-              <w:lang w:eastAsia="de-DE"/>
-              <w14:ligatures w14:val="none"/>
-            </w:rPr>
-            <w:delText xml:space="preserve"> aims to address </w:delText>
-          </w:r>
-        </w:del>
-      </w:ins>
-      <w:ins w:id="197" w:author="Milo Alan Puhan" w:date="2026-01-07T15:16:00Z" w16du:dateUtc="2026-01-07T14:16:00Z">
-        <w:del w:id="198" w:author="fariba abbassi" w:date="2026-01-07T20:35:00Z" w16du:dateUtc="2026-01-07T19:35:00Z">
-          <w:r>
-            <w:rPr>
-              <w:rFonts w:ascii="Arial" w:eastAsia="Times New Roman" w:hAnsi="Arial" w:cs="Arial"/>
-              <w:kern w:val="0"/>
-              <w:sz w:val="22"/>
-              <w:szCs w:val="22"/>
-              <w:lang w:eastAsia="de-DE"/>
-              <w14:ligatures w14:val="none"/>
-            </w:rPr>
-            <w:delText>(</w:delText>
-          </w:r>
-        </w:del>
-      </w:ins>
-      <w:del w:id="199" w:author="fariba abbassi" w:date="2026-01-07T20:35:00Z" w16du:dateUtc="2026-01-07T19:35:00Z">
-        <w:r>
-          <w:rPr>
-            <w:rFonts w:ascii="Arial" w:eastAsia="Times New Roman" w:hAnsi="Arial" w:cs="Arial"/>
-            <w:kern w:val="0"/>
-            <w:sz w:val="22"/>
-            <w:szCs w:val="22"/>
-            <w:lang w:eastAsia="de-DE"/>
-            <w14:ligatures w14:val="none"/>
-          </w:rPr>
-          <w:delText xml:space="preserve">the utility of superiority designs </w:delText>
-        </w:r>
-      </w:del>
-      <w:ins w:id="200" w:author="Milo Alan Puhan" w:date="2026-01-07T15:17:00Z" w16du:dateUtc="2026-01-07T14:17:00Z">
-        <w:del w:id="201" w:author="fariba abbassi" w:date="2026-01-07T20:35:00Z" w16du:dateUtc="2026-01-07T19:35:00Z">
-          <w:r>
-            <w:rPr>
-              <w:rFonts w:ascii="Arial" w:eastAsia="Times New Roman" w:hAnsi="Arial" w:cs="Arial"/>
-              <w:kern w:val="0"/>
-              <w:sz w:val="22"/>
-              <w:szCs w:val="22"/>
-              <w:lang w:eastAsia="de-DE"/>
-              <w14:ligatures w14:val="none"/>
-            </w:rPr>
-            <w:delText>or</w:delText>
-          </w:r>
-        </w:del>
-      </w:ins>
-      <w:ins w:id="202" w:author="Milo Alan Puhan" w:date="2026-01-07T15:16:00Z" w16du:dateUtc="2026-01-07T14:16:00Z">
-        <w:del w:id="203" w:author="fariba abbassi" w:date="2026-01-07T20:35:00Z" w16du:dateUtc="2026-01-07T19:35:00Z">
-          <w:r>
-            <w:rPr>
-              <w:rFonts w:ascii="Arial" w:eastAsia="Times New Roman" w:hAnsi="Arial" w:cs="Arial"/>
-              <w:kern w:val="0"/>
-              <w:sz w:val="22"/>
-              <w:szCs w:val="22"/>
-              <w:lang w:eastAsia="de-DE"/>
-              <w14:ligatures w14:val="none"/>
-            </w:rPr>
-            <w:delText xml:space="preserve"> non-inferiority for different outcomes</w:delText>
-          </w:r>
-        </w:del>
-      </w:ins>
-      <w:ins w:id="204" w:author="Milo Alan Puhan" w:date="2026-01-07T15:21:00Z" w16du:dateUtc="2026-01-07T14:21:00Z">
-        <w:del w:id="205" w:author="fariba abbassi" w:date="2026-01-07T20:35:00Z" w16du:dateUtc="2026-01-07T19:35:00Z">
-          <w:r>
-            <w:rPr>
-              <w:rFonts w:ascii="Arial" w:eastAsia="Times New Roman" w:hAnsi="Arial" w:cs="Arial"/>
-              <w:kern w:val="0"/>
-              <w:sz w:val="22"/>
-              <w:szCs w:val="22"/>
-              <w:lang w:eastAsia="de-DE"/>
-              <w14:ligatures w14:val="none"/>
-            </w:rPr>
-            <w:delText xml:space="preserve"> as </w:delText>
-          </w:r>
-        </w:del>
-      </w:ins>
-      <w:ins w:id="206" w:author="Milo Alan Puhan" w:date="2026-01-07T15:22:00Z" w16du:dateUtc="2026-01-07T14:22:00Z">
-        <w:del w:id="207" w:author="fariba abbassi" w:date="2026-01-07T20:35:00Z" w16du:dateUtc="2026-01-07T19:35:00Z">
-          <w:r>
-            <w:rPr>
-              <w:rFonts w:ascii="Arial" w:eastAsia="Times New Roman" w:hAnsi="Arial" w:cs="Arial"/>
-              <w:kern w:val="0"/>
-              <w:sz w:val="22"/>
-              <w:szCs w:val="22"/>
-              <w:lang w:eastAsia="de-DE"/>
-              <w14:ligatures w14:val="none"/>
-            </w:rPr>
-            <w:delText>appropriate to assess the balance of beneficial and harmful outcomes</w:delText>
-          </w:r>
-          <w:r>
-            <w:rPr>
-              <w:rFonts w:ascii="Arial" w:eastAsia="Times New Roman" w:hAnsi="Arial" w:cs="Arial"/>
-              <w:kern w:val="0"/>
-              <w:sz w:val="22"/>
-              <w:szCs w:val="22"/>
-              <w:lang w:eastAsia="de-DE"/>
-              <w14:ligatures w14:val="none"/>
-            </w:rPr>
-            <w:delText xml:space="preserve"> </w:delText>
-          </w:r>
-        </w:del>
-        <w:del w:id="208" w:author="fariba abbassi" w:date="2026-01-07T20:32:00Z" w16du:dateUtc="2026-01-07T19:32:00Z">
-          <w:r>
-            <w:rPr>
-              <w:rFonts w:ascii="Arial" w:eastAsia="Times New Roman" w:hAnsi="Arial" w:cs="Arial"/>
-              <w:kern w:val="0"/>
-              <w:sz w:val="22"/>
-              <w:szCs w:val="22"/>
-              <w:lang w:eastAsia="de-DE"/>
-              <w14:ligatures w14:val="none"/>
-            </w:rPr>
-            <w:delText>of competing</w:delText>
-          </w:r>
-        </w:del>
-        <w:del w:id="209" w:author="fariba abbassi" w:date="2026-01-07T20:35:00Z" w16du:dateUtc="2026-01-07T19:35:00Z">
-          <w:r>
-            <w:rPr>
-              <w:rFonts w:ascii="Arial" w:eastAsia="Times New Roman" w:hAnsi="Arial" w:cs="Arial"/>
-              <w:kern w:val="0"/>
-              <w:sz w:val="22"/>
-              <w:szCs w:val="22"/>
-              <w:lang w:eastAsia="de-DE"/>
-              <w14:ligatures w14:val="none"/>
-            </w:rPr>
-            <w:delText xml:space="preserve"> surgical interventions</w:delText>
-          </w:r>
-        </w:del>
-      </w:ins>
-      <w:ins w:id="210" w:author="Milo Alan Puhan" w:date="2026-01-07T15:18:00Z" w16du:dateUtc="2026-01-07T14:18:00Z">
-        <w:del w:id="211" w:author="fariba abbassi" w:date="2026-01-07T20:35:00Z" w16du:dateUtc="2026-01-07T19:35:00Z">
-          <w:r>
-            <w:rPr>
-              <w:rFonts w:ascii="Arial" w:eastAsia="Times New Roman" w:hAnsi="Arial" w:cs="Arial"/>
-              <w:kern w:val="0"/>
-              <w:sz w:val="22"/>
-              <w:szCs w:val="22"/>
-              <w:lang w:eastAsia="de-DE"/>
-              <w14:ligatures w14:val="none"/>
-            </w:rPr>
-            <w:delText xml:space="preserve">. </w:delText>
-          </w:r>
-        </w:del>
-      </w:ins>
-      <w:del w:id="212" w:author="fariba abbassi" w:date="2026-01-07T20:35:00Z" w16du:dateUtc="2026-01-07T19:35:00Z">
-        <w:r>
-          <w:rPr>
-            <w:rFonts w:ascii="Arial" w:eastAsia="Times New Roman" w:hAnsi="Arial" w:cs="Arial"/>
-            <w:kern w:val="0"/>
-            <w:sz w:val="22"/>
-            <w:szCs w:val="22"/>
-            <w:lang w:eastAsia="de-DE"/>
-            <w14:ligatures w14:val="none"/>
-          </w:rPr>
-          <w:delText xml:space="preserve">in this context </w:delText>
-        </w:r>
-        <w:r>
-          <w:rPr>
-            <w:rFonts w:ascii="Arial" w:eastAsia="Times New Roman" w:hAnsi="Arial" w:cs="Arial"/>
-            <w:kern w:val="0"/>
-            <w:sz w:val="22"/>
-            <w:szCs w:val="22"/>
-            <w:lang w:eastAsia="de-DE"/>
-            <w14:ligatures w14:val="none"/>
-          </w:rPr>
-          <w:delText>and underscore the need for more rigorous consideration of clinical relevance when designing and reporting RCTs.</w:delText>
-        </w:r>
-      </w:del>
-    </w:p>
-    <w:p>
-      <w:pPr>
-        <w:spacing w:before="40" w:after="120"/>
-        <w:rPr>
-          <w:rFonts w:ascii="Arial" w:eastAsia="Times New Roman" w:hAnsi="Arial" w:cs="Arial"/>
-          <w:kern w:val="0"/>
-          <w:sz w:val="22"/>
-          <w:szCs w:val="22"/>
-          <w:lang w:eastAsia="de-DE"/>
-          <w14:ligatures w14:val="none"/>
-        </w:rPr>
-      </w:pPr>
+      <w:r>
+        <w:rPr>
+          <w:rFonts w:ascii="Arial" w:hAnsi="Arial" w:cs="Arial"/>
+          <w:sz w:val="22"/>
+          <w:szCs w:val="22"/>
+        </w:rPr>
+        <w:t>These findings highlight limited awareness of study planning that clearly specifies appropriate aims-such as superiority or non-inferiority for different outcomes-to adequately assess the balance between beneficial and harmful effects when comparing surgical interventions.</w:t>
+      </w:r>
     </w:p>
     <w:p>
       <w:pPr>
@@ -5870,56 +3960,6 @@
     </w:sectPr>
   </w:body>
 </w:document>
-</file>
-
-<file path=word/comments.xml><?xml version="1.0" encoding="utf-8"?>
-<w:comments xmlns:wpc="http://schemas.microsoft.com/office/word/2010/wordprocessingCanvas" xmlns:cx="http://schemas.microsoft.com/office/drawing/2014/chartex" xmlns:cx1="http://schemas.microsoft.com/office/drawing/2015/9/8/chartex" xmlns:cx2="http://schemas.microsoft.com/office/drawing/2015/10/21/chartex" xmlns:cx3="http://schemas.microsoft.com/office/drawing/2016/5/9/chartex" xmlns:cx4="http://schemas.microsoft.com/office/drawing/2016/5/10/chartex" xmlns:cx5="http://schemas.microsoft.com/office/drawing/2016/5/11/chartex" xmlns:cx6="http://schemas.microsoft.com/office/drawing/2016/5/12/chartex" xmlns:cx7="http://schemas.microsoft.com/office/drawing/2016/5/13/chartex" xmlns:cx8="http://schemas.microsoft.com/office/drawing/2016/5/14/chartex" xmlns:mc="http://schemas.openxmlformats.org/markup-compatibility/2006" xmlns:aink="http://schemas.microsoft.com/office/drawing/2016/ink" xmlns:am3d="http://schemas.microsoft.com/office/drawing/2017/model3d" xmlns:o="urn:schemas-microsoft-com:office:office" xmlns:oel="http://schemas.microsoft.com/office/2019/extlst" xmlns:r="http://schemas.openxmlformats.org/officeDocument/2006/relationships" xmlns:m="http://schemas.openxmlformats.org/officeDocument/2006/math" xmlns:v="urn:schemas-microsoft-com:vml" xmlns:wp14="http://schemas.microsoft.com/office/word/2010/wordprocessingDrawing" xmlns:wp="http://schemas.openxmlformats.org/drawingml/2006/wordprocessingDrawing" xmlns:w10="urn:schemas-microsoft-com:office:word" xmlns:w="http://schemas.openxmlformats.org/wordprocessingml/2006/main" xmlns:w14="http://schemas.microsoft.com/office/word/2010/wordml" xmlns:w15="http://schemas.microsoft.com/office/word/2012/wordml" xmlns:w16cex="http://schemas.microsoft.com/office/word/2018/wordml/cex" xmlns:w16cid="http://schemas.microsoft.com/office/word/2016/wordml/cid" xmlns:w16="http://schemas.microsoft.com/office/word/2018/wordml" xmlns:w16du="http://schemas.microsoft.com/office/word/2023/wordml/word16du" xmlns:w16sdtdh="http://schemas.microsoft.com/office/word/2020/wordml/sdtdatahash" xmlns:w16sdtfl="http://schemas.microsoft.com/office/word/2024/wordml/sdtformatlock" xmlns:w16se="http://schemas.microsoft.com/office/word/2015/wordml/symex" xmlns:wpg="http://schemas.microsoft.com/office/word/2010/wordprocessingGroup" xmlns:wpi="http://schemas.microsoft.com/office/word/2010/wordprocessingInk" xmlns:wne="http://schemas.microsoft.com/office/word/2006/wordml" xmlns:wps="http://schemas.microsoft.com/office/word/2010/wordprocessingShape" mc:Ignorable="w14 w15 w16se w16cid w16 w16cex w16sdtdh w16sdtfl w16du wp14">
-  <w:comment w:id="35" w:author="Milo Alan Puhan" w:date="2026-01-07T15:19:00Z" w:initials="MP">
-    <w:p>
-      <w:pPr>
-        <w:pStyle w:val="Kommentartext"/>
-      </w:pPr>
-      <w:r>
-        <w:rPr>
-          <w:rStyle w:val="Kommentarzeichen"/>
-        </w:rPr>
-        <w:annotationRef/>
-      </w:r>
-      <w:r>
-        <w:t>Endpoint selection is about the aims and designs, in the results it is about defining  primary and secondary outcomes</w:t>
-      </w:r>
-    </w:p>
-  </w:comment>
-</w:comments>
-</file>
-
-<file path=word/commentsExtended.xml><?xml version="1.0" encoding="utf-8"?>
-<w15:commentsEx xmlns:wpc="http://schemas.microsoft.com/office/word/2010/wordprocessingCanvas" xmlns:cx="http://schemas.microsoft.com/office/drawing/2014/chartex" xmlns:cx1="http://schemas.microsoft.com/office/drawing/2015/9/8/chartex" xmlns:cx2="http://schemas.microsoft.com/office/drawing/2015/10/21/chartex" xmlns:cx3="http://schemas.microsoft.com/office/drawing/2016/5/9/chartex" xmlns:cx4="http://schemas.microsoft.com/office/drawing/2016/5/10/chartex" xmlns:cx5="http://schemas.microsoft.com/office/drawing/2016/5/11/chartex" xmlns:cx6="http://schemas.microsoft.com/office/drawing/2016/5/12/chartex" xmlns:cx7="http://schemas.microsoft.com/office/drawing/2016/5/13/chartex" xmlns:cx8="http://schemas.microsoft.com/office/drawing/2016/5/14/chartex" xmlns:mc="http://schemas.openxmlformats.org/markup-compatibility/2006" xmlns:aink="http://schemas.microsoft.com/office/drawing/2016/ink" xmlns:am3d="http://schemas.microsoft.com/office/drawing/2017/model3d" xmlns:o="urn:schemas-microsoft-com:office:office" xmlns:oel="http://schemas.microsoft.com/office/2019/extlst" xmlns:r="http://schemas.openxmlformats.org/officeDocument/2006/relationships" xmlns:m="http://schemas.openxmlformats.org/officeDocument/2006/math" xmlns:v="urn:schemas-microsoft-com:vml" xmlns:wp14="http://schemas.microsoft.com/office/word/2010/wordprocessingDrawing" xmlns:wp="http://schemas.openxmlformats.org/drawingml/2006/wordprocessingDrawing" xmlns:w10="urn:schemas-microsoft-com:office:word" xmlns:w="http://schemas.openxmlformats.org/wordprocessingml/2006/main" xmlns:w14="http://schemas.microsoft.com/office/word/2010/wordml" xmlns:w15="http://schemas.microsoft.com/office/word/2012/wordml" xmlns:w16cex="http://schemas.microsoft.com/office/word/2018/wordml/cex" xmlns:w16cid="http://schemas.microsoft.com/office/word/2016/wordml/cid" xmlns:w16="http://schemas.microsoft.com/office/word/2018/wordml" xmlns:w16du="http://schemas.microsoft.com/office/word/2023/wordml/word16du" xmlns:w16sdtdh="http://schemas.microsoft.com/office/word/2020/wordml/sdtdatahash" xmlns:w16sdtfl="http://schemas.microsoft.com/office/word/2024/wordml/sdtformatlock" xmlns:w16se="http://schemas.microsoft.com/office/word/2015/wordml/symex" xmlns:wpg="http://schemas.microsoft.com/office/word/2010/wordprocessingGroup" xmlns:wpi="http://schemas.microsoft.com/office/word/2010/wordprocessingInk" xmlns:wne="http://schemas.microsoft.com/office/word/2006/wordml" xmlns:wps="http://schemas.microsoft.com/office/word/2010/wordprocessingShape" mc:Ignorable="w14 w15 w16se w16cid w16 w16cex w16sdtdh w16sdtfl w16du wp14">
-  <w15:commentEx w15:paraId="3A8A7BC4" w15:done="0"/>
-</w15:commentsEx>
-</file>
-
-<file path=word/commentsExtensible.xml><?xml version="1.0" encoding="utf-8"?>
-<w16cex:commentsExtensible xmlns:wpc="http://schemas.microsoft.com/office/word/2010/wordprocessingCanvas" xmlns:cx="http://schemas.microsoft.com/office/drawing/2014/chartex" xmlns:cx1="http://schemas.microsoft.com/office/drawing/2015/9/8/chartex" xmlns:cx2="http://schemas.microsoft.com/office/drawing/2015/10/21/chartex" xmlns:cx3="http://schemas.microsoft.com/office/drawing/2016/5/9/chartex" xmlns:cx4="http://schemas.microsoft.com/office/drawing/2016/5/10/chartex" xmlns:cx5="http://schemas.microsoft.com/office/drawing/2016/5/11/chartex" xmlns:cx6="http://schemas.microsoft.com/office/drawing/2016/5/12/chartex" xmlns:cx7="http://schemas.microsoft.com/office/drawing/2016/5/13/chartex" xmlns:cx8="http://schemas.microsoft.com/office/drawing/2016/5/14/chartex" xmlns:cr="http://schemas.microsoft.com/office/comments/2020/reactions" xmlns:mc="http://schemas.openxmlformats.org/markup-compatibility/2006" xmlns:aink="http://schemas.microsoft.com/office/drawing/2016/ink" xmlns:am3d="http://schemas.microsoft.com/office/drawing/2017/model3d" xmlns:o="urn:schemas-microsoft-com:office:office" xmlns:oel="http://schemas.microsoft.com/office/2019/extlst" xmlns:r="http://schemas.openxmlformats.org/officeDocument/2006/relationships" xmlns:m="http://schemas.openxmlformats.org/officeDocument/2006/math" xmlns:v="urn:schemas-microsoft-com:vml" xmlns:wp14="http://schemas.microsoft.com/office/word/2010/wordprocessingDrawing" xmlns:wp="http://schemas.openxmlformats.org/drawingml/2006/wordprocessingDrawing" xmlns:w10="urn:schemas-microsoft-com:office:word" xmlns:w="http://schemas.openxmlformats.org/wordprocessingml/2006/main" xmlns:w14="http://schemas.microsoft.com/office/word/2010/wordml" xmlns:w15="http://schemas.microsoft.com/office/word/2012/wordml" xmlns:w16cex="http://schemas.microsoft.com/office/word/2018/wordml/cex" xmlns:w16cid="http://schemas.microsoft.com/office/word/2016/wordml/cid" xmlns:w16="http://schemas.microsoft.com/office/word/2018/wordml" xmlns:w16du="http://schemas.microsoft.com/office/word/2023/wordml/word16du" xmlns:w16sdtdh="http://schemas.microsoft.com/office/word/2020/wordml/sdtdatahash" xmlns:w16sdtfl="http://schemas.microsoft.com/office/word/2024/wordml/sdtformatlock" xmlns:w16se="http://schemas.microsoft.com/office/word/2015/wordml/symex" xmlns:wpg="http://schemas.microsoft.com/office/word/2010/wordprocessingGroup" xmlns:wpi="http://schemas.microsoft.com/office/word/2010/wordprocessingInk" xmlns:wne="http://schemas.microsoft.com/office/word/2006/wordml" xmlns:wps="http://schemas.microsoft.com/office/word/2010/wordprocessingShape" mc:Ignorable="w14 w15 w16se w16cid w16 w16cex w16sdtdh w16sdtfl cr w16du wp14">
-  <w16cex:commentExtensible w16cex:durableId="7E782EB3" w16cex:dateUtc="2026-01-07T14:19:00Z"/>
-</w16cex:commentsExtensible>
-</file>
-
-<file path=word/commentsIds.xml><?xml version="1.0" encoding="utf-8"?>
-<w16cid:commentsIds xmlns:wpc="http://schemas.microsoft.com/office/word/2010/wordprocessingCanvas" xmlns:cx="http://schemas.microsoft.com/office/drawing/2014/chartex" xmlns:cx1="http://schemas.microsoft.com/office/drawing/2015/9/8/chartex" xmlns:cx2="http://schemas.microsoft.com/office/drawing/2015/10/21/chartex" xmlns:cx3="http://schemas.microsoft.com/office/drawing/2016/5/9/chartex" xmlns:cx4="http://schemas.microsoft.com/office/drawing/2016/5/10/chartex" xmlns:cx5="http://schemas.microsoft.com/office/drawing/2016/5/11/chartex" xmlns:cx6="http://schemas.microsoft.com/office/drawing/2016/5/12/chartex" xmlns:cx7="http://schemas.microsoft.com/office/drawing/2016/5/13/chartex" xmlns:cx8="http://schemas.microsoft.com/office/drawing/2016/5/14/chartex" xmlns:mc="http://schemas.openxmlformats.org/markup-compatibility/2006" xmlns:aink="http://schemas.microsoft.com/office/drawing/2016/ink" xmlns:am3d="http://schemas.microsoft.com/office/drawing/2017/model3d" xmlns:o="urn:schemas-microsoft-com:office:office" xmlns:oel="http://schemas.microsoft.com/office/2019/extlst" xmlns:r="http://schemas.openxmlformats.org/officeDocument/2006/relationships" xmlns:m="http://schemas.openxmlformats.org/officeDocument/2006/math" xmlns:v="urn:schemas-microsoft-com:vml" xmlns:wp14="http://schemas.microsoft.com/office/word/2010/wordprocessingDrawing" xmlns:wp="http://schemas.openxmlformats.org/drawingml/2006/wordprocessingDrawing" xmlns:w10="urn:schemas-microsoft-com:office:word" xmlns:w="http://schemas.openxmlformats.org/wordprocessingml/2006/main" xmlns:w14="http://schemas.microsoft.com/office/word/2010/wordml" xmlns:w15="http://schemas.microsoft.com/office/word/2012/wordml" xmlns:w16cex="http://schemas.microsoft.com/office/word/2018/wordml/cex" xmlns:w16cid="http://schemas.microsoft.com/office/word/2016/wordml/cid" xmlns:w16="http://schemas.microsoft.com/office/word/2018/wordml" xmlns:w16du="http://schemas.microsoft.com/office/word/2023/wordml/word16du" xmlns:w16sdtdh="http://schemas.microsoft.com/office/word/2020/wordml/sdtdatahash" xmlns:w16sdtfl="http://schemas.microsoft.com/office/word/2024/wordml/sdtformatlock" xmlns:w16se="http://schemas.microsoft.com/office/word/2015/wordml/symex" xmlns:wpg="http://schemas.microsoft.com/office/word/2010/wordprocessingGroup" xmlns:wpi="http://schemas.microsoft.com/office/word/2010/wordprocessingInk" xmlns:wne="http://schemas.microsoft.com/office/word/2006/wordml" xmlns:wps="http://schemas.microsoft.com/office/word/2010/wordprocessingShape" mc:Ignorable="w14 w15 w16se w16cid w16 w16cex w16sdtdh w16sdtfl w16du wp14">
-  <w16cid:commentId w16cid:paraId="3A8A7BC4" w16cid:durableId="7E782EB3"/>
-</w16cid:commentsIds>
-</file>
-
-<file path=word/people.xml><?xml version="1.0" encoding="utf-8"?>
-<w15:people xmlns:wpc="http://schemas.microsoft.com/office/word/2010/wordprocessingCanvas" xmlns:cx="http://schemas.microsoft.com/office/drawing/2014/chartex" xmlns:cx1="http://schemas.microsoft.com/office/drawing/2015/9/8/chartex" xmlns:cx2="http://schemas.microsoft.com/office/drawing/2015/10/21/chartex" xmlns:cx3="http://schemas.microsoft.com/office/drawing/2016/5/9/chartex" xmlns:cx4="http://schemas.microsoft.com/office/drawing/2016/5/10/chartex" xmlns:cx5="http://schemas.microsoft.com/office/drawing/2016/5/11/chartex" xmlns:cx6="http://schemas.microsoft.com/office/drawing/2016/5/12/chartex" xmlns:cx7="http://schemas.microsoft.com/office/drawing/2016/5/13/chartex" xmlns:cx8="http://schemas.microsoft.com/office/drawing/2016/5/14/chartex" xmlns:mc="http://schemas.openxmlformats.org/markup-compatibility/2006" xmlns:aink="http://schemas.microsoft.com/office/drawing/2016/ink" xmlns:am3d="http://schemas.microsoft.com/office/drawing/2017/model3d" xmlns:o="urn:schemas-microsoft-com:office:office" xmlns:oel="http://schemas.microsoft.com/office/2019/extlst" xmlns:r="http://schemas.openxmlformats.org/officeDocument/2006/relationships" xmlns:m="http://schemas.openxmlformats.org/officeDocument/2006/math" xmlns:v="urn:schemas-microsoft-com:vml" xmlns:wp14="http://schemas.microsoft.com/office/word/2010/wordprocessingDrawing" xmlns:wp="http://schemas.openxmlformats.org/drawingml/2006/wordprocessingDrawing" xmlns:w10="urn:schemas-microsoft-com:office:word" xmlns:w="http://schemas.openxmlformats.org/wordprocessingml/2006/main" xmlns:w14="http://schemas.microsoft.com/office/word/2010/wordml" xmlns:w15="http://schemas.microsoft.com/office/word/2012/wordml" xmlns:w16cex="http://schemas.microsoft.com/office/word/2018/wordml/cex" xmlns:w16cid="http://schemas.microsoft.com/office/word/2016/wordml/cid" xmlns:w16="http://schemas.microsoft.com/office/word/2018/wordml" xmlns:w16du="http://schemas.microsoft.com/office/word/2023/wordml/word16du" xmlns:w16sdtdh="http://schemas.microsoft.com/office/word/2020/wordml/sdtdatahash" xmlns:w16sdtfl="http://schemas.microsoft.com/office/word/2024/wordml/sdtformatlock" xmlns:w16se="http://schemas.microsoft.com/office/word/2015/wordml/symex" xmlns:wpg="http://schemas.microsoft.com/office/word/2010/wordprocessingGroup" xmlns:wpi="http://schemas.microsoft.com/office/word/2010/wordprocessingInk" xmlns:wne="http://schemas.microsoft.com/office/word/2006/wordml" xmlns:wps="http://schemas.microsoft.com/office/word/2010/wordprocessingShape" mc:Ignorable="w14 w15 w16se w16cid w16 w16cex w16sdtdh w16sdtfl w16du wp14">
-  <w15:person w15:author="Milo Alan Puhan">
-    <w15:presenceInfo w15:providerId="AD" w15:userId="S::miloalan.puhan@uzh.ch::f7c67eeb-100a-4a00-a77c-7e2ae2a8c130"/>
-  </w15:person>
-  <w15:person w15:author="fariba abbassi">
-    <w15:presenceInfo w15:providerId="Windows Live" w15:userId="343280d3660d6dc6"/>
-  </w15:person>
-</w15:people>
 </file>
 
 <file path=word/styles.xml><?xml version="1.0" encoding="utf-8"?>
@@ -6319,7 +4359,7 @@
     <w:lsdException w:name="Unresolved Mention" w:semiHidden="1" w:unhideWhenUsed="1"/>
     <w:lsdException w:name="Smart Link" w:semiHidden="1" w:unhideWhenUsed="1"/>
   </w:latentStyles>
-  <w:style w:type="paragraph" w:default="1" w:styleId="Standard">
+  <w:style w:type="paragraph" w:default="1" w:styleId="Normal">
     <w:name w:val="Normal"/>
     <w:qFormat/>
     <w:rsid w:val="007C5BAF"/>
@@ -6330,11 +4370,11 @@
       <w:rFonts w:eastAsiaTheme="minorHAnsi"/>
     </w:rPr>
   </w:style>
-  <w:style w:type="paragraph" w:styleId="berschrift1">
+  <w:style w:type="paragraph" w:styleId="Heading1">
     <w:name w:val="heading 1"/>
-    <w:basedOn w:val="Standard"/>
-    <w:next w:val="Textkrper"/>
-    <w:link w:val="berschrift1Zchn"/>
+    <w:basedOn w:val="Normal"/>
+    <w:next w:val="BodyText"/>
+    <w:link w:val="Heading1Char"/>
     <w:autoRedefine/>
     <w:uiPriority w:val="9"/>
     <w:qFormat/>
@@ -6354,11 +4394,11 @@
       <w:szCs w:val="40"/>
     </w:rPr>
   </w:style>
-  <w:style w:type="paragraph" w:styleId="berschrift2">
+  <w:style w:type="paragraph" w:styleId="Heading2">
     <w:name w:val="heading 2"/>
-    <w:basedOn w:val="Standard"/>
-    <w:next w:val="Textkrper"/>
-    <w:link w:val="berschrift2Zchn"/>
+    <w:basedOn w:val="Normal"/>
+    <w:next w:val="BodyText"/>
+    <w:link w:val="Heading2Char"/>
     <w:autoRedefine/>
     <w:uiPriority w:val="9"/>
     <w:unhideWhenUsed/>
@@ -6379,11 +4419,11 @@
       <w:szCs w:val="32"/>
     </w:rPr>
   </w:style>
-  <w:style w:type="paragraph" w:styleId="berschrift3">
+  <w:style w:type="paragraph" w:styleId="Heading3">
     <w:name w:val="heading 3"/>
-    <w:basedOn w:val="Standard"/>
-    <w:next w:val="Standard"/>
-    <w:link w:val="berschrift3Zchn"/>
+    <w:basedOn w:val="Normal"/>
+    <w:next w:val="Normal"/>
+    <w:link w:val="Heading3Char"/>
     <w:autoRedefine/>
     <w:uiPriority w:val="9"/>
     <w:unhideWhenUsed/>
@@ -6402,11 +4442,11 @@
       <w:szCs w:val="28"/>
     </w:rPr>
   </w:style>
-  <w:style w:type="paragraph" w:styleId="berschrift4">
+  <w:style w:type="paragraph" w:styleId="Heading4">
     <w:name w:val="heading 4"/>
-    <w:basedOn w:val="Standard"/>
-    <w:next w:val="Standard"/>
-    <w:link w:val="berschrift4Zchn"/>
+    <w:basedOn w:val="Normal"/>
+    <w:next w:val="Normal"/>
+    <w:link w:val="Heading4Char"/>
     <w:uiPriority w:val="9"/>
     <w:semiHidden/>
     <w:unhideWhenUsed/>
@@ -6428,11 +4468,11 @@
       <w14:ligatures w14:val="none"/>
     </w:rPr>
   </w:style>
-  <w:style w:type="paragraph" w:styleId="berschrift5">
+  <w:style w:type="paragraph" w:styleId="Heading5">
     <w:name w:val="heading 5"/>
-    <w:basedOn w:val="Standard"/>
-    <w:next w:val="Standard"/>
-    <w:link w:val="berschrift5Zchn"/>
+    <w:basedOn w:val="Normal"/>
+    <w:next w:val="Normal"/>
+    <w:link w:val="Heading5Char"/>
     <w:uiPriority w:val="9"/>
     <w:semiHidden/>
     <w:unhideWhenUsed/>
@@ -6452,11 +4492,11 @@
       <w14:ligatures w14:val="none"/>
     </w:rPr>
   </w:style>
-  <w:style w:type="paragraph" w:styleId="berschrift6">
+  <w:style w:type="paragraph" w:styleId="Heading6">
     <w:name w:val="heading 6"/>
-    <w:basedOn w:val="Standard"/>
-    <w:next w:val="Standard"/>
-    <w:link w:val="berschrift6Zchn"/>
+    <w:basedOn w:val="Normal"/>
+    <w:next w:val="Normal"/>
+    <w:link w:val="Heading6Char"/>
     <w:uiPriority w:val="9"/>
     <w:semiHidden/>
     <w:unhideWhenUsed/>
@@ -6478,11 +4518,11 @@
       <w14:ligatures w14:val="none"/>
     </w:rPr>
   </w:style>
-  <w:style w:type="paragraph" w:styleId="berschrift7">
+  <w:style w:type="paragraph" w:styleId="Heading7">
     <w:name w:val="heading 7"/>
-    <w:basedOn w:val="Standard"/>
-    <w:next w:val="Standard"/>
-    <w:link w:val="berschrift7Zchn"/>
+    <w:basedOn w:val="Normal"/>
+    <w:next w:val="Normal"/>
+    <w:link w:val="Heading7Char"/>
     <w:uiPriority w:val="9"/>
     <w:semiHidden/>
     <w:unhideWhenUsed/>
@@ -6502,11 +4542,11 @@
       <w14:ligatures w14:val="none"/>
     </w:rPr>
   </w:style>
-  <w:style w:type="paragraph" w:styleId="berschrift8">
+  <w:style w:type="paragraph" w:styleId="Heading8">
     <w:name w:val="heading 8"/>
-    <w:basedOn w:val="Standard"/>
-    <w:next w:val="Standard"/>
-    <w:link w:val="berschrift8Zchn"/>
+    <w:basedOn w:val="Normal"/>
+    <w:next w:val="Normal"/>
+    <w:link w:val="Heading8Char"/>
     <w:uiPriority w:val="9"/>
     <w:semiHidden/>
     <w:unhideWhenUsed/>
@@ -6528,11 +4568,11 @@
       <w14:ligatures w14:val="none"/>
     </w:rPr>
   </w:style>
-  <w:style w:type="paragraph" w:styleId="berschrift9">
+  <w:style w:type="paragraph" w:styleId="Heading9">
     <w:name w:val="heading 9"/>
-    <w:basedOn w:val="Standard"/>
-    <w:next w:val="Standard"/>
-    <w:link w:val="berschrift9Zchn"/>
+    <w:basedOn w:val="Normal"/>
+    <w:next w:val="Normal"/>
+    <w:link w:val="Heading9Char"/>
     <w:uiPriority w:val="9"/>
     <w:semiHidden/>
     <w:unhideWhenUsed/>
@@ -6552,13 +4592,13 @@
       <w14:ligatures w14:val="none"/>
     </w:rPr>
   </w:style>
-  <w:style w:type="character" w:default="1" w:styleId="Absatz-Standardschriftart">
+  <w:style w:type="character" w:default="1" w:styleId="DefaultParagraphFont">
     <w:name w:val="Default Paragraph Font"/>
     <w:uiPriority w:val="1"/>
     <w:semiHidden/>
     <w:unhideWhenUsed/>
   </w:style>
-  <w:style w:type="table" w:default="1" w:styleId="NormaleTabelle">
+  <w:style w:type="table" w:default="1" w:styleId="TableNormal">
     <w:name w:val="Normal Table"/>
     <w:uiPriority w:val="99"/>
     <w:semiHidden/>
@@ -6573,16 +4613,16 @@
       </w:tblCellMar>
     </w:tblPr>
   </w:style>
-  <w:style w:type="numbering" w:default="1" w:styleId="KeineListe">
+  <w:style w:type="numbering" w:default="1" w:styleId="NoList">
     <w:name w:val="No List"/>
     <w:uiPriority w:val="99"/>
     <w:semiHidden/>
     <w:unhideWhenUsed/>
   </w:style>
-  <w:style w:type="character" w:customStyle="1" w:styleId="berschrift1Zchn">
-    <w:name w:val="Überschrift 1 Zchn"/>
-    <w:basedOn w:val="Absatz-Standardschriftart"/>
-    <w:link w:val="berschrift1"/>
+  <w:style w:type="character" w:customStyle="1" w:styleId="Heading1Char">
+    <w:name w:val="Heading 1 Char"/>
+    <w:basedOn w:val="DefaultParagraphFont"/>
+    <w:link w:val="Heading1"/>
     <w:uiPriority w:val="9"/>
     <w:rsid w:val="00C470E2"/>
     <w:rPr>
@@ -6594,11 +4634,11 @@
       <w:szCs w:val="40"/>
     </w:rPr>
   </w:style>
-  <w:style w:type="paragraph" w:styleId="Titel">
+  <w:style w:type="paragraph" w:styleId="Title">
     <w:name w:val="Title"/>
-    <w:basedOn w:val="Standard"/>
-    <w:next w:val="Textkrper"/>
-    <w:link w:val="TitelZchn"/>
+    <w:basedOn w:val="Normal"/>
+    <w:next w:val="BodyText"/>
+    <w:link w:val="TitleChar"/>
     <w:autoRedefine/>
     <w:uiPriority w:val="10"/>
     <w:qFormat/>
@@ -6616,10 +4656,10 @@
       <w:szCs w:val="56"/>
     </w:rPr>
   </w:style>
-  <w:style w:type="character" w:customStyle="1" w:styleId="TitelZchn">
-    <w:name w:val="Titel Zchn"/>
-    <w:basedOn w:val="Absatz-Standardschriftart"/>
-    <w:link w:val="Titel"/>
+  <w:style w:type="character" w:customStyle="1" w:styleId="TitleChar">
+    <w:name w:val="Title Char"/>
+    <w:basedOn w:val="DefaultParagraphFont"/>
+    <w:link w:val="Title"/>
     <w:uiPriority w:val="10"/>
     <w:rsid w:val="00C470E2"/>
     <w:rPr>
@@ -6630,10 +4670,10 @@
       <w:szCs w:val="56"/>
     </w:rPr>
   </w:style>
-  <w:style w:type="character" w:customStyle="1" w:styleId="berschrift2Zchn">
-    <w:name w:val="Überschrift 2 Zchn"/>
-    <w:basedOn w:val="Absatz-Standardschriftart"/>
-    <w:link w:val="berschrift2"/>
+  <w:style w:type="character" w:customStyle="1" w:styleId="Heading2Char">
+    <w:name w:val="Heading 2 Char"/>
+    <w:basedOn w:val="DefaultParagraphFont"/>
+    <w:link w:val="Heading2"/>
     <w:uiPriority w:val="9"/>
     <w:rsid w:val="00C470E2"/>
     <w:rPr>
@@ -6645,10 +4685,10 @@
       <w:szCs w:val="32"/>
     </w:rPr>
   </w:style>
-  <w:style w:type="character" w:customStyle="1" w:styleId="berschrift3Zchn">
-    <w:name w:val="Überschrift 3 Zchn"/>
-    <w:basedOn w:val="Absatz-Standardschriftart"/>
-    <w:link w:val="berschrift3"/>
+  <w:style w:type="character" w:customStyle="1" w:styleId="Heading3Char">
+    <w:name w:val="Heading 3 Char"/>
+    <w:basedOn w:val="DefaultParagraphFont"/>
+    <w:link w:val="Heading3"/>
     <w:uiPriority w:val="9"/>
     <w:rsid w:val="00595AAA"/>
     <w:rPr>
@@ -6658,10 +4698,10 @@
       <w:szCs w:val="28"/>
     </w:rPr>
   </w:style>
-  <w:style w:type="paragraph" w:styleId="Textkrper">
+  <w:style w:type="paragraph" w:styleId="BodyText">
     <w:name w:val="Body Text"/>
-    <w:basedOn w:val="Standard"/>
-    <w:link w:val="TextkrperZchn"/>
+    <w:basedOn w:val="Normal"/>
+    <w:link w:val="BodyTextChar"/>
     <w:uiPriority w:val="99"/>
     <w:semiHidden/>
     <w:unhideWhenUsed/>
@@ -6676,10 +4716,10 @@
       <w14:ligatures w14:val="none"/>
     </w:rPr>
   </w:style>
-  <w:style w:type="character" w:customStyle="1" w:styleId="TextkrperZchn">
-    <w:name w:val="Textkörper Zchn"/>
-    <w:basedOn w:val="Absatz-Standardschriftart"/>
-    <w:link w:val="Textkrper"/>
+  <w:style w:type="character" w:customStyle="1" w:styleId="BodyTextChar">
+    <w:name w:val="Body Text Char"/>
+    <w:basedOn w:val="DefaultParagraphFont"/>
+    <w:link w:val="BodyText"/>
     <w:uiPriority w:val="99"/>
     <w:semiHidden/>
     <w:rsid w:val="00C470E2"/>
@@ -6690,10 +4730,10 @@
       <w14:ligatures w14:val="none"/>
     </w:rPr>
   </w:style>
-  <w:style w:type="character" w:customStyle="1" w:styleId="berschrift4Zchn">
-    <w:name w:val="Überschrift 4 Zchn"/>
-    <w:basedOn w:val="Absatz-Standardschriftart"/>
-    <w:link w:val="berschrift4"/>
+  <w:style w:type="character" w:customStyle="1" w:styleId="Heading4Char">
+    <w:name w:val="Heading 4 Char"/>
+    <w:basedOn w:val="DefaultParagraphFont"/>
+    <w:link w:val="Heading4"/>
     <w:uiPriority w:val="9"/>
     <w:semiHidden/>
     <w:rsid w:val="007C5BAF"/>
@@ -6707,10 +4747,10 @@
       <w14:ligatures w14:val="none"/>
     </w:rPr>
   </w:style>
-  <w:style w:type="character" w:customStyle="1" w:styleId="berschrift5Zchn">
-    <w:name w:val="Überschrift 5 Zchn"/>
-    <w:basedOn w:val="Absatz-Standardschriftart"/>
-    <w:link w:val="berschrift5"/>
+  <w:style w:type="character" w:customStyle="1" w:styleId="Heading5Char">
+    <w:name w:val="Heading 5 Char"/>
+    <w:basedOn w:val="DefaultParagraphFont"/>
+    <w:link w:val="Heading5"/>
     <w:uiPriority w:val="9"/>
     <w:semiHidden/>
     <w:rsid w:val="007C5BAF"/>
@@ -6722,10 +4762,10 @@
       <w14:ligatures w14:val="none"/>
     </w:rPr>
   </w:style>
-  <w:style w:type="character" w:customStyle="1" w:styleId="berschrift6Zchn">
-    <w:name w:val="Überschrift 6 Zchn"/>
-    <w:basedOn w:val="Absatz-Standardschriftart"/>
-    <w:link w:val="berschrift6"/>
+  <w:style w:type="character" w:customStyle="1" w:styleId="Heading6Char">
+    <w:name w:val="Heading 6 Char"/>
+    <w:basedOn w:val="DefaultParagraphFont"/>
+    <w:link w:val="Heading6"/>
     <w:uiPriority w:val="9"/>
     <w:semiHidden/>
     <w:rsid w:val="007C5BAF"/>
@@ -6739,10 +4779,10 @@
       <w14:ligatures w14:val="none"/>
     </w:rPr>
   </w:style>
-  <w:style w:type="character" w:customStyle="1" w:styleId="berschrift7Zchn">
-    <w:name w:val="Überschrift 7 Zchn"/>
-    <w:basedOn w:val="Absatz-Standardschriftart"/>
-    <w:link w:val="berschrift7"/>
+  <w:style w:type="character" w:customStyle="1" w:styleId="Heading7Char">
+    <w:name w:val="Heading 7 Char"/>
+    <w:basedOn w:val="DefaultParagraphFont"/>
+    <w:link w:val="Heading7"/>
     <w:uiPriority w:val="9"/>
     <w:semiHidden/>
     <w:rsid w:val="007C5BAF"/>
@@ -6754,10 +4794,10 @@
       <w14:ligatures w14:val="none"/>
     </w:rPr>
   </w:style>
-  <w:style w:type="character" w:customStyle="1" w:styleId="berschrift8Zchn">
-    <w:name w:val="Überschrift 8 Zchn"/>
-    <w:basedOn w:val="Absatz-Standardschriftart"/>
-    <w:link w:val="berschrift8"/>
+  <w:style w:type="character" w:customStyle="1" w:styleId="Heading8Char">
+    <w:name w:val="Heading 8 Char"/>
+    <w:basedOn w:val="DefaultParagraphFont"/>
+    <w:link w:val="Heading8"/>
     <w:uiPriority w:val="9"/>
     <w:semiHidden/>
     <w:rsid w:val="007C5BAF"/>
@@ -6771,10 +4811,10 @@
       <w14:ligatures w14:val="none"/>
     </w:rPr>
   </w:style>
-  <w:style w:type="character" w:customStyle="1" w:styleId="berschrift9Zchn">
-    <w:name w:val="Überschrift 9 Zchn"/>
-    <w:basedOn w:val="Absatz-Standardschriftart"/>
-    <w:link w:val="berschrift9"/>
+  <w:style w:type="character" w:customStyle="1" w:styleId="Heading9Char">
+    <w:name w:val="Heading 9 Char"/>
+    <w:basedOn w:val="DefaultParagraphFont"/>
+    <w:link w:val="Heading9"/>
     <w:uiPriority w:val="9"/>
     <w:semiHidden/>
     <w:rsid w:val="007C5BAF"/>
@@ -6786,11 +4826,11 @@
       <w14:ligatures w14:val="none"/>
     </w:rPr>
   </w:style>
-  <w:style w:type="paragraph" w:styleId="Untertitel">
+  <w:style w:type="paragraph" w:styleId="Subtitle">
     <w:name w:val="Subtitle"/>
-    <w:basedOn w:val="Standard"/>
-    <w:next w:val="Standard"/>
-    <w:link w:val="UntertitelZchn"/>
+    <w:basedOn w:val="Normal"/>
+    <w:next w:val="Normal"/>
+    <w:link w:val="SubtitleChar"/>
     <w:uiPriority w:val="11"/>
     <w:qFormat/>
     <w:rsid w:val="007C5BAF"/>
@@ -6810,10 +4850,10 @@
       <w14:ligatures w14:val="none"/>
     </w:rPr>
   </w:style>
-  <w:style w:type="character" w:customStyle="1" w:styleId="UntertitelZchn">
-    <w:name w:val="Untertitel Zchn"/>
-    <w:basedOn w:val="Absatz-Standardschriftart"/>
-    <w:link w:val="Untertitel"/>
+  <w:style w:type="character" w:customStyle="1" w:styleId="SubtitleChar">
+    <w:name w:val="Subtitle Char"/>
+    <w:basedOn w:val="DefaultParagraphFont"/>
+    <w:link w:val="Subtitle"/>
     <w:uiPriority w:val="11"/>
     <w:rsid w:val="007C5BAF"/>
     <w:rPr>
@@ -6826,11 +4866,11 @@
       <w14:ligatures w14:val="none"/>
     </w:rPr>
   </w:style>
-  <w:style w:type="paragraph" w:styleId="Zitat">
+  <w:style w:type="paragraph" w:styleId="Quote">
     <w:name w:val="Quote"/>
-    <w:basedOn w:val="Standard"/>
-    <w:next w:val="Standard"/>
-    <w:link w:val="ZitatZchn"/>
+    <w:basedOn w:val="Normal"/>
+    <w:next w:val="Normal"/>
+    <w:link w:val="QuoteChar"/>
     <w:uiPriority w:val="29"/>
     <w:qFormat/>
     <w:rsid w:val="007C5BAF"/>
@@ -6848,10 +4888,10 @@
       <w14:ligatures w14:val="none"/>
     </w:rPr>
   </w:style>
-  <w:style w:type="character" w:customStyle="1" w:styleId="ZitatZchn">
-    <w:name w:val="Zitat Zchn"/>
-    <w:basedOn w:val="Absatz-Standardschriftart"/>
-    <w:link w:val="Zitat"/>
+  <w:style w:type="character" w:customStyle="1" w:styleId="QuoteChar">
+    <w:name w:val="Quote Char"/>
+    <w:basedOn w:val="DefaultParagraphFont"/>
+    <w:link w:val="Quote"/>
     <w:uiPriority w:val="29"/>
     <w:rsid w:val="007C5BAF"/>
     <w:rPr>
@@ -6864,9 +4904,9 @@
       <w14:ligatures w14:val="none"/>
     </w:rPr>
   </w:style>
-  <w:style w:type="paragraph" w:styleId="Listenabsatz">
+  <w:style w:type="paragraph" w:styleId="ListParagraph">
     <w:name w:val="List Paragraph"/>
-    <w:basedOn w:val="Standard"/>
+    <w:basedOn w:val="Normal"/>
     <w:uiPriority w:val="34"/>
     <w:qFormat/>
     <w:rsid w:val="007C5BAF"/>
@@ -6882,9 +4922,9 @@
       <w14:ligatures w14:val="none"/>
     </w:rPr>
   </w:style>
-  <w:style w:type="character" w:styleId="IntensiveHervorhebung">
+  <w:style w:type="character" w:styleId="IntenseEmphasis">
     <w:name w:val="Intense Emphasis"/>
-    <w:basedOn w:val="Absatz-Standardschriftart"/>
+    <w:basedOn w:val="DefaultParagraphFont"/>
     <w:uiPriority w:val="21"/>
     <w:qFormat/>
     <w:rsid w:val="007C5BAF"/>
@@ -6894,11 +4934,11 @@
       <w:color w:val="0F4761" w:themeColor="accent1" w:themeShade="BF"/>
     </w:rPr>
   </w:style>
-  <w:style w:type="paragraph" w:styleId="IntensivesZitat">
+  <w:style w:type="paragraph" w:styleId="IntenseQuote">
     <w:name w:val="Intense Quote"/>
-    <w:basedOn w:val="Standard"/>
-    <w:next w:val="Standard"/>
-    <w:link w:val="IntensivesZitatZchn"/>
+    <w:basedOn w:val="Normal"/>
+    <w:next w:val="Normal"/>
+    <w:link w:val="IntenseQuoteChar"/>
     <w:uiPriority w:val="30"/>
     <w:qFormat/>
     <w:rsid w:val="007C5BAF"/>
@@ -6921,10 +4961,10 @@
       <w14:ligatures w14:val="none"/>
     </w:rPr>
   </w:style>
-  <w:style w:type="character" w:customStyle="1" w:styleId="IntensivesZitatZchn">
-    <w:name w:val="Intensives Zitat Zchn"/>
-    <w:basedOn w:val="Absatz-Standardschriftart"/>
-    <w:link w:val="IntensivesZitat"/>
+  <w:style w:type="character" w:customStyle="1" w:styleId="IntenseQuoteChar">
+    <w:name w:val="Intense Quote Char"/>
+    <w:basedOn w:val="DefaultParagraphFont"/>
+    <w:link w:val="IntenseQuote"/>
     <w:uiPriority w:val="30"/>
     <w:rsid w:val="007C5BAF"/>
     <w:rPr>
@@ -6937,9 +4977,9 @@
       <w14:ligatures w14:val="none"/>
     </w:rPr>
   </w:style>
-  <w:style w:type="character" w:styleId="IntensiverVerweis">
+  <w:style w:type="character" w:styleId="IntenseReference">
     <w:name w:val="Intense Reference"/>
-    <w:basedOn w:val="Absatz-Standardschriftart"/>
+    <w:basedOn w:val="DefaultParagraphFont"/>
     <w:uiPriority w:val="32"/>
     <w:qFormat/>
     <w:rsid w:val="007C5BAF"/>
@@ -6951,9 +4991,9 @@
       <w:spacing w:val="5"/>
     </w:rPr>
   </w:style>
-  <w:style w:type="character" w:styleId="Kommentarzeichen">
+  <w:style w:type="character" w:styleId="CommentReference">
     <w:name w:val="annotation reference"/>
-    <w:basedOn w:val="Absatz-Standardschriftart"/>
+    <w:basedOn w:val="DefaultParagraphFont"/>
     <w:uiPriority w:val="99"/>
     <w:semiHidden/>
     <w:unhideWhenUsed/>
@@ -6963,10 +5003,10 @@
       <w:szCs w:val="16"/>
     </w:rPr>
   </w:style>
-  <w:style w:type="paragraph" w:styleId="Kommentartext">
+  <w:style w:type="paragraph" w:styleId="CommentText">
     <w:name w:val="annotation text"/>
-    <w:basedOn w:val="Standard"/>
-    <w:link w:val="KommentartextZchn"/>
+    <w:basedOn w:val="Normal"/>
+    <w:link w:val="CommentTextChar"/>
     <w:uiPriority w:val="99"/>
     <w:unhideWhenUsed/>
     <w:rPr>
@@ -6974,10 +5014,10 @@
       <w:szCs w:val="20"/>
     </w:rPr>
   </w:style>
-  <w:style w:type="character" w:customStyle="1" w:styleId="KommentartextZchn">
-    <w:name w:val="Kommentartext Zchn"/>
-    <w:basedOn w:val="Absatz-Standardschriftart"/>
-    <w:link w:val="Kommentartext"/>
+  <w:style w:type="character" w:customStyle="1" w:styleId="CommentTextChar">
+    <w:name w:val="Comment Text Char"/>
+    <w:basedOn w:val="DefaultParagraphFont"/>
+    <w:link w:val="CommentText"/>
     <w:uiPriority w:val="99"/>
     <w:rPr>
       <w:rFonts w:eastAsiaTheme="minorHAnsi"/>
@@ -6985,7 +5025,7 @@
       <w:szCs w:val="20"/>
     </w:rPr>
   </w:style>
-  <w:style w:type="paragraph" w:styleId="berarbeitung">
+  <w:style w:type="paragraph" w:styleId="Revision">
     <w:name w:val="Revision"/>
     <w:hidden/>
     <w:uiPriority w:val="99"/>
@@ -6998,11 +5038,11 @@
       <w:rFonts w:eastAsiaTheme="minorHAnsi"/>
     </w:rPr>
   </w:style>
-  <w:style w:type="paragraph" w:styleId="Kommentarthema">
+  <w:style w:type="paragraph" w:styleId="CommentSubject">
     <w:name w:val="annotation subject"/>
-    <w:basedOn w:val="Kommentartext"/>
-    <w:next w:val="Kommentartext"/>
-    <w:link w:val="KommentarthemaZchn"/>
+    <w:basedOn w:val="CommentText"/>
+    <w:next w:val="CommentText"/>
+    <w:link w:val="CommentSubjectChar"/>
     <w:uiPriority w:val="99"/>
     <w:semiHidden/>
     <w:unhideWhenUsed/>
@@ -7012,10 +5052,10 @@
       <w:bCs/>
     </w:rPr>
   </w:style>
-  <w:style w:type="character" w:customStyle="1" w:styleId="KommentarthemaZchn">
-    <w:name w:val="Kommentarthema Zchn"/>
-    <w:basedOn w:val="KommentartextZchn"/>
-    <w:link w:val="Kommentarthema"/>
+  <w:style w:type="character" w:customStyle="1" w:styleId="CommentSubjectChar">
+    <w:name w:val="Comment Subject Char"/>
+    <w:basedOn w:val="CommentTextChar"/>
+    <w:link w:val="CommentSubject"/>
     <w:uiPriority w:val="99"/>
     <w:semiHidden/>
     <w:rsid w:val="002B25A5"/>
@@ -7029,7 +5069,7 @@
   </w:style>
   <w:style w:type="paragraph" w:customStyle="1" w:styleId="TableCaption">
     <w:name w:val="Table Caption"/>
-    <w:basedOn w:val="Standard"/>
+    <w:basedOn w:val="Normal"/>
     <w:qFormat/>
     <w:rsid w:val="00B1446F"/>
     <w:pPr>
